--- a/ibm6450/files/IBM6450_IBM2990_AI_in_Marketing_Syllabus_2026_Fall.docx
+++ b/ibm6450/files/IBM6450_IBM2990_AI_in_Marketing_Syllabus_2026_Fall.docx
@@ -1099,7 +1099,7 @@
               <w:rPr>
                 <w:sz w:val="19"/>
               </w:rPr>
-              <w:t xml:space="preserve">You are trained like a research annotator, one construct at a time: read the codebook, code a training set, get individual feedback from the construct's author, code two ~60-item batches, reconcile splits in class. Solving Work (weeks 1–3) → Relational Work (weeks 4–5) → Recommendation (weeks 6–7). </w:t>
+              <w:t xml:space="preserve">You are trained like a research annotator, one construct at a time: read the codebook, code a training set, get individual feedback from the construct's author, code two batches (the full 380-turn airline corpus for Solving and Relational Work; 120 review statements for Recommendation), reconcile splits in class. Solving Work (weeks 1–3) → Relational Work (weeks 4–5) → Recommendation (weeks 6–7). </w:t>
             </w:r>
             <w:r>
               <w:rPr>

--- a/ibm6450/files/IBM6450_IBM2990_AI_in_Marketing_Syllabus_2026_Fall.docx
+++ b/ibm6450/files/IBM6450_IBM2990_AI_in_Marketing_Syllabus_2026_Fall.docx
@@ -184,8 +184,12 @@
     </w:p>
     <w:p>
       <w:pPr>
-        <w:pStyle w:val="ListNumber"/>
+        <w:ind w:left="432" w:hanging="432"/>
       </w:pPr>
+      <w:r>
+        <w:t>1.</w:t>
+        <w:tab/>
+      </w:r>
       <w:r>
         <w:rPr>
           <w:b/>
@@ -198,8 +202,12 @@
     </w:p>
     <w:p>
       <w:pPr>
-        <w:pStyle w:val="ListNumber"/>
+        <w:ind w:left="432" w:hanging="432"/>
       </w:pPr>
+      <w:r>
+        <w:t>2.</w:t>
+        <w:tab/>
+      </w:r>
       <w:r>
         <w:rPr>
           <w:b/>
@@ -212,8 +220,12 @@
     </w:p>
     <w:p>
       <w:pPr>
-        <w:pStyle w:val="ListNumber"/>
+        <w:ind w:left="432" w:hanging="432"/>
       </w:pPr>
+      <w:r>
+        <w:t>3.</w:t>
+        <w:tab/>
+      </w:r>
       <w:r>
         <w:rPr>
           <w:b/>
@@ -227,6 +239,92 @@
     <w:p>
       <w:r>
         <w:t>Upon successfully completing this course, the student should be able to direct AI tools with professional-grade prompting, validate AI outputs against human judgment, analyze marketing data with AI assistance, and demonstrate these skills in a working application and a written research package.</w:t>
+      </w:r>
+    </w:p>
+    <w:p>
+      <w:r>
+        <w:rPr>
+          <w:b/>
+        </w:rPr>
+        <w:t>Course learning outcomes of record (from the course outline, IBM 2990 / IBM 6450).</w:t>
+      </w:r>
+      <w:r>
+        <w:t xml:space="preserve"> Upon completing the course, students should be able to:</w:t>
+      </w:r>
+    </w:p>
+    <w:p>
+      <w:pPr>
+        <w:pStyle w:val="ListBullet"/>
+      </w:pPr>
+      <w:r>
+        <w:rPr>
+          <w:b/>
+        </w:rPr>
+        <w:t>CLO 1</w:t>
+      </w:r>
+      <w:r>
+        <w:t xml:space="preserve"> — Explain how AI works and what it means for marketing.</w:t>
+      </w:r>
+    </w:p>
+    <w:p>
+      <w:pPr>
+        <w:pStyle w:val="ListBullet"/>
+      </w:pPr>
+      <w:r>
+        <w:rPr>
+          <w:b/>
+        </w:rPr>
+        <w:t>CLO 2</w:t>
+      </w:r>
+      <w:r>
+        <w:t xml:space="preserve"> — Apply AI to marketing decisions with honest disclosure.</w:t>
+      </w:r>
+    </w:p>
+    <w:p>
+      <w:pPr>
+        <w:pStyle w:val="ListBullet"/>
+      </w:pPr>
+      <w:r>
+        <w:rPr>
+          <w:b/>
+        </w:rPr>
+        <w:t>CLO 3</w:t>
+      </w:r>
+      <w:r>
+        <w:t xml:space="preserve"> — Build a human benchmark and evaluate an AI system against it.</w:t>
+      </w:r>
+    </w:p>
+    <w:p>
+      <w:pPr>
+        <w:pStyle w:val="ListBullet"/>
+      </w:pPr>
+      <w:r>
+        <w:rPr>
+          <w:b/>
+        </w:rPr>
+        <w:t>CLO 4</w:t>
+      </w:r>
+      <w:r>
+        <w:t xml:space="preserve"> — Operate an AI workflow with agentic coding tools and version control.</w:t>
+      </w:r>
+    </w:p>
+    <w:p>
+      <w:pPr>
+        <w:pStyle w:val="ListBullet"/>
+      </w:pPr>
+      <w:r>
+        <w:rPr>
+          <w:b/>
+        </w:rPr>
+        <w:t>CLO 5</w:t>
+      </w:r>
+      <w:r>
+        <w:t xml:space="preserve"> — Assess ethical, privacy, and governance implications of AI in marketing.</w:t>
+      </w:r>
+    </w:p>
+    <w:p>
+      <w:r>
+        <w:t>Each week in the schedule below is labeled with the theme it carries in the course outline (learn → strategize → research → build → replicate → write → ship).</w:t>
       </w:r>
     </w:p>
     <w:p>
@@ -258,8 +356,12 @@
     </w:p>
     <w:p>
       <w:pPr>
-        <w:pStyle w:val="ListNumber"/>
+        <w:ind w:left="432" w:hanging="432"/>
       </w:pPr>
+      <w:r>
+        <w:t>1.</w:t>
+        <w:tab/>
+      </w:r>
       <w:r>
         <w:rPr>
           <w:b/>
@@ -272,8 +374,12 @@
     </w:p>
     <w:p>
       <w:pPr>
-        <w:pStyle w:val="ListNumber"/>
+        <w:ind w:left="432" w:hanging="432"/>
       </w:pPr>
+      <w:r>
+        <w:t>2.</w:t>
+        <w:tab/>
+      </w:r>
       <w:r>
         <w:rPr>
           <w:b/>
@@ -295,8 +401,12 @@
     </w:p>
     <w:p>
       <w:pPr>
-        <w:pStyle w:val="ListNumber"/>
+        <w:ind w:left="432" w:hanging="432"/>
       </w:pPr>
+      <w:r>
+        <w:t>3.</w:t>
+        <w:tab/>
+      </w:r>
       <w:r>
         <w:rPr>
           <w:b/>
@@ -392,7 +502,7 @@
         <w:rPr>
           <w:b/>
         </w:rPr>
-        <w:t>mini project (weeks 2–6)</w:t>
+        <w:t>mini project (weeks 2–7)</w:t>
       </w:r>
       <w:r>
         <w:t xml:space="preserve"> replicates a </w:t>
@@ -454,8 +564,12 @@
     </w:p>
     <w:p>
       <w:pPr>
-        <w:pStyle w:val="ListNumber"/>
+        <w:ind w:left="432" w:hanging="432"/>
       </w:pPr>
+      <w:r>
+        <w:t>1.</w:t>
+        <w:tab/>
+      </w:r>
       <w:r>
         <w:rPr>
           <w:b/>
@@ -468,8 +582,12 @@
     </w:p>
     <w:p>
       <w:pPr>
-        <w:pStyle w:val="ListNumber"/>
+        <w:ind w:left="432" w:hanging="432"/>
       </w:pPr>
+      <w:r>
+        <w:t>2.</w:t>
+        <w:tab/>
+      </w:r>
       <w:r>
         <w:rPr>
           <w:b/>
@@ -482,8 +600,12 @@
     </w:p>
     <w:p>
       <w:pPr>
-        <w:pStyle w:val="ListNumber"/>
+        <w:ind w:left="432" w:hanging="432"/>
       </w:pPr>
+      <w:r>
+        <w:t>3.</w:t>
+        <w:tab/>
+      </w:r>
       <w:r>
         <w:rPr>
           <w:b/>
@@ -533,7 +655,7 @@
         <w:t>Quick Start Guide to LLMs</w:t>
       </w:r>
       <w:r>
-        <w:t>. Cases: ODI "Gripping the Future" (main case, Weeks 6 and 13), Amazon Kindle Fire (three-box voice-mode homework, Week 4). Chunlei and Google Glasses are held in the backup/exam pool.</w:t>
+        <w:t>. Cases: ODI "Gripping the Future" (main case, Weeks 6 and 13), Amazon Kindle Fire (three-box voice-mode homework, out Week 4, due Sun Sep 20). Chunlei and Google Glasses are held in the backup/exam pool.</w:t>
       </w:r>
     </w:p>
     <w:p>
@@ -648,7 +770,7 @@
               <w:rPr>
                 <w:sz w:val="19"/>
               </w:rPr>
-              <w:t>Mini Term Project (weeks 2–6)</w:t>
+              <w:t>Mini Term Project (weeks 2–7)</w:t>
             </w:r>
           </w:p>
         </w:tc>
@@ -685,7 +807,7 @@
               <w:rPr>
                 <w:sz w:val="19"/>
               </w:rPr>
-              <w:t xml:space="preserve">Li et al. (2024) perceptual-map replication. Rubric: </w:t>
+              <w:t xml:space="preserve">Li et al. (2024) perceptual-map replication; presentations Fri Oct 2. Rubric: </w:t>
             </w:r>
             <w:r>
               <w:rPr>
@@ -813,7 +935,7 @@
               <w:rPr>
                 <w:sz w:val="19"/>
               </w:rPr>
-              <w:t>Includes the Amazon Kindle Fire three-box case (the delta method, out Sep 11, due Sep 25), the literature-review table + source-audit lab (out Sep 18, due Sep 25), and hands-on exercises</w:t>
+              <w:t>Includes the Amazon Kindle Fire three-box case (the delta method, out Sep 11, due Sun Sep 20), the AI-assisted systematic review + LLM-powered evidence-extraction lab (out Sep 18, due Sun Sep 27), and hands-on exercises</w:t>
             </w:r>
           </w:p>
         </w:tc>
@@ -1140,7 +1262,7 @@
                 <w:b/>
                 <w:sz w:val="19"/>
               </w:rPr>
-              <w:t>Mini Term Project — weeks 2–6 (15%, team)</w:t>
+              <w:t>Mini Term Project — weeks 2–7 (15%, team)</w:t>
             </w:r>
           </w:p>
         </w:tc>
@@ -1171,7 +1293,7 @@
               <w:rPr>
                 <w:sz w:val="19"/>
               </w:rPr>
-              <w:t xml:space="preserve"> paper at workshop scale: Li et al. (2024), using LLMs as synthetic respondents for a perceptual map. Team 1 asks the AI panel, Team 2 builds the interactive map, Team 3 checks it against a blind class survey. Six-prompt ladder, two evidence-backed cautions, one client recommendation; 10 + 3 presentations Friday, Sep 25. Package: </w:t>
+              <w:t xml:space="preserve"> paper at workshop scale: Li et al. (2024), using LLMs as synthetic respondents for a perceptual map. Every team runs all three stages (ask the AI panel, build the interactive map, check it against a blind class survey) on the coffee card as a team lab (Sep 12–18, on your own time), then repeats the method as its own study on a category it chooses with real respondents it recruits. Six-question ladder, two evidence-backed cautions, one client recommendation; 10 + 3 presentations Friday, Oct 2. Package: </w:t>
             </w:r>
             <w:r>
               <w:rPr>
@@ -1418,9 +1540,29 @@
             </w:r>
             <w:r>
               <w:rPr>
+                <w:b/>
                 <w:sz w:val="19"/>
               </w:rPr>
-              <w:t>AI Theory Foundation I: AI for marketing overview · term-project launch</w:t>
+              <w:t>How AI works, for marketers</w:t>
+            </w:r>
+            <w:r>
+              <w:rPr>
+                <w:sz w:val="19"/>
+              </w:rPr>
+              <w:t xml:space="preserve"> </w:t>
+            </w:r>
+            <w:r>
+              <w:rPr>
+                <w:i/>
+                <w:sz w:val="19"/>
+              </w:rPr>
+              <w:t>(learn)</w:t>
+            </w:r>
+            <w:r>
+              <w:rPr>
+                <w:sz w:val="19"/>
+              </w:rPr>
+              <w:t xml:space="preserve"> — AI for marketing overview · term-project launch</w:t>
             </w:r>
           </w:p>
         </w:tc>
@@ -1492,9 +1634,29 @@
             </w:r>
             <w:r>
               <w:rPr>
+                <w:b/>
                 <w:sz w:val="19"/>
               </w:rPr>
-              <w:t>AI Theory Foundation II: Generative AI overview</w:t>
+              <w:t>How AI works, for marketers</w:t>
+            </w:r>
+            <w:r>
+              <w:rPr>
+                <w:sz w:val="19"/>
+              </w:rPr>
+              <w:t xml:space="preserve"> </w:t>
+            </w:r>
+            <w:r>
+              <w:rPr>
+                <w:i/>
+                <w:sz w:val="19"/>
+              </w:rPr>
+              <w:t>(learn)</w:t>
+            </w:r>
+            <w:r>
+              <w:rPr>
+                <w:sz w:val="19"/>
+              </w:rPr>
+              <w:t xml:space="preserve"> — Generative AI overview</w:t>
             </w:r>
           </w:p>
         </w:tc>
@@ -1582,13 +1744,26 @@
                 <w:b/>
                 <w:sz w:val="19"/>
               </w:rPr>
-              <w:t>AI for learning an academic paper</w:t>
+              <w:t>Examining a research paper with AI</w:t>
             </w:r>
             <w:r>
               <w:rPr>
                 <w:sz w:val="19"/>
               </w:rPr>
-              <w:t xml:space="preserve"> — Li et al. (2024), synthetic respondents &amp; perceptual maps, six-prompt ladder live, voice-mode demo </w:t>
+              <w:t xml:space="preserve"> </w:t>
+            </w:r>
+            <w:r>
+              <w:rPr>
+                <w:i/>
+                <w:sz w:val="19"/>
+              </w:rPr>
+              <w:t>(learn)</w:t>
+            </w:r>
+            <w:r>
+              <w:rPr>
+                <w:sz w:val="19"/>
+              </w:rPr>
+              <w:t xml:space="preserve"> — Li et al. (2024), synthetic respondents &amp; perceptual maps, six-question ladder live, voice-mode demo </w:t>
             </w:r>
             <w:r>
               <w:rPr>
@@ -1613,7 +1788,7 @@
               <w:rPr>
                 <w:sz w:val="19"/>
               </w:rPr>
-              <w:t>M0: SW batch 2 (due Wed Sep 9) + batch-1 reconciliation · Mini Block 1 (beliefs photo, Commitment Card)</w:t>
+              <w:t>M0: SW batch 2 (due Wed Sep 9) + batch-1 reconciliation · Mini Block 1 (beliefs photo, Question-3 screenshot; blind survey first 8 min)</w:t>
             </w:r>
           </w:p>
         </w:tc>
@@ -1670,13 +1845,26 @@
                 <w:b/>
                 <w:sz w:val="19"/>
               </w:rPr>
-              <w:t>Marketing strategy with AI + the delta method</w:t>
+              <w:t>Application of AI to marketing + the disclosure standard</w:t>
             </w:r>
             <w:r>
               <w:rPr>
                 <w:sz w:val="19"/>
               </w:rPr>
-              <w:t xml:space="preserve"> — STP/personas essentials; Kindle Fire three-box worked live</w:t>
+              <w:t xml:space="preserve"> </w:t>
+            </w:r>
+            <w:r>
+              <w:rPr>
+                <w:i/>
+                <w:sz w:val="19"/>
+              </w:rPr>
+              <w:t>(strategize)</w:t>
+            </w:r>
+            <w:r>
+              <w:rPr>
+                <w:sz w:val="19"/>
+              </w:rPr>
+              <w:t xml:space="preserve"> — Relational Work annotator training (30 min) · positioning and white space: from the Li et al. map to the Kindle Fire case · the three-box delta method · Kindle Fire introduced live in voice mode (study-partner prompt)</w:t>
             </w:r>
           </w:p>
         </w:tc>
@@ -1714,13 +1902,13 @@
                 <w:b/>
                 <w:sz w:val="19"/>
               </w:rPr>
-              <w:t>Kindle Fire three-box HW out</w:t>
+              <w:t>Kindle Fire three-box HW out, due Sun Sep 20</w:t>
             </w:r>
             <w:r>
               <w:rPr>
                 <w:sz w:val="19"/>
               </w:rPr>
-              <w:t xml:space="preserve"> · Mini Block 2 (Ask-it / Map-it builds)</w:t>
+              <w:t xml:space="preserve"> · Mini: coffee lab moves to team time (Sep 12–18; D4 evidence by Fri Sep 18); D3 Commitment Card read in class; own-study Form live by Sun Sep 13; class-survey Sheet released</w:t>
             </w:r>
           </w:p>
         </w:tc>
@@ -1777,13 +1965,33 @@
                 <w:b/>
                 <w:sz w:val="19"/>
               </w:rPr>
-              <w:t>AI-powered literature review + secondary research</w:t>
+              <w:t>AI-assisted literature and secondary research</w:t>
             </w:r>
             <w:r>
               <w:rPr>
                 <w:sz w:val="19"/>
               </w:rPr>
-              <w:t xml:space="preserve"> — Zotero, deep research, lit-review tables; industry research + source audit</w:t>
+              <w:t xml:space="preserve"> </w:t>
+            </w:r>
+            <w:r>
+              <w:rPr>
+                <w:i/>
+                <w:sz w:val="19"/>
+              </w:rPr>
+              <w:t>(research)</w:t>
+            </w:r>
+            <w:r>
+              <w:rPr>
+                <w:sz w:val="19"/>
+              </w:rPr>
+              <w:t xml:space="preserve"> — AI-assisted systematic review of the synthetic-respondent literature (Zotero, scoped deep research, search log) · LLM-powered evidence extraction and its human check (Eisend et al. 2024 as the exemplar) · privacy in AI-enabled research · 10-min preview: a custom GPT as a perceptual-map tutor </w:t>
+            </w:r>
+            <w:r>
+              <w:rPr>
+                <w:i/>
+                <w:sz w:val="19"/>
+              </w:rPr>
+              <w:t>(pre-class: prompt-engineering patterns)</w:t>
             </w:r>
           </w:p>
         </w:tc>
@@ -1801,14 +2009,14 @@
               <w:rPr>
                 <w:sz w:val="19"/>
               </w:rPr>
-              <w:t xml:space="preserve">M0: RW batch 2 (Wed Sep 23) + reconciliation · Mini Block 3: real data (Team 1 handoff, survey responses to Team 3) · </w:t>
+              <w:t xml:space="preserve">M0: RW batch 2 (Wed Sep 23) + reconciliation · Mini: 15-min D4 lab check-in; own AI panel + map in class · </w:t>
             </w:r>
             <w:r>
               <w:rPr>
                 <w:b/>
                 <w:sz w:val="19"/>
               </w:rPr>
-              <w:t>Lab out: lit-review table + source audit</w:t>
+              <w:t>Lab 5 out (due Sun Sep 27)</w:t>
             </w:r>
           </w:p>
         </w:tc>
@@ -1862,9 +2070,29 @@
             </w:r>
             <w:r>
               <w:rPr>
+                <w:b/>
                 <w:sz w:val="19"/>
               </w:rPr>
-              <w:t xml:space="preserve">Custom AI assistants — </w:t>
+              <w:t>Prompt patterns and custom AI assistants</w:t>
+            </w:r>
+            <w:r>
+              <w:rPr>
+                <w:sz w:val="19"/>
+              </w:rPr>
+              <w:t xml:space="preserve"> </w:t>
+            </w:r>
+            <w:r>
+              <w:rPr>
+                <w:i/>
+                <w:sz w:val="19"/>
+              </w:rPr>
+              <w:t>(build)</w:t>
+            </w:r>
+            <w:r>
+              <w:rPr>
+                <w:sz w:val="19"/>
+              </w:rPr>
+              <w:t xml:space="preserve"> — system prompts, knowledge, actions; the </w:t>
             </w:r>
             <w:r>
               <w:rPr>
@@ -1877,14 +2105,7 @@
               <w:rPr>
                 <w:sz w:val="19"/>
               </w:rPr>
-              <w:t xml:space="preserve"> </w:t>
-            </w:r>
-            <w:r>
-              <w:rPr>
-                <w:i/>
-                <w:sz w:val="19"/>
-              </w:rPr>
-              <w:t>(pre-class: prompt-engineering patterns)</w:t>
+              <w:t>; build night: your own perceptual-map tutor (optional mini extension) · Kindle Fire debrief clinic (15 min)</w:t>
             </w:r>
           </w:p>
         </w:tc>
@@ -1915,20 +2136,7 @@
               <w:rPr>
                 <w:sz w:val="19"/>
               </w:rPr>
-              <w:t xml:space="preserve"> codebook + training (Mon Sep 28), batch 1 (Wed Sep 30) · </w:t>
-            </w:r>
-            <w:r>
-              <w:rPr>
-                <w:b/>
-                <w:sz w:val="19"/>
-              </w:rPr>
-              <w:t>Mini-project presentations (10 + 3)</w:t>
-            </w:r>
-            <w:r>
-              <w:rPr>
-                <w:sz w:val="19"/>
-              </w:rPr>
-              <w:t xml:space="preserve"> · Kindle Fire HW + lab due</w:t>
+              <w:t xml:space="preserve"> codebook + training (Mon Sep 28), batch 1 (Wed Sep 30) · Mini: own-study clinic; Form closes Wed Sep 30 (D5) · Lab 5 due Sun Sep 27</w:t>
             </w:r>
           </w:p>
         </w:tc>
@@ -1985,13 +2193,46 @@
                 <w:b/>
                 <w:sz w:val="19"/>
               </w:rPr>
+              <w:t>Mini-project presentations</w:t>
+            </w:r>
+            <w:r>
+              <w:rPr>
+                <w:sz w:val="19"/>
+              </w:rPr>
+              <w:t xml:space="preserve"> (10 + 3, order drawn) · </w:t>
+            </w:r>
+            <w:r>
+              <w:rPr>
+                <w:b/>
+                <w:sz w:val="19"/>
+              </w:rPr>
               <w:t>Agentic coding foundations</w:t>
             </w:r>
             <w:r>
               <w:rPr>
                 <w:sz w:val="19"/>
               </w:rPr>
-              <w:t xml:space="preserve"> — Codex, Claude Code, GitHub, cloning the course repo, smoke test</w:t>
+              <w:t xml:space="preserve"> </w:t>
+            </w:r>
+            <w:r>
+              <w:rPr>
+                <w:i/>
+                <w:sz w:val="19"/>
+              </w:rPr>
+              <w:t>(replicate)</w:t>
+            </w:r>
+            <w:r>
+              <w:rPr>
+                <w:sz w:val="19"/>
+              </w:rPr>
+              <w:t xml:space="preserve">, compressed — clone the course repo, smoke test </w:t>
+            </w:r>
+            <w:r>
+              <w:rPr>
+                <w:i/>
+                <w:sz w:val="19"/>
+              </w:rPr>
+              <w:t>(pre-class: Codex, Claude Code, GitHub recording)</w:t>
             </w:r>
           </w:p>
         </w:tc>
@@ -2007,9 +2248,16 @@
             </w:r>
             <w:r>
               <w:rPr>
+                <w:b/>
                 <w:sz w:val="19"/>
               </w:rPr>
-              <w:t xml:space="preserve">M0: Rec batch 2 (Wed Oct 7) · RW/Rec reconciliation · </w:t>
+              <w:t>Mini presentations — deck + evidence folder by 7:00 PM</w:t>
+            </w:r>
+            <w:r>
+              <w:rPr>
+                <w:sz w:val="19"/>
+              </w:rPr>
+              <w:t xml:space="preserve"> · M0: Rec batch 2 (Wed Oct 7) · RW/Rec reconciliation · </w:t>
             </w:r>
             <w:r>
               <w:rPr>
@@ -2073,13 +2321,26 @@
                 <w:b/>
                 <w:sz w:val="19"/>
               </w:rPr>
-              <w:t>The STAMP method</w:t>
+              <w:t>The human-benchmark method</w:t>
             </w:r>
             <w:r>
               <w:rPr>
                 <w:sz w:val="19"/>
               </w:rPr>
-              <w:t xml:space="preserve"> (after the GT lock + reliability reveal)</w:t>
+              <w:t xml:space="preserve"> </w:t>
+            </w:r>
+            <w:r>
+              <w:rPr>
+                <w:i/>
+                <w:sz w:val="19"/>
+              </w:rPr>
+              <w:t>(replicate)</w:t>
+            </w:r>
+            <w:r>
+              <w:rPr>
+                <w:sz w:val="19"/>
+              </w:rPr>
+              <w:t xml:space="preserve"> — the STAMP method (after the GT lock + reliability reveal)</w:t>
             </w:r>
           </w:p>
         </w:tc>
@@ -2158,9 +2419,29 @@
             </w:r>
             <w:r>
               <w:rPr>
+                <w:b/>
                 <w:sz w:val="19"/>
               </w:rPr>
-              <w:t xml:space="preserve">LLM/NLP essentials + the social-media sales case (engagement ≠ conversion) </w:t>
+              <w:t>Validating an AI classifier</w:t>
+            </w:r>
+            <w:r>
+              <w:rPr>
+                <w:sz w:val="19"/>
+              </w:rPr>
+              <w:t xml:space="preserve"> </w:t>
+            </w:r>
+            <w:r>
+              <w:rPr>
+                <w:i/>
+                <w:sz w:val="19"/>
+              </w:rPr>
+              <w:t>(replicate)</w:t>
+            </w:r>
+            <w:r>
+              <w:rPr>
+                <w:sz w:val="19"/>
+              </w:rPr>
+              <w:t xml:space="preserve"> — LLM/NLP essentials + the social-media sales case (engagement ≠ conversion) </w:t>
             </w:r>
             <w:r>
               <w:rPr>
@@ -2246,9 +2527,29 @@
             </w:r>
             <w:r>
               <w:rPr>
+                <w:b/>
                 <w:sz w:val="19"/>
               </w:rPr>
-              <w:t>Marketing Analytics I — data viz, SQL/Python via AI code interpreter</w:t>
+              <w:t>Data wrangling and visualization with AI</w:t>
+            </w:r>
+            <w:r>
+              <w:rPr>
+                <w:sz w:val="19"/>
+              </w:rPr>
+              <w:t xml:space="preserve"> </w:t>
+            </w:r>
+            <w:r>
+              <w:rPr>
+                <w:i/>
+                <w:sz w:val="19"/>
+              </w:rPr>
+              <w:t>(replicate)</w:t>
+            </w:r>
+            <w:r>
+              <w:rPr>
+                <w:sz w:val="19"/>
+              </w:rPr>
+              <w:t xml:space="preserve"> — Marketing Analytics I: data viz, SQL/Python via AI code interpreter</w:t>
             </w:r>
           </w:p>
         </w:tc>
@@ -2320,9 +2621,29 @@
             </w:r>
             <w:r>
               <w:rPr>
+                <w:b/>
                 <w:sz w:val="19"/>
               </w:rPr>
-              <w:t>Analytics II — experiments + STAMP hypothesis design + live-chat case</w:t>
+              <w:t>Validating an AI classifier</w:t>
+            </w:r>
+            <w:r>
+              <w:rPr>
+                <w:sz w:val="19"/>
+              </w:rPr>
+              <w:t xml:space="preserve"> </w:t>
+            </w:r>
+            <w:r>
+              <w:rPr>
+                <w:i/>
+                <w:sz w:val="19"/>
+              </w:rPr>
+              <w:t>(experiment)</w:t>
+            </w:r>
+            <w:r>
+              <w:rPr>
+                <w:sz w:val="19"/>
+              </w:rPr>
+              <w:t xml:space="preserve"> — Analytics II: experiments + STAMP hypothesis design + live-chat case</w:t>
             </w:r>
           </w:p>
         </w:tc>
@@ -2404,7 +2725,20 @@
                 <w:b/>
                 <w:sz w:val="19"/>
               </w:rPr>
-              <w:t>AI for writing</w:t>
+              <w:t>AI for writing and reporting</w:t>
+            </w:r>
+            <w:r>
+              <w:rPr>
+                <w:sz w:val="19"/>
+              </w:rPr>
+              <w:t xml:space="preserve"> </w:t>
+            </w:r>
+            <w:r>
+              <w:rPr>
+                <w:i/>
+                <w:sz w:val="19"/>
+              </w:rPr>
+              <w:t>(write)</w:t>
             </w:r>
             <w:r>
               <w:rPr>
@@ -2485,13 +2819,26 @@
                 <w:b/>
                 <w:sz w:val="19"/>
               </w:rPr>
-              <w:t>AI app creation &amp; hosting</w:t>
+              <w:t>Customer-facing AI and automation</w:t>
             </w:r>
             <w:r>
               <w:rPr>
                 <w:sz w:val="19"/>
               </w:rPr>
-              <w:t xml:space="preserve"> — Streamlit, keyless/BYOK, Community Cloud vs Railway vs HF Spaces · </w:t>
+              <w:t xml:space="preserve"> </w:t>
+            </w:r>
+            <w:r>
+              <w:rPr>
+                <w:i/>
+                <w:sz w:val="19"/>
+              </w:rPr>
+              <w:t>(ship)</w:t>
+            </w:r>
+            <w:r>
+              <w:rPr>
+                <w:sz w:val="19"/>
+              </w:rPr>
+              <w:t xml:space="preserve"> — AI app creation &amp; hosting: Streamlit, keyless/BYOK, Community Cloud vs Railway vs HF Spaces · </w:t>
             </w:r>
             <w:r>
               <w:rPr>
@@ -2577,9 +2924,29 @@
             </w:r>
             <w:r>
               <w:rPr>
+                <w:b/>
                 <w:sz w:val="19"/>
               </w:rPr>
-              <w:t>Automation &amp; agents + recommendation systems (n8n email case, AO1 accuracy study)</w:t>
+              <w:t>Customer-facing AI and automation</w:t>
+            </w:r>
+            <w:r>
+              <w:rPr>
+                <w:sz w:val="19"/>
+              </w:rPr>
+              <w:t xml:space="preserve"> </w:t>
+            </w:r>
+            <w:r>
+              <w:rPr>
+                <w:i/>
+                <w:sz w:val="19"/>
+              </w:rPr>
+              <w:t>(ship)</w:t>
+            </w:r>
+            <w:r>
+              <w:rPr>
+                <w:sz w:val="19"/>
+              </w:rPr>
+              <w:t xml:space="preserve"> — automation &amp; agents + recommendation systems (n8n email case, AO1 accuracy study)</w:t>
             </w:r>
           </w:p>
         </w:tc>
@@ -2656,13 +3023,13 @@
                 <w:b/>
                 <w:sz w:val="19"/>
               </w:rPr>
-              <w:t>Asynchronous:</w:t>
+              <w:t>Data privacy, ethics, and governance</w:t>
             </w:r>
             <w:r>
               <w:rPr>
                 <w:sz w:val="19"/>
               </w:rPr>
-              <w:t xml:space="preserve"> Data Privacy &amp; Ethics (+ optional generative imagery/video module)</w:t>
+              <w:t xml:space="preserve"> — asynchronous module (+ optional generative imagery/video)</w:t>
             </w:r>
           </w:p>
         </w:tc>
@@ -2737,13 +3104,13 @@
                 <w:b/>
                 <w:sz w:val="19"/>
               </w:rPr>
-              <w:t>TEAM PRESENTATIONS</w:t>
+              <w:t>Learning by doing: project presentations</w:t>
             </w:r>
             <w:r>
               <w:rPr>
                 <w:sz w:val="19"/>
               </w:rPr>
-              <w:t xml:space="preserve"> (strategy + analytics tracks) + Industry Fireside Chat</w:t>
+              <w:t xml:space="preserve"> — STAMP team presentations + Industry Fireside Chat</w:t>
             </w:r>
           </w:p>
         </w:tc>
@@ -2887,8 +3254,12 @@
     </w:p>
     <w:p>
       <w:pPr>
-        <w:pStyle w:val="ListNumber"/>
+        <w:ind w:left="432" w:hanging="432"/>
       </w:pPr>
+      <w:r>
+        <w:t>1.</w:t>
+        <w:tab/>
+      </w:r>
       <w:r>
         <w:rPr>
           <w:b/>
@@ -2916,8 +3287,12 @@
     </w:p>
     <w:p>
       <w:pPr>
-        <w:pStyle w:val="ListNumber"/>
+        <w:ind w:left="432" w:hanging="432"/>
       </w:pPr>
+      <w:r>
+        <w:t>2.</w:t>
+        <w:tab/>
+      </w:r>
       <w:r>
         <w:rPr>
           <w:b/>
@@ -2940,8 +3315,12 @@
     </w:p>
     <w:p>
       <w:pPr>
-        <w:pStyle w:val="ListNumber"/>
+        <w:ind w:left="432" w:hanging="432"/>
       </w:pPr>
+      <w:r>
+        <w:t>3.</w:t>
+        <w:tab/>
+      </w:r>
       <w:r>
         <w:rPr>
           <w:b/>
@@ -2964,8 +3343,12 @@
     </w:p>
     <w:p>
       <w:pPr>
-        <w:pStyle w:val="ListNumber"/>
+        <w:ind w:left="432" w:hanging="432"/>
       </w:pPr>
+      <w:r>
+        <w:t>4.</w:t>
+        <w:tab/>
+      </w:r>
       <w:r>
         <w:rPr>
           <w:i/>
@@ -2979,6 +3362,1554 @@
     <w:p>
       <w:r>
         <w:t>the four levels of analytics (descriptive, predictive, prescriptive, cognitive).</w:t>
+      </w:r>
+    </w:p>
+    <w:p>
+      <w:pPr>
+        <w:pStyle w:val="ListBullet2"/>
+      </w:pPr>
+      <w:r>
+        <w:t>Material: [module 1 — AI in Business Foundation](https://www.notion.so/aicertificate/module-1-AI-in-Business-Foundation-1d00c52fba5b8068ada2c82c7120755e?source=copy_link)</w:t>
+      </w:r>
+    </w:p>
+    <w:p>
+      <w:pPr>
+        <w:pStyle w:val="Heading3"/>
+      </w:pPr>
+      <w:r>
+        <w:t xml:space="preserve">Week 3 — AI for Learning an Academic Paper (Sep 4) — </w:t>
+      </w:r>
+      <w:r>
+        <w:rPr>
+          <w:i/>
+        </w:rPr>
+        <w:t>learn</w:t>
+      </w:r>
+    </w:p>
+    <w:p>
+      <w:pPr>
+        <w:ind w:left="432" w:hanging="432"/>
+      </w:pPr>
+      <w:r>
+        <w:t>1.</w:t>
+        <w:tab/>
+      </w:r>
+      <w:r>
+        <w:t>Why replicate a published paper before a working paper.</w:t>
+      </w:r>
+    </w:p>
+    <w:p>
+      <w:pPr>
+        <w:ind w:left="432" w:hanging="432"/>
+      </w:pPr>
+      <w:r>
+        <w:t>2.</w:t>
+        <w:tab/>
+      </w:r>
+      <w:r>
+        <w:rPr>
+          <w:b/>
+        </w:rPr>
+        <w:t>Li, Castelo, Katona &amp; Sarvary (2024)</w:t>
+      </w:r>
+      <w:r>
+        <w:t xml:space="preserve"> in five findings — LLMs as synthetic</w:t>
+      </w:r>
+    </w:p>
+    <w:p>
+      <w:r>
+        <w:t>survey respondents for perceptual analysis; where they are valid and where they fail.</w:t>
+      </w:r>
+    </w:p>
+    <w:p>
+      <w:pPr>
+        <w:ind w:left="432" w:hanging="432"/>
+      </w:pPr>
+      <w:r>
+        <w:t>3.</w:t>
+        <w:tab/>
+      </w:r>
+      <w:r>
+        <w:t>Synthetic respondents: the survey-of-one prompt, temperature and variance, the</w:t>
+      </w:r>
+    </w:p>
+    <w:p>
+      <w:r>
+        <w:t>fake-brand trap, the chance floor and the human-vs-human ceiling.</w:t>
+      </w:r>
+    </w:p>
+    <w:p>
+      <w:pPr>
+        <w:ind w:left="432" w:hanging="432"/>
+      </w:pPr>
+      <w:r>
+        <w:t>4.</w:t>
+        <w:tab/>
+      </w:r>
+      <w:r>
+        <w:t>Perceptual maps 101 — attributes → axes → white space.</w:t>
+      </w:r>
+    </w:p>
+    <w:p>
+      <w:pPr>
+        <w:ind w:left="432" w:hanging="432"/>
+      </w:pPr>
+      <w:r>
+        <w:t>5.</w:t>
+        <w:tab/>
+      </w:r>
+      <w:r>
+        <w:rPr>
+          <w:b/>
+        </w:rPr>
+        <w:t>The six-question ladder</w:t>
+      </w:r>
+      <w:r>
+        <w:t xml:space="preserve"> for interrogating a paper with AI (Question 3, restate-and-probe,</w:t>
+      </w:r>
+    </w:p>
+    <w:p>
+      <w:r>
+        <w:t>is graded) and the paper-before-AI beliefs sheet.</w:t>
+      </w:r>
+    </w:p>
+    <w:p>
+      <w:pPr>
+        <w:ind w:left="432" w:hanging="432"/>
+      </w:pPr>
+      <w:r>
+        <w:t>6.</w:t>
+        <w:tab/>
+      </w:r>
+      <w:r>
+        <w:rPr>
+          <w:b/>
+        </w:rPr>
+        <w:t>Voice-mode demonstration</w:t>
+      </w:r>
+      <w:r>
+        <w:t xml:space="preserve"> — learning a paper by talking to it.</w:t>
+      </w:r>
+    </w:p>
+    <w:p>
+      <w:pPr>
+        <w:pStyle w:val="ListBullet2"/>
+      </w:pPr>
+      <w:r>
+        <w:t xml:space="preserve">Package: </w:t>
+      </w:r>
+      <w:r>
+        <w:rPr>
+          <w:rFonts w:ascii="Courier New" w:hAnsi="Courier New"/>
+        </w:rPr>
+        <w:t>../Term_Projects/F2026/Mini_Term_Project/</w:t>
+      </w:r>
+      <w:r>
+        <w:t>.</w:t>
+      </w:r>
+    </w:p>
+    <w:p>
+      <w:pPr>
+        <w:pStyle w:val="Heading3"/>
+      </w:pPr>
+      <w:r>
+        <w:t xml:space="preserve">Week 4 — Application of AI to Marketing and the Disclosure Standard (Sep 11) — </w:t>
+      </w:r>
+      <w:r>
+        <w:rPr>
+          <w:i/>
+        </w:rPr>
+        <w:t>strategize</w:t>
+      </w:r>
+    </w:p>
+    <w:p>
+      <w:pPr>
+        <w:ind w:left="432" w:hanging="432"/>
+      </w:pPr>
+      <w:r>
+        <w:t>1.</w:t>
+        <w:tab/>
+      </w:r>
+      <w:r>
+        <w:rPr>
+          <w:b/>
+        </w:rPr>
+        <w:t>Relational Work annotator training</w:t>
+      </w:r>
+      <w:r>
+        <w:t xml:space="preserve"> (30 min): definition, inclusion and exclusion</w:t>
+      </w:r>
+    </w:p>
+    <w:p>
+      <w:r>
+        <w:t>cues, the whole-turn rule, "code each construct on its own"; eight calibration items;</w:t>
+      </w:r>
+    </w:p>
+    <w:p>
+      <w:r>
+        <w:t>HW4 training set (Mon Sep 14) and HW5 batch 1 (Wed Sep 16), no AI.</w:t>
+      </w:r>
+    </w:p>
+    <w:p>
+      <w:pPr>
+        <w:ind w:left="432" w:hanging="432"/>
+      </w:pPr>
+      <w:r>
+        <w:t>2.</w:t>
+        <w:tab/>
+      </w:r>
+      <w:r>
+        <w:rPr>
+          <w:b/>
+        </w:rPr>
+        <w:t>Positioning and white space</w:t>
+      </w:r>
+      <w:r>
+        <w:t xml:space="preserve"> — from the Li et al. perceptual map to the strategist's</w:t>
+      </w:r>
+    </w:p>
+    <w:p>
+      <w:r>
+        <w:t>three tests (is there a segment there · can we say what we are and are not · can we</w:t>
+      </w:r>
+    </w:p>
+    <w:p>
+      <w:r>
+        <w:t>make money there once rivals react); STP essentials; feed the model documents, not vibes.</w:t>
+      </w:r>
+    </w:p>
+    <w:p>
+      <w:pPr>
+        <w:ind w:left="432" w:hanging="432"/>
+      </w:pPr>
+      <w:r>
+        <w:t>3.</w:t>
+        <w:tab/>
+      </w:r>
+      <w:r>
+        <w:rPr>
+          <w:b/>
+        </w:rPr>
+        <w:t>The delta method — the course's AI-usage-disclosure standard.</w:t>
+      </w:r>
+      <w:r>
+        <w:t xml:space="preserve"> Three-box format:</w:t>
+      </w:r>
+    </w:p>
+    <w:p>
+      <w:r>
+        <w:t>Box A first take (no AI) → Box B AI-assisted answer → Box C delta log (each</w:t>
+      </w:r>
+    </w:p>
+    <w:p>
+      <w:r>
+        <w:t>improvement tagged evidence / structure / counterargument / math check / wording, at</w:t>
+      </w:r>
+    </w:p>
+    <w:p>
+      <w:r>
+        <w:t>least one rejected AI suggestion with a reason, transcript link).</w:t>
+      </w:r>
+    </w:p>
+    <w:p>
+      <w:pPr>
+        <w:ind w:left="432" w:hanging="432"/>
+      </w:pPr>
+      <w:r>
+        <w:t>4.</w:t>
+        <w:tab/>
+      </w:r>
+      <w:r>
+        <w:rPr>
+          <w:b/>
+        </w:rPr>
+        <w:t>Amazon Kindle Fire case, introduced live in voice mode</w:t>
+      </w:r>
+      <w:r>
+        <w:t xml:space="preserve"> with a study-partner</w:t>
+      </w:r>
+    </w:p>
+    <w:p>
+      <w:r>
+        <w:t>prompt (the AI explains white space on the case's device set and pushes back with</w:t>
+      </w:r>
+    </w:p>
+    <w:p>
+      <w:r>
+        <w:t>page cites; the four homework questions stay off limits). Homework (graded</w:t>
+      </w:r>
+    </w:p>
+    <w:p>
+      <w:r>
+        <w:t xml:space="preserve">starter-prompt session, three boxes per question) released tonight, </w:t>
+      </w:r>
+      <w:r>
+        <w:rPr>
+          <w:b/>
+        </w:rPr>
+        <w:t>due Sun Sep 20</w:t>
+      </w:r>
+      <w:r>
+        <w:t>;</w:t>
+      </w:r>
+    </w:p>
+    <w:p>
+      <w:r>
+        <w:t>debrief clinic Sep 25.</w:t>
+      </w:r>
+    </w:p>
+    <w:p>
+      <w:pPr>
+        <w:pStyle w:val="ListBullet2"/>
+      </w:pPr>
+      <w:r>
+        <w:t xml:space="preserve">Workflow and starter prompts: </w:t>
+      </w:r>
+      <w:r>
+        <w:rPr>
+          <w:rFonts w:ascii="Courier New" w:hAnsi="Courier New"/>
+        </w:rPr>
+        <w:t>2_Teaching/Marketing_Problems/Grading/case_homework/assignments/</w:t>
+      </w:r>
+    </w:p>
+    <w:p>
+      <w:r>
+        <w:t>(README documents the voice-mode workflow; the Skill Guide is released with the</w:t>
+      </w:r>
+    </w:p>
+    <w:p>
+      <w:r>
+        <w:t>assignment). Chunlei (scenario planning) and Google Glasses stay in the backup/exam</w:t>
+      </w:r>
+    </w:p>
+    <w:p>
+      <w:r>
+        <w:t>case pool.</w:t>
+      </w:r>
+    </w:p>
+    <w:p>
+      <w:pPr>
+        <w:pStyle w:val="Heading3"/>
+      </w:pPr>
+      <w:r>
+        <w:t xml:space="preserve">Week 5 — AI-Assisted Literature and Secondary Research (Sep 18) — </w:t>
+      </w:r>
+      <w:r>
+        <w:rPr>
+          <w:i/>
+        </w:rPr>
+        <w:t>research</w:t>
+      </w:r>
+    </w:p>
+    <w:p>
+      <w:pPr>
+        <w:ind w:left="432" w:hanging="432"/>
+      </w:pPr>
+      <w:r>
+        <w:t>1.</w:t>
+        <w:tab/>
+      </w:r>
+      <w:r>
+        <w:rPr>
+          <w:b/>
+        </w:rPr>
+        <w:t>AI-assisted systematic review</w:t>
+      </w:r>
+      <w:r>
+        <w:t xml:space="preserve"> — Zotero setup (desktop, browser connector,</w:t>
+      </w:r>
+    </w:p>
+    <w:p>
+      <w:r>
+        <w:t>Word/Docs plugin); scoped deep-research prompts and the search log (every query</w:t>
+      </w:r>
+    </w:p>
+    <w:p>
+      <w:r>
+        <w:t>verbatim, records screened with reasons); the review table (paper · question · sample</w:t>
+      </w:r>
+    </w:p>
+    <w:p>
+      <w:r>
+        <w:t>· LLM role · validity check · finding · where validity fell · relation to Li et al.)</w:t>
+      </w:r>
+    </w:p>
+    <w:p>
+      <w:r>
+        <w:t>on the synthetic-respondent literature; catching hallucinated citations.</w:t>
+      </w:r>
+    </w:p>
+    <w:p>
+      <w:pPr>
+        <w:ind w:left="432" w:hanging="432"/>
+      </w:pPr>
+      <w:r>
+        <w:t>2.</w:t>
+        <w:tab/>
+      </w:r>
+      <w:r>
+        <w:rPr>
+          <w:b/>
+        </w:rPr>
+        <w:t>LLM-powered evidence extraction and its human check</w:t>
+      </w:r>
+      <w:r>
+        <w:t xml:space="preserve"> — a fixed extraction prompt</w:t>
+      </w:r>
+    </w:p>
+    <w:p>
+      <w:r>
+        <w:t>run twice per paper (quote + page for every field), verification of every cell against</w:t>
+      </w:r>
+    </w:p>
+    <w:p>
+      <w:r>
+        <w:t xml:space="preserve">the PDF, the accuracy reported as a number; the exemplar is Eisend et al. (2024, </w:t>
+      </w:r>
+      <w:r>
+        <w:rPr>
+          <w:i/>
+        </w:rPr>
+        <w:t>JCR</w:t>
+      </w:r>
+      <w:r>
+        <w:t>),</w:t>
+      </w:r>
+    </w:p>
+    <w:p>
+      <w:r>
+        <w:t>who coded 222 meta-analyses with an AI-enabled extractor plus human coders and reported</w:t>
+      </w:r>
+    </w:p>
+    <w:p>
+      <w:r>
+        <w:t xml:space="preserve">the machine–human agreement. Rule: </w:t>
+      </w:r>
+      <w:r>
+        <w:rPr>
+          <w:i/>
+        </w:rPr>
+        <w:t>agreement between runs is a review queue, not a proof.</w:t>
+      </w:r>
+    </w:p>
+    <w:p>
+      <w:pPr>
+        <w:ind w:left="432" w:hanging="432"/>
+      </w:pPr>
+      <w:r>
+        <w:t>3.</w:t>
+        <w:tab/>
+      </w:r>
+      <w:r>
+        <w:t>Reading pooled evidence honestly: range and median of validity numbers, the conditions</w:t>
+      </w:r>
+    </w:p>
+    <w:p>
+      <w:r>
+        <w:t>under which synthetic respondents fail, and why designs and metrics are not a meta-analysis</w:t>
+      </w:r>
+    </w:p>
+    <w:p>
+      <w:r>
+        <w:t>until someone makes them comparable.</w:t>
+      </w:r>
+    </w:p>
+    <w:p>
+      <w:pPr>
+        <w:ind w:left="432" w:hanging="432"/>
+      </w:pPr>
+      <w:r>
+        <w:t>4.</w:t>
+        <w:tab/>
+      </w:r>
+      <w:r>
+        <w:t>Consumer privacy and data security in AI-enabled research → carried to the Week 15</w:t>
+      </w:r>
+    </w:p>
+    <w:p>
+      <w:r>
+        <w:t>ethics module.</w:t>
+      </w:r>
+    </w:p>
+    <w:p>
+      <w:pPr>
+        <w:ind w:left="432" w:hanging="432"/>
+      </w:pPr>
+      <w:r>
+        <w:t>5.</w:t>
+        <w:tab/>
+      </w:r>
+      <w:r>
+        <w:rPr>
+          <w:b/>
+        </w:rPr>
+        <w:t>Preview (10 min):</w:t>
+      </w:r>
+      <w:r>
+        <w:t xml:space="preserve"> a custom GPT as a perceptual-map tutor — the optional extension</w:t>
+      </w:r>
+    </w:p>
+    <w:p>
+      <w:r>
+        <w:t>any team may build for its mini project (Week 6 is the build night).</w:t>
+      </w:r>
+    </w:p>
+    <w:p>
+      <w:pPr>
+        <w:pStyle w:val="ListBullet2"/>
+      </w:pPr>
+      <w:r>
+        <w:t>Lab 5 out tonight (due Sun Sep 27): search log + Zotero export + dual extraction with</w:t>
+      </w:r>
+    </w:p>
+    <w:p>
+      <w:r>
+        <w:t>verification + review table (Li et al. + three papers per member) + pooled reading;</w:t>
+      </w:r>
+    </w:p>
+    <w:p>
+      <w:r>
+        <w:t>the team pools its rows for the Oct 2 Teach beat and the STAMP related-work section.</w:t>
+      </w:r>
+    </w:p>
+    <w:p>
+      <w:pPr>
+        <w:pStyle w:val="Heading3"/>
+      </w:pPr>
+      <w:r>
+        <w:t xml:space="preserve">Week 6 — Prompt Patterns and Custom AI Assistants (Sep 25) — </w:t>
+      </w:r>
+      <w:r>
+        <w:rPr>
+          <w:i/>
+        </w:rPr>
+        <w:t>build</w:t>
+      </w:r>
+    </w:p>
+    <w:p>
+      <w:pPr>
+        <w:ind w:left="432" w:hanging="432"/>
+      </w:pPr>
+      <w:r>
+        <w:t>1.</w:t>
+        <w:tab/>
+      </w:r>
+      <w:r>
+        <w:rPr>
+          <w:i/>
+        </w:rPr>
+        <w:t>Pre-class recording (assigned before Sep 18):</w:t>
+      </w:r>
+      <w:r>
+        <w:t xml:space="preserve"> </w:t>
+      </w:r>
+      <w:r>
+        <w:rPr>
+          <w:b/>
+        </w:rPr>
+        <w:t>Prompt engineering</w:t>
+      </w:r>
+      <w:r>
+        <w:t xml:space="preserve"> — persona</w:t>
+      </w:r>
+    </w:p>
+    <w:p>
+      <w:r>
+        <w:t>creation, comparison tables, flipped interactions; prompt stuffing, zero-/multi-shot,</w:t>
+      </w:r>
+    </w:p>
+    <w:p>
+      <w:r>
+        <w:t>output templates; the five interviewing techniques.</w:t>
+      </w:r>
+    </w:p>
+    <w:p>
+      <w:pPr>
+        <w:ind w:left="432" w:hanging="432"/>
+      </w:pPr>
+      <w:r>
+        <w:t>2.</w:t>
+        <w:tab/>
+      </w:r>
+      <w:r>
+        <w:rPr>
+          <w:b/>
+        </w:rPr>
+        <w:t>Customized AI Assistants</w:t>
+      </w:r>
+      <w:r>
+        <w:t xml:space="preserve"> — system prompts, knowledge-base integration,</w:t>
+      </w:r>
+    </w:p>
+    <w:p>
+      <w:r>
+        <w:t>capabilities/actions; chatbot-style applications; business case studies.</w:t>
+      </w:r>
+    </w:p>
+    <w:p>
+      <w:pPr>
+        <w:pStyle w:val="ListBullet2"/>
+      </w:pPr>
+      <w:r>
+        <w:t>Materials: [ODI product-recommendation chatbot case (Harvard Business Case Materials)](https://www.notion.so/aicertificate/Harvard-Business-Case-Materials-1ef0c52fba5b8014968ec1cbb6609a63?source=copy_link) ·</w:t>
+      </w:r>
+    </w:p>
+    <w:p>
+      <w:r>
+        <w:t>[Customized GPT for Learning Business Case](https://aicertificate.notion.site/Customized-GPT-for-Learning-Business-Case-2640c52fba5b8095b298d8ee3ef55b8b?source=copy_link)</w:t>
+      </w:r>
+    </w:p>
+    <w:p>
+      <w:r>
+        <w:t>(Study mode, Liar bot, client-interview bot, Business Case Intern, Executive Case</w:t>
+      </w:r>
+    </w:p>
+    <w:p>
+      <w:r>
+        <w:t>Questioners, AI-reflection grading bot) · instructor package:</w:t>
+      </w:r>
+    </w:p>
+    <w:p>
+      <w:r>
+        <w:rPr>
+          <w:rFonts w:ascii="Courier New" w:hAnsi="Courier New"/>
+        </w:rPr>
+        <w:t>2_Teaching/Marketing_Problems/Grading/case_homework/references/Study_Mode_GPT/</w:t>
+      </w:r>
+      <w:r>
+        <w:t>.</w:t>
+      </w:r>
+    </w:p>
+    <w:p>
+      <w:pPr>
+        <w:ind w:left="432" w:hanging="432"/>
+      </w:pPr>
+      <w:r>
+        <w:t>3.</w:t>
+        <w:tab/>
+      </w:r>
+      <w:r>
+        <w:rPr>
+          <w:b/>
+        </w:rPr>
+        <w:t>Build night:</w:t>
+      </w:r>
+      <w:r>
+        <w:t xml:space="preserve"> each team builds its own perceptual-map tutor (system prompt +</w:t>
+      </w:r>
+    </w:p>
+    <w:p>
+      <w:r>
+        <w:t>knowledge = the companion page and the team's own study card); adversarial test by</w:t>
+      </w:r>
+    </w:p>
+    <w:p>
+      <w:r>
+        <w:t>another team. Optional extension of the mini project, shown on Oct 2 if you choose.</w:t>
+      </w:r>
+    </w:p>
+    <w:p>
+      <w:pPr>
+        <w:ind w:left="432" w:hanging="432"/>
+      </w:pPr>
+      <w:r>
+        <w:t>4.</w:t>
+        <w:tab/>
+      </w:r>
+      <w:r>
+        <w:rPr>
+          <w:b/>
+        </w:rPr>
+        <w:t>Kindle Fire debrief clinic</w:t>
+      </w:r>
+      <w:r>
+        <w:t xml:space="preserve"> (15 min): the cohort mirror, the Q3 model, and where</w:t>
+      </w:r>
+    </w:p>
+    <w:p>
+      <w:r>
+        <w:t>the tutor was confidently wrong.</w:t>
+      </w:r>
+    </w:p>
+    <w:p>
+      <w:pPr>
+        <w:pStyle w:val="Heading3"/>
+      </w:pPr>
+      <w:r>
+        <w:t xml:space="preserve">Week 7 — Mini-Project Presentations + Agentic Coding Foundations (Oct 2) — </w:t>
+      </w:r>
+      <w:r>
+        <w:rPr>
+          <w:i/>
+        </w:rPr>
+        <w:t>replicate</w:t>
+      </w:r>
+    </w:p>
+    <w:p>
+      <w:pPr>
+        <w:ind w:left="432" w:hanging="432"/>
+      </w:pPr>
+      <w:r>
+        <w:t>1.</w:t>
+        <w:tab/>
+      </w:r>
+      <w:r>
+        <w:rPr>
+          <w:b/>
+        </w:rPr>
+        <w:t>Mini-project presentations</w:t>
+      </w:r>
+      <w:r>
+        <w:t xml:space="preserve"> (three teams, 10 + 3, order drawn on the night; deck</w:t>
+      </w:r>
+    </w:p>
+    <w:p>
+      <w:r>
+        <w:t>+ evidence folder by 7:00 PM).</w:t>
+      </w:r>
+    </w:p>
+    <w:p>
+      <w:pPr>
+        <w:ind w:left="432" w:hanging="432"/>
+      </w:pPr>
+      <w:r>
+        <w:t>2.</w:t>
+        <w:tab/>
+      </w:r>
+      <w:r>
+        <w:rPr>
+          <w:i/>
+        </w:rPr>
+        <w:t>Pre-class recording:</w:t>
+      </w:r>
+      <w:r>
+        <w:t xml:space="preserve"> chat window → code interpreter → agentic coder; **Codex and</w:t>
+      </w:r>
+    </w:p>
+    <w:p>
+      <w:r>
+        <w:t>Claude Code** — what each needs, when to use which; prompting an agentic coder (goal,</w:t>
+      </w:r>
+    </w:p>
+    <w:p>
+      <w:r>
+        <w:t xml:space="preserve">constraint, the test that proves it); </w:t>
+      </w:r>
+      <w:r>
+        <w:rPr>
+          <w:b/>
+        </w:rPr>
+        <w:t>GitHub in one evening</w:t>
+      </w:r>
+      <w:r>
+        <w:t xml:space="preserve"> — repo, clone, branch,</w:t>
+      </w:r>
+    </w:p>
+    <w:p>
+      <w:r>
+        <w:t xml:space="preserve">commit, push, pull request, </w:t>
+      </w:r>
+      <w:r>
+        <w:rPr>
+          <w:rFonts w:ascii="Courier New" w:hAnsi="Courier New"/>
+        </w:rPr>
+        <w:t>.gitignore</w:t>
+      </w:r>
+      <w:r>
+        <w:t>; code-only repos (data and keys never</w:t>
+      </w:r>
+    </w:p>
+    <w:p>
+      <w:r>
+        <w:t>committed); private-repo invites.</w:t>
+      </w:r>
+    </w:p>
+    <w:p>
+      <w:pPr>
+        <w:ind w:left="432" w:hanging="432"/>
+      </w:pPr>
+      <w:r>
+        <w:t>3.</w:t>
+        <w:tab/>
+      </w:r>
+      <w:r>
+        <w:t xml:space="preserve">Environment: Python 3.11, virtual environments, </w:t>
+      </w:r>
+      <w:r>
+        <w:rPr>
+          <w:rFonts w:ascii="Courier New" w:hAnsi="Courier New"/>
+        </w:rPr>
+        <w:t>requirements.txt</w:t>
+      </w:r>
+      <w:r>
+        <w:t>, API keys as</w:t>
+      </w:r>
+    </w:p>
+    <w:p>
+      <w:r>
+        <w:t>environment variables.</w:t>
+      </w:r>
+    </w:p>
+    <w:p>
+      <w:pPr>
+        <w:ind w:left="432" w:hanging="432"/>
+      </w:pPr>
+      <w:r>
+        <w:t>4.</w:t>
+        <w:tab/>
+      </w:r>
+      <w:r>
+        <w:rPr>
+          <w:b/>
+        </w:rPr>
+        <w:t>Hands-on (in class):</w:t>
+      </w:r>
+      <w:r>
+        <w:t xml:space="preserve"> every student clones </w:t>
+      </w:r>
+      <w:r>
+        <w:rPr>
+          <w:rFonts w:ascii="Courier New" w:hAnsi="Courier New"/>
+        </w:rPr>
+        <w:t>stamp-classroom</w:t>
+      </w:r>
+      <w:r>
+        <w:t>, installs, runs the</w:t>
+      </w:r>
+    </w:p>
+    <w:p>
+      <w:r>
+        <w:t xml:space="preserve">offline smoke test and a </w:t>
+      </w:r>
+      <w:r>
+        <w:rPr>
+          <w:rFonts w:ascii="Courier New" w:hAnsi="Courier New"/>
+        </w:rPr>
+        <w:t>--dry-run</w:t>
+      </w:r>
+      <w:r>
+        <w:t>; the human-in-the-loop log (what you asked / what</w:t>
+      </w:r>
+    </w:p>
+    <w:p>
+      <w:r>
+        <w:t>it did / what you overrode) — the M1 deliverable (due Oct 16).</w:t>
+      </w:r>
+    </w:p>
+    <w:p>
+      <w:pPr>
+        <w:pStyle w:val="Heading3"/>
+      </w:pPr>
+      <w:r>
+        <w:t xml:space="preserve">Weeks 8–9 — The STAMP Method and NLP Essentials (Oct 9 · Oct 16) — </w:t>
+      </w:r>
+      <w:r>
+        <w:rPr>
+          <w:i/>
+        </w:rPr>
+        <w:t>replicate</w:t>
+      </w:r>
+    </w:p>
+    <w:p>
+      <w:pPr>
+        <w:ind w:left="432" w:hanging="432"/>
+      </w:pPr>
+      <w:r>
+        <w:t>1.</w:t>
+        <w:tab/>
+      </w:r>
+      <w:r>
+        <w:rPr>
+          <w:b/>
+        </w:rPr>
+        <w:t>GT lock + reliability reveal</w:t>
+      </w:r>
+      <w:r>
+        <w:t xml:space="preserve"> (Krippendorff's α across nine coders), then **the</w:t>
+      </w:r>
+    </w:p>
+    <w:p>
+      <w:r>
+        <w:t>STAMP method lecture**: the annotation ladder (chat window → agentic coding → single</w:t>
+      </w:r>
+    </w:p>
+    <w:p>
+      <w:r>
+        <w:t>model → three-model majority vote → dual coders + judge → auto-revision loop) →</w:t>
+      </w:r>
+    </w:p>
+    <w:p>
+      <w:r>
+        <w:t>agreement (α) and accuracy (F1) → the agreement-up/accuracy-down tripwire → the tier</w:t>
+      </w:r>
+    </w:p>
+    <w:p>
+      <w:r>
+        <w:t>boundary (where human input is still required). Chat-window coding lab (S1) live.</w:t>
+      </w:r>
+    </w:p>
+    <w:p>
+      <w:pPr>
+        <w:ind w:left="432" w:hanging="432"/>
+      </w:pPr>
+      <w:r>
+        <w:t>2.</w:t>
+        <w:tab/>
+      </w:r>
+      <w:r>
+        <w:rPr>
+          <w:b/>
+        </w:rPr>
+        <w:t>LLM/NLP essentials</w:t>
+      </w:r>
+      <w:r>
+        <w:t xml:space="preserve"> — tokenization, context windows, alignment, RAG, moderation;</w:t>
+      </w:r>
+    </w:p>
+    <w:p>
+      <w:r>
+        <w:t>prompt techniques for classification (zero-/few-shot, chain-of-thought, role,</w:t>
+      </w:r>
+    </w:p>
+    <w:p>
+      <w:r>
+        <w:t xml:space="preserve">temperature). </w:t>
+      </w:r>
+      <w:r>
+        <w:rPr>
+          <w:i/>
+        </w:rPr>
+        <w:t>Pre-class recording:</w:t>
+      </w:r>
+      <w:r>
+        <w:t xml:space="preserve"> classic NLP foundations.</w:t>
+      </w:r>
+    </w:p>
+    <w:p>
+      <w:pPr>
+        <w:ind w:left="432" w:hanging="432"/>
+      </w:pPr>
+      <w:r>
+        <w:t>3.</w:t>
+        <w:tab/>
+      </w:r>
+      <w:r>
+        <w:rPr>
+          <w:b/>
+        </w:rPr>
+        <w:t>Running example: the Social Media Sales project</w:t>
+      </w:r>
+      <w:r>
+        <w:t xml:space="preserve"> (salesperson Instagram content ×</w:t>
+      </w:r>
+    </w:p>
+    <w:p>
+      <w:r>
+        <w:t xml:space="preserve">sales performance; </w:t>
+      </w:r>
+      <w:r>
+        <w:rPr>
+          <w:rFonts w:ascii="Courier New" w:hAnsi="Courier New"/>
+        </w:rPr>
+        <w:t>1_Research/Social_Media_Sales</w:t>
+      </w:r>
+      <w:r>
+        <w:t>) — construct → STAMP instrument →</w:t>
+      </w:r>
+    </w:p>
+    <w:p>
+      <w:r>
+        <w:t>34K posts → sales regression; the tactic taxonomy (engagement ≠ conversion).</w:t>
+      </w:r>
+    </w:p>
+    <w:p>
+      <w:pPr>
+        <w:pStyle w:val="Heading3"/>
+      </w:pPr>
+      <w:r>
+        <w:t xml:space="preserve">Weeks 10–11 — Marketing Analytics (Oct 23 · Oct 30) — </w:t>
+      </w:r>
+      <w:r>
+        <w:rPr>
+          <w:i/>
+        </w:rPr>
+        <w:t>replicate → experiment</w:t>
+      </w:r>
+    </w:p>
+    <w:p>
+      <w:pPr>
+        <w:ind w:left="432" w:hanging="432"/>
+      </w:pPr>
+      <w:r>
+        <w:t>1.</w:t>
+        <w:tab/>
+      </w:r>
+      <w:r>
+        <w:rPr>
+          <w:b/>
+        </w:rPr>
+        <w:t>Data visualization basics</w:t>
+      </w:r>
+      <w:r>
+        <w:t xml:space="preserve"> and marketing uses; descriptive and predictive</w:t>
+      </w:r>
+    </w:p>
+    <w:p>
+      <w:r>
+        <w:t>statistics; model performance KPIs.</w:t>
+      </w:r>
+    </w:p>
+    <w:p>
+      <w:pPr>
+        <w:ind w:left="432" w:hanging="432"/>
+      </w:pPr>
+      <w:r>
+        <w:t>2.</w:t>
+        <w:tab/>
+      </w:r>
+      <w:r>
+        <w:rPr>
+          <w:b/>
+        </w:rPr>
+        <w:t>SQL and Python via AI code interpretation</w:t>
+      </w:r>
+      <w:r>
+        <w:t>; LLM APIs for text data.</w:t>
+      </w:r>
+    </w:p>
+    <w:p>
+      <w:pPr>
+        <w:pStyle w:val="ListBullet2"/>
+      </w:pPr>
+      <w:r>
+        <w:t>Material: [module 4 — AI application: business analytics](https://www.notion.so/aicertificate/module-4-ai-application-business-analytics-1d00c52fba5b8066b834fda0a8896eaf?source=copy_link)</w:t>
+      </w:r>
+    </w:p>
+    <w:p>
+      <w:pPr>
+        <w:ind w:left="432" w:hanging="432"/>
+      </w:pPr>
+      <w:r>
+        <w:t>3.</w:t>
+        <w:tab/>
+      </w:r>
+      <w:r>
+        <w:rPr>
+          <w:b/>
+        </w:rPr>
+        <w:t>Case study</w:t>
+      </w:r>
+      <w:r>
+        <w:t xml:space="preserve"> — AI as a co-pilot in live chat to enhance sales (home-appliance</w:t>
+      </w:r>
+    </w:p>
+    <w:p>
+      <w:r>
+        <w:t>sales-closing research).</w:t>
+      </w:r>
+    </w:p>
+    <w:p>
+      <w:pPr>
+        <w:ind w:left="432" w:hanging="432"/>
+      </w:pPr>
+      <w:r>
+        <w:t>4.</w:t>
+        <w:tab/>
+      </w:r>
+      <w:r>
+        <w:rPr>
+          <w:b/>
+        </w:rPr>
+        <w:t>Lesson: how to design STAMP hypotheses and experiments</w:t>
+      </w:r>
+      <w:r>
+        <w:t xml:space="preserve"> — from the research</w:t>
+      </w:r>
+    </w:p>
+    <w:p>
+      <w:r>
+        <w:t>program's experiment archive (</w:t>
+      </w:r>
+      <w:r>
+        <w:rPr>
+          <w:rFonts w:ascii="Courier New" w:hAnsi="Courier New"/>
+        </w:rPr>
+        <w:t>1_Research/STAMP/JMR_STAMP_classifier/experiments/</w:t>
+      </w:r>
+      <w:r>
+        <w:t>):</w:t>
+      </w:r>
+    </w:p>
+    <w:p>
+      <w:r>
+        <w:t>question → pre-stated decision rule → design → verdict, including a real negative</w:t>
+      </w:r>
+    </w:p>
+    <w:p>
+      <w:r>
+        <w:t>result and a clean holdout-generalization exemplar. Feeds M3: each team pre-registers</w:t>
+      </w:r>
+    </w:p>
+    <w:p>
+      <w:r>
+        <w:t>one codebook-variation cell — see</w:t>
+      </w:r>
+    </w:p>
+    <w:p>
+      <w:r>
+        <w:rPr>
+          <w:rFonts w:ascii="Courier New" w:hAnsi="Courier New"/>
+        </w:rPr>
+        <w:t>../Term_Projects/F2026/STAMP_Term_Project/07_Experiment_Design_Guide.md</w:t>
+      </w:r>
+      <w:r>
+        <w:t>.</w:t>
+      </w:r>
+    </w:p>
+    <w:p>
+      <w:pPr>
+        <w:pStyle w:val="Heading3"/>
+      </w:pPr>
+      <w:r>
+        <w:t xml:space="preserve">Week 12 — AI for Writing (Nov 6) — </w:t>
+      </w:r>
+      <w:r>
+        <w:rPr>
+          <w:i/>
+        </w:rPr>
+        <w:t>write</w:t>
+      </w:r>
+    </w:p>
+    <w:p>
+      <w:r>
+        <w:t>Template: the instructor's own manuscript-revision process.</w:t>
+      </w:r>
+    </w:p>
+    <w:p>
+      <w:pPr>
+        <w:ind w:left="432" w:hanging="432"/>
+      </w:pPr>
+      <w:r>
+        <w:t>1.</w:t>
+        <w:tab/>
+      </w:r>
+      <w:r>
+        <w:rPr>
+          <w:b/>
+        </w:rPr>
+        <w:t>AI markers that trigger negative reactions</w:t>
+      </w:r>
+      <w:r>
+        <w:t xml:space="preserve"> — emphatic adjectives, journalistic</w:t>
+      </w:r>
+    </w:p>
+    <w:p>
+      <w:r>
+        <w:t>metaphors, punchy cleft sentences, explanatory-colon overuse, "rather than / not-X-</w:t>
+      </w:r>
+    </w:p>
+    <w:p>
+      <w:r>
+        <w:t>but-Y" scaffolding, repeated coined phrases, rule-of-three uniformity — with</w:t>
+      </w:r>
+    </w:p>
+    <w:p>
+      <w:r>
+        <w:t>before/after fixes, and the "kept" defense for legitimate terminology.</w:t>
+      </w:r>
+    </w:p>
+    <w:p>
+      <w:pPr>
+        <w:ind w:left="432" w:hanging="432"/>
+      </w:pPr>
+      <w:r>
+        <w:t>2.</w:t>
+        <w:tab/>
+      </w:r>
+      <w:r>
+        <w:rPr>
+          <w:b/>
+        </w:rPr>
+        <w:t>Validate every claim</w:t>
+      </w:r>
+      <w:r>
+        <w:t xml:space="preserve"> — the number-provenance chain (script → results file →</w:t>
+      </w:r>
+    </w:p>
+    <w:p>
+      <w:r>
+        <w:t>managed span → prose); "if you cannot name the file, you cannot write the number";</w:t>
+      </w:r>
+    </w:p>
+    <w:p>
+      <w:r>
+        <w:t>catching hallucinated citations.</w:t>
+      </w:r>
+    </w:p>
+    <w:p>
+      <w:pPr>
+        <w:ind w:left="432" w:hanging="432"/>
+      </w:pPr>
+      <w:r>
+        <w:t>3.</w:t>
+        <w:tab/>
+      </w:r>
+      <w:r>
+        <w:rPr>
+          <w:b/>
+        </w:rPr>
+        <w:t>Own the prose while using AI</w:t>
+      </w:r>
+      <w:r>
+        <w:t xml:space="preserve"> — human-first draft, AI as editor not author, logged</w:t>
+      </w:r>
+    </w:p>
+    <w:p>
+      <w:r>
+        <w:t>old → new fixes, the read-aloud and "would I say this in a meeting?" tests.</w:t>
+      </w:r>
+    </w:p>
+    <w:p>
+      <w:pPr>
+        <w:ind w:left="432" w:hanging="432"/>
+      </w:pPr>
+      <w:r>
+        <w:t>4.</w:t>
+        <w:tab/>
+      </w:r>
+      <w:r>
+        <w:rPr>
+          <w:b/>
+        </w:rPr>
+        <w:t>Collaborate</w:t>
+      </w:r>
+      <w:r>
+        <w:t xml:space="preserve"> — shared vs private document routing, memos frozen once sent, dated</w:t>
+      </w:r>
+    </w:p>
+    <w:p>
+      <w:r>
+        <w:t>superseding memos, tracked-changes round trips, the short coauthor email with</w:t>
+      </w:r>
+    </w:p>
+    <w:p>
+      <w:r>
+        <w:t>attachments, handling feedback you disagree with.</w:t>
+      </w:r>
+    </w:p>
+    <w:p>
+      <w:pPr>
+        <w:ind w:left="432" w:hanging="432"/>
+      </w:pPr>
+      <w:r>
+        <w:t>5.</w:t>
+        <w:tab/>
+      </w:r>
+      <w:r>
+        <w:rPr>
+          <w:b/>
+        </w:rPr>
+        <w:t>Live exercise:</w:t>
+      </w:r>
+      <w:r>
+        <w:t xml:space="preserve"> audit your own M2 memo against the taxonomy; rewrite the three</w:t>
+      </w:r>
+    </w:p>
+    <w:p>
+      <w:r>
+        <w:t>worst sentences.</w:t>
+      </w:r>
+    </w:p>
+    <w:p>
+      <w:pPr>
+        <w:pStyle w:val="Heading3"/>
+      </w:pPr>
+      <w:r>
+        <w:t xml:space="preserve">Weeks 13–14 — AI App Creation, Hosting, and Automation (Nov 13 · Nov 20) — </w:t>
+      </w:r>
+      <w:r>
+        <w:rPr>
+          <w:i/>
+        </w:rPr>
+        <w:t>ship</w:t>
+      </w:r>
+    </w:p>
+    <w:p>
+      <w:pPr>
+        <w:ind w:left="432" w:hanging="432"/>
+      </w:pPr>
+      <w:r>
+        <w:t>1.</w:t>
+        <w:tab/>
+      </w:r>
+      <w:r>
+        <w:rPr>
+          <w:b/>
+        </w:rPr>
+        <w:t>Streamlit app anatomy</w:t>
+      </w:r>
+      <w:r>
+        <w:t xml:space="preserve"> — pages, session state, secrets, BYOK password field,</w:t>
+      </w:r>
+    </w:p>
+    <w:p>
+      <w:r>
+        <w:t>keyless demo mode, cached sample data; the 3-page floor (Define / Results / Try it)</w:t>
+      </w:r>
+    </w:p>
+    <w:p>
+      <w:r>
+        <w:t>and its guardrails; building it with an agentic coder ("wrap the existing functions,</w:t>
+      </w:r>
+    </w:p>
+    <w:p>
+      <w:r>
+        <w:t>do not reimplement").</w:t>
+      </w:r>
+    </w:p>
+    <w:p>
+      <w:pPr>
+        <w:ind w:left="432" w:hanging="432"/>
+      </w:pPr>
+      <w:r>
+        <w:t>2.</w:t>
+        <w:tab/>
+      </w:r>
+      <w:r>
+        <w:rPr>
+          <w:b/>
+        </w:rPr>
+        <w:t>Hosting options</w:t>
+      </w:r>
+      <w:r>
+        <w:t xml:space="preserve"> — Streamlit Community Cloud vs Railway vs Hugging Face Spaces vs</w:t>
+      </w:r>
+    </w:p>
+    <w:p>
+      <w:r>
+        <w:t>GitHub Pages vs local: cost, sleep, secrets, custom domain, privacy; the deploy</w:t>
+      </w:r>
+    </w:p>
+    <w:p>
+      <w:r>
+        <w:t>checklist; demo discipline.</w:t>
+      </w:r>
+    </w:p>
+    <w:p>
+      <w:pPr>
+        <w:ind w:left="432" w:hanging="432"/>
+      </w:pPr>
+      <w:r>
+        <w:t>3.</w:t>
+        <w:tab/>
+      </w:r>
+      <w:r>
+        <w:rPr>
+          <w:b/>
+        </w:rPr>
+        <w:t>Guest session — ODI grips MSDM student team</w:t>
+      </w:r>
+      <w:r>
+        <w:t>: their image-generation and</w:t>
+      </w:r>
+    </w:p>
+    <w:p>
+      <w:r>
+        <w:t>caption-tactic apps (a dual-LLM + judge design you will recognize) and the n8n</w:t>
+      </w:r>
+    </w:p>
+    <w:p>
+      <w:r>
+        <w:t>automated email system. Materials:</w:t>
+      </w:r>
+    </w:p>
+    <w:p>
+      <w:r>
+        <w:rPr>
+          <w:rFonts w:ascii="Courier New" w:hAnsi="Courier New"/>
+        </w:rPr>
+        <w:t>2_Teaching/MSDM_MSBA_Graduate/Student_Projects/MSDM_ODI_app_2025/Deliverables/Final Deliverables/</w:t>
+      </w:r>
+      <w:r>
+        <w:t>.</w:t>
+      </w:r>
+    </w:p>
+    <w:p>
+      <w:pPr>
+        <w:ind w:left="432" w:hanging="432"/>
+      </w:pPr>
+      <w:r>
+        <w:t>4.</w:t>
+        <w:tab/>
+      </w:r>
+      <w:r>
+        <w:rPr>
+          <w:b/>
+        </w:rPr>
+        <w:t>Automation and agents</w:t>
+      </w:r>
+      <w:r>
+        <w:t xml:space="preserve"> — agents, integrations, plugins, browsers; the ODI n8n</w:t>
+      </w:r>
+    </w:p>
+    <w:p>
+      <w:r>
+        <w:t>email case (classifier gate → product lookup → AI-drafted reply; ~$0.02 per email).</w:t>
+      </w:r>
+    </w:p>
+    <w:p>
+      <w:pPr>
+        <w:ind w:left="432" w:hanging="432"/>
+      </w:pPr>
+      <w:r>
+        <w:t>5.</w:t>
+        <w:tab/>
+      </w:r>
+      <w:r>
+        <w:rPr>
+          <w:b/>
+        </w:rPr>
+        <w:t>Recommendation systems</w:t>
+      </w:r>
+      <w:r>
+        <w:t xml:space="preserve"> — basics, marketing uses, campaign examples — tied to the</w:t>
+      </w:r>
+    </w:p>
+    <w:p>
+      <w:r>
+        <w:t>Recommendation construct students coded in M0 and the AO1 product-recommendation</w:t>
+      </w:r>
+    </w:p>
+    <w:p>
+      <w:r>
+        <w:t>accuracy study (8% → 58% → 62% as data structure improved).</w:t>
+      </w:r>
+    </w:p>
+    <w:p>
+      <w:pPr>
+        <w:pStyle w:val="Heading3"/>
+      </w:pPr>
+      <w:r>
+        <w:t>Week 15 — Data Privacy and Ethics (asynchronous — Thanksgiving week, Nov 27 no class)</w:t>
+      </w:r>
+    </w:p>
+    <w:p>
+      <w:r>
+        <w:t>Released on Canvas as self-paced material (no Friday meeting): privacy and consent in</w:t>
+      </w:r>
+    </w:p>
+    <w:p>
+      <w:r>
+        <w:t>AI marketing and AI-enabled research; data security; provenance and disclosure for</w:t>
+      </w:r>
+    </w:p>
+    <w:p>
+      <w:r>
+        <w:t>generative content; fairness — when a reliable-looking classifier is confidently wrong</w:t>
+      </w:r>
+    </w:p>
+    <w:p>
+      <w:r>
+        <w:t>(the tripwire revisited as an ethics problem); students' own term-project pipeline as</w:t>
+      </w:r>
+    </w:p>
+    <w:p>
+      <w:r>
+        <w:t xml:space="preserve">the case material. </w:t>
+      </w:r>
+      <w:r>
+        <w:rPr>
+          <w:b/>
+        </w:rPr>
+        <w:t>Optional module:</w:t>
+      </w:r>
+      <w:r>
+        <w:t xml:space="preserve"> generative imagery and video (LoRA, copyright,</w:t>
+      </w:r>
+    </w:p>
+    <w:p>
+      <w:r>
+        <w:t>provenance, prompts/recipes/seeds; text-to-video; analyzing video with agentic tools).</w:t>
+      </w:r>
+    </w:p>
+    <w:p>
+      <w:pPr>
+        <w:pStyle w:val="Heading3"/>
+      </w:pPr>
+      <w:r>
+        <w:t>Week 16 — Learning by Doing: Project Presentations (Dec 4)</w:t>
+      </w:r>
+    </w:p>
+    <w:p>
+      <w:pPr>
+        <w:ind w:left="432" w:hanging="432"/>
+      </w:pPr>
+      <w:r>
+        <w:t>1.</w:t>
+        <w:tab/>
+      </w:r>
+      <w:r>
+        <w:t>STAMP team presentations (13 min + 5 Q&amp;A per team): replication ladder, experiment</w:t>
+      </w:r>
+    </w:p>
+    <w:p>
+      <w:r>
+        <w:t>verdict, extension, app — and each team's one-person research/business stack.</w:t>
+      </w:r>
+    </w:p>
+    <w:p>
+      <w:pPr>
+        <w:ind w:left="432" w:hanging="432"/>
+      </w:pPr>
+      <w:r>
+        <w:t>2.</w:t>
+        <w:tab/>
+      </w:r>
+      <w:r>
+        <w:t>Industry Digital Marketing Leaders Fireside Chat.</w:t>
+      </w:r>
+    </w:p>
+    <w:p>
+      <w:pPr>
+        <w:pStyle w:val="Heading1"/>
+      </w:pPr>
+      <w:r>
+        <w:t>Method of Instruction</w:t>
+      </w:r>
+    </w:p>
+    <w:p>
+      <w:r>
+        <w:t>The primary methods of instruction are hands-on labs, case analysis, group work, class discussion, in-class workdays, and a semester-long team research project. Foundational content is delivered through pre-class material on Canvas; the weekly Friday session is for application — running the pipeline, coding and adjudicating data, working cases, and building. Class discussions and lab participation make up a majority of classroom work.</w:t>
+      </w:r>
+    </w:p>
+    <w:p>
+      <w:pPr>
+        <w:pStyle w:val="Heading1"/>
+      </w:pPr>
+      <w:r>
+        <w:t>AI Policy</w:t>
+      </w:r>
+    </w:p>
+    <w:p>
+      <w:r>
+        <w:t xml:space="preserve">This course </w:t>
+      </w:r>
+      <w:r>
+        <w:rPr>
+          <w:i/>
+        </w:rPr>
+        <w:t>requires</w:t>
+      </w:r>
+      <w:r>
+        <w:t xml:space="preserve"> generative AI almost everywhere — and bans it in exactly two places. The boundary is the point.</w:t>
+      </w:r>
+    </w:p>
+    <w:p>
+      <w:r>
+        <w:rPr>
+          <w:b/>
+        </w:rPr>
+        <w:t>Where AI is required:</w:t>
       </w:r>
     </w:p>
     <w:p>
@@ -2986,7 +4917,131 @@
         <w:pStyle w:val="ListBullet"/>
       </w:pPr>
       <w:r>
-        <w:t>Material: [module 1 — AI in Business Foundation](https://www.notion.so/aicertificate/module-1-AI-in-Business-Foundation-1d00c52fba5b8068ada2c82c7120755e?source=copy_link)</w:t>
+        <w:rPr>
+          <w:b/>
+        </w:rPr>
+        <w:t>Case homework (Amazon Kindle Fire, three-box format).</w:t>
+      </w:r>
+      <w:r>
+        <w:t xml:space="preserve"> Box A: your first take, </w:t>
+      </w:r>
+      <w:r>
+        <w:rPr>
+          <w:i/>
+        </w:rPr>
+        <w:t>no AI</w:t>
+      </w:r>
+      <w:r>
+        <w:t xml:space="preserve">, written before any AI touches the question. Box B: your best AI-assisted final answer. Box C: the delta log — at least 3 verbatim prompts and at least one AI suggestion you </w:t>
+      </w:r>
+      <w:r>
+        <w:rPr>
+          <w:b/>
+        </w:rPr>
+        <w:t>rejected, with the reason</w:t>
+      </w:r>
+      <w:r>
+        <w:t>. Voice-mode tutoring is the recommended workflow (attach the case PDF, paste the starter prompt, talk it through); a working transcript link (a Google Doc paste of the whole conversation or a Drive PDF, not a chatgpt.com/c/ URL) is required with every submission.</w:t>
+      </w:r>
+    </w:p>
+    <w:p>
+      <w:pPr>
+        <w:pStyle w:val="ListBullet"/>
+      </w:pPr>
+      <w:r>
+        <w:rPr>
+          <w:b/>
+        </w:rPr>
+        <w:t>The STAMP project.</w:t>
+      </w:r>
+      <w:r>
+        <w:t xml:space="preserve"> The pipeline </w:t>
+      </w:r>
+      <w:r>
+        <w:rPr>
+          <w:i/>
+        </w:rPr>
+        <w:t>is</w:t>
+      </w:r>
+      <w:r>
+        <w:t xml:space="preserve"> AI — and all AI assistance (including coding help from Claude Code / ChatGPT) is open, provided it is logged and reflected on in your milestone reports (STAMP brief, Rule 5). "The AI wrote it" excuses nothing; your team owns every number and every line you submit.</w:t>
+      </w:r>
+    </w:p>
+    <w:p>
+      <w:pPr>
+        <w:pStyle w:val="ListBullet"/>
+      </w:pPr>
+      <w:r>
+        <w:rPr>
+          <w:b/>
+        </w:rPr>
+        <w:t>Labs and the prompt ladder.</w:t>
+      </w:r>
+      <w:r>
+        <w:t xml:space="preserve"> Structured AI use with documentation of what worked, what failed, and what you overrode.</w:t>
+      </w:r>
+    </w:p>
+    <w:p>
+      <w:r>
+        <w:rPr>
+          <w:b/>
+        </w:rPr>
+        <w:t>Where AI is banned:</w:t>
+      </w:r>
+    </w:p>
+    <w:p>
+      <w:pPr>
+        <w:ind w:left="432" w:hanging="432"/>
+      </w:pPr>
+      <w:r>
+        <w:t>1.</w:t>
+        <w:tab/>
+      </w:r>
+      <w:r>
+        <w:rPr>
+          <w:b/>
+        </w:rPr>
+        <w:t>Ground-truth coding, before the Week 8 lock (Fri Oct 9).</w:t>
+      </w:r>
+      <w:r>
+        <w:t xml:space="preserve"> No AI suggestions, drafts, or "checks" on your labels — coders must be naive, or the benchmark is contaminated and the entire second half of the course is invalid. This is the course's bright line; violations are academic-integrity violations (GT Coding Playbook, rules of record).</w:t>
+      </w:r>
+    </w:p>
+    <w:p>
+      <w:pPr>
+        <w:ind w:left="432" w:hanging="432"/>
+      </w:pPr>
+      <w:r>
+        <w:t>2.</w:t>
+        <w:tab/>
+      </w:r>
+      <w:r>
+        <w:rPr>
+          <w:b/>
+        </w:rPr>
+        <w:t>Quizzes.</w:t>
+      </w:r>
+      <w:r>
+        <w:t xml:space="preserve"> No generative AI, no outside resources unless a quiz is explicitly identified as open-resource.</w:t>
+      </w:r>
+    </w:p>
+    <w:p>
+      <w:r>
+        <w:t xml:space="preserve">The governing sentence, from the research program this course replicates: </w:t>
+      </w:r>
+      <w:r>
+        <w:rPr>
+          <w:i/>
+        </w:rPr>
+        <w:t>LLM evidence locates, the human decides.</w:t>
+      </w:r>
+    </w:p>
+    <w:p>
+      <w:pPr>
+        <w:pStyle w:val="Heading1"/>
+      </w:pPr>
+      <w:r>
+        <w:t>Attendance, Participation, and Professionalism</w:t>
       </w:r>
     </w:p>
     <w:p>
@@ -2994,1187 +5049,69 @@
         <w:pStyle w:val="Heading3"/>
       </w:pPr>
       <w:r>
-        <w:t xml:space="preserve">Week 3 — AI for Learning an Academic Paper (Sep 4) — </w:t>
-      </w:r>
-      <w:r>
-        <w:rPr>
-          <w:i/>
-        </w:rPr>
-        <w:t>learn</w:t>
+        <w:t>iClicker</w:t>
       </w:r>
     </w:p>
     <w:p>
-      <w:pPr>
-        <w:pStyle w:val="ListNumber"/>
-      </w:pPr>
-      <w:r>
-        <w:t>Why replicate a published paper before a working paper.</w:t>
-      </w:r>
-    </w:p>
-    <w:p>
-      <w:pPr>
-        <w:pStyle w:val="ListNumber"/>
-      </w:pPr>
+      <w:r>
+        <w:t xml:space="preserve">Create an account on the </w:t>
+      </w:r>
       <w:r>
         <w:rPr>
           <w:b/>
         </w:rPr>
-        <w:t>Li, Castelo, Katona &amp; Sarvary (2024)</w:t>
-      </w:r>
-      <w:r>
-        <w:t xml:space="preserve"> in five findings — LLMs as synthetic</w:t>
+        <w:t>iClicker app (Apple or Android) using your full name as shown on Broncos Direct</w:t>
+      </w:r>
+      <w:r>
+        <w:t xml:space="preserve"> (desktop version available if you don't have a smartphone). After signing in: search for "California State Polytechnic Univ Pomona" → "AI in Marketing - Lin" → Add Course. Attendance is recorded through iClicker at each class meeting.</w:t>
       </w:r>
     </w:p>
     <w:p>
-      <w:r>
-        <w:t>survey respondents for perceptual analysis; where they are valid and where they fail.</w:t>
-      </w:r>
-    </w:p>
-    <w:p>
-      <w:pPr>
-        <w:pStyle w:val="ListNumber"/>
-      </w:pPr>
-      <w:r>
-        <w:t>Synthetic respondents: the survey-of-one prompt, temperature and variance, the</w:t>
-      </w:r>
-    </w:p>
-    <w:p>
-      <w:r>
-        <w:t>fake-brand trap, the chance floor and the human-vs-human ceiling.</w:t>
-      </w:r>
-    </w:p>
-    <w:p>
-      <w:pPr>
-        <w:pStyle w:val="ListNumber"/>
-      </w:pPr>
-      <w:r>
-        <w:t>Perceptual maps 101 — attributes → axes → white space.</w:t>
-      </w:r>
-    </w:p>
-    <w:p>
-      <w:pPr>
-        <w:pStyle w:val="ListNumber"/>
-      </w:pPr>
       <w:r>
         <w:rPr>
           <w:b/>
         </w:rPr>
-        <w:t>The six-prompt ladder</w:t>
-      </w:r>
-      <w:r>
-        <w:t xml:space="preserve"> for interrogating a paper with AI (rung 3, restate-and-probe,</w:t>
+        <w:t>First Lecture Attendance Policy:</w:t>
+      </w:r>
+      <w:r>
+        <w:t xml:space="preserve"> Per Cal Poly Pomona's policy, students who miss the first lecture will be dropped to make room for waitlisted students. Additionally, failing to complete the contact sheet by the end of the first class will result in being dropped from the course.</w:t>
       </w:r>
     </w:p>
     <w:p>
       <w:r>
-        <w:t>is graded) and the paper-before-AI beliefs sheet.</w:t>
-      </w:r>
-    </w:p>
-    <w:p>
-      <w:pPr>
-        <w:pStyle w:val="ListNumber"/>
-      </w:pPr>
+        <w:t xml:space="preserve">Regular attendance and active participation are essential — this class meets </w:t>
+      </w:r>
       <w:r>
         <w:rPr>
           <w:b/>
         </w:rPr>
-        <w:t>Voice-mode demonstration</w:t>
-      </w:r>
-      <w:r>
-        <w:t xml:space="preserve"> — learning a paper by talking to it.</w:t>
-      </w:r>
-    </w:p>
-    <w:p>
-      <w:pPr>
-        <w:pStyle w:val="ListBullet"/>
-      </w:pPr>
-      <w:r>
-        <w:t xml:space="preserve">Package: </w:t>
-      </w:r>
-      <w:r>
-        <w:rPr>
-          <w:rFonts w:ascii="Courier New" w:hAnsi="Courier New"/>
-        </w:rPr>
-        <w:t>../Term_Projects/F2026/Mini_Term_Project/</w:t>
-      </w:r>
-      <w:r>
-        <w:t>.</w:t>
-      </w:r>
-    </w:p>
-    <w:p>
-      <w:pPr>
-        <w:pStyle w:val="Heading3"/>
-      </w:pPr>
-      <w:r>
-        <w:t xml:space="preserve">Week 4 — Marketing Strategy with AI + the Delta Method (Sep 11) — </w:t>
-      </w:r>
-      <w:r>
-        <w:rPr>
-          <w:i/>
-        </w:rPr>
-        <w:t>strategize</w:t>
-      </w:r>
-    </w:p>
-    <w:p>
-      <w:pPr>
-        <w:pStyle w:val="ListNumber"/>
-      </w:pPr>
-      <w:r>
-        <w:t>Competitive analysis and environmental scanning; segmentation, targeting,</w:t>
-      </w:r>
-    </w:p>
-    <w:p>
-      <w:r>
-        <w:t>positioning; personas and journey mapping — the AI-assisted essentials.</w:t>
-      </w:r>
-    </w:p>
-    <w:p>
-      <w:pPr>
-        <w:pStyle w:val="ListNumber"/>
-      </w:pPr>
+        <w:t>once a week</w:t>
+      </w:r>
+      <w:r>
+        <w:t xml:space="preserve">, and calibration sessions, adjudication, and team workdays happen in the room. You are allowed </w:t>
+      </w:r>
       <w:r>
         <w:rPr>
           <w:b/>
         </w:rPr>
-        <w:t>The delta method — the course's AI-usage-disclosure standard.</w:t>
-      </w:r>
-      <w:r>
-        <w:t xml:space="preserve"> Three-box format:</w:t>
+        <w:t>one absence</w:t>
+      </w:r>
+      <w:r>
+        <w:t xml:space="preserve"> without penalty. Each additional unexcused absence reduces your attendance score by 25% of its value. Illness-related absences are excused with notification or a doctor's note. Tardiness equals absence; class times are determined by the classroom clock.</w:t>
       </w:r>
     </w:p>
     <w:p>
       <w:r>
-        <w:t>Box A first take (no AI) → Box B AI-assisted answer → Box C delta log (each</w:t>
-      </w:r>
-    </w:p>
-    <w:p>
-      <w:r>
-        <w:t>improvement tagged evidence / structure / counterargument / math check / wording, at</w:t>
-      </w:r>
-    </w:p>
-    <w:p>
-      <w:r>
-        <w:t>least one rejected AI suggestion with a reason, transcript link).</w:t>
-      </w:r>
-    </w:p>
-    <w:p>
-      <w:pPr>
-        <w:pStyle w:val="ListNumber"/>
-      </w:pPr>
+        <w:t xml:space="preserve">Students must maintain professional behavior during class, including arriving on time, showing courtesy to classmates and instructor, being reliable in team preparation, and meeting standard student and employee conduct expectations. </w:t>
+      </w:r>
       <w:r>
         <w:rPr>
           <w:b/>
         </w:rPr>
-        <w:t>Amazon Kindle Fire case, worked live</w:t>
-      </w:r>
-      <w:r>
-        <w:t xml:space="preserve"> — the voice-mode tutoring workflow (case PDF</w:t>
-      </w:r>
-    </w:p>
-    <w:p>
-      <w:r>
-        <w:t>→ starter prompt → one question at a time → first take before help → switch to typing</w:t>
-      </w:r>
-    </w:p>
-    <w:p>
-      <w:r>
-        <w:t>for the quantitative model). Homework released tonight, due Fri Sep 25.</w:t>
-      </w:r>
-    </w:p>
-    <w:p>
-      <w:pPr>
-        <w:pStyle w:val="ListBullet"/>
-      </w:pPr>
-      <w:r>
-        <w:t xml:space="preserve">Workflow and starter prompts: </w:t>
-      </w:r>
-      <w:r>
-        <w:rPr>
-          <w:rFonts w:ascii="Courier New" w:hAnsi="Courier New"/>
-        </w:rPr>
-        <w:t>2_Teaching/Marketing_Problems/Grading/case_homework/assignments/</w:t>
-      </w:r>
-    </w:p>
-    <w:p>
-      <w:r>
-        <w:t>(README documents the voice-mode workflow; the Skill Guide is released with the</w:t>
-      </w:r>
-    </w:p>
-    <w:p>
-      <w:r>
-        <w:t>assignment). Chunlei (scenario planning) and Google Glasses stay in the backup/exam</w:t>
-      </w:r>
-    </w:p>
-    <w:p>
-      <w:r>
-        <w:t>case pool.</w:t>
-      </w:r>
-    </w:p>
-    <w:p>
-      <w:pPr>
-        <w:pStyle w:val="Heading3"/>
-      </w:pPr>
-      <w:r>
-        <w:t xml:space="preserve">Week 5 — AI-Powered Literature Review + Secondary Research (Sep 18) — </w:t>
-      </w:r>
-      <w:r>
-        <w:rPr>
-          <w:i/>
-        </w:rPr>
-        <w:t>research</w:t>
-      </w:r>
-    </w:p>
-    <w:p>
-      <w:pPr>
-        <w:pStyle w:val="ListNumber"/>
-      </w:pPr>
-      <w:r>
-        <w:rPr>
-          <w:b/>
-        </w:rPr>
-        <w:t>Academic half</w:t>
-      </w:r>
-      <w:r>
-        <w:t xml:space="preserve"> — Zotero setup (desktop, browser connector, Word/Docs plugin);</w:t>
-      </w:r>
-    </w:p>
-    <w:p>
-      <w:r>
-        <w:t>deep-research modes and scoped prompts; the literature-review table (paper · question</w:t>
-      </w:r>
-    </w:p>
-    <w:p>
-      <w:r>
-        <w:t>· sample · LLM role · validity check · finding · limitation) built on</w:t>
-      </w:r>
-    </w:p>
-    <w:p>
-      <w:r>
-        <w:t>synthetic-respondent papers around Li et al.; catching hallucinated citations.</w:t>
-      </w:r>
-    </w:p>
-    <w:p>
-      <w:pPr>
-        <w:pStyle w:val="ListNumber"/>
-      </w:pPr>
-      <w:r>
-        <w:rPr>
-          <w:b/>
-        </w:rPr>
-        <w:t>Industry half</w:t>
-      </w:r>
-      <w:r>
-        <w:t xml:space="preserve"> — secondary research the PA2 way: AI deep research (treated as an</w:t>
-      </w:r>
-    </w:p>
-    <w:p>
-      <w:r>
-        <w:t>unverified draft) → library databases (Mintel / IBISWorld / Statista) → the **source</w:t>
-      </w:r>
-    </w:p>
-    <w:p>
-      <w:r>
-        <w:t>audit** with a fixed verdict vocabulary (Verified / Partially verified / Unverified /</w:t>
-      </w:r>
-    </w:p>
-    <w:p>
-      <w:r>
-        <w:t xml:space="preserve">Contradicted). Rule: </w:t>
-      </w:r>
-      <w:r>
-        <w:rPr>
-          <w:i/>
-        </w:rPr>
-        <w:t>a clean audit is a failed audit.</w:t>
-      </w:r>
-    </w:p>
-    <w:p>
-      <w:pPr>
-        <w:pStyle w:val="ListBullet"/>
-      </w:pPr>
-      <w:r>
-        <w:t xml:space="preserve">Form to adapt: </w:t>
-      </w:r>
-      <w:r>
-        <w:rPr>
-          <w:rFonts w:ascii="Courier New" w:hAnsi="Courier New"/>
-        </w:rPr>
-        <w:t>2_Teaching/IBM3302_MktgResearch/Homework/PA2_Secondary_Research/shared/PA2_Source_Audit_Form.md</w:t>
-      </w:r>
-      <w:r>
-        <w:t>.</w:t>
-      </w:r>
-    </w:p>
-    <w:p>
-      <w:pPr>
-        <w:pStyle w:val="ListNumber"/>
-      </w:pPr>
-      <w:r>
-        <w:t>Consumer privacy and data security in AI-enabled research → carried to the Week 15</w:t>
-      </w:r>
-    </w:p>
-    <w:p>
-      <w:r>
-        <w:t>ethics module.</w:t>
-      </w:r>
-    </w:p>
-    <w:p>
-      <w:pPr>
-        <w:pStyle w:val="ListBullet"/>
-      </w:pPr>
-      <w:r>
-        <w:t>Lab out tonight (due Sep 25): lit-review table of three papers + six-row source</w:t>
-      </w:r>
-    </w:p>
-    <w:p>
-      <w:r>
-        <w:t>audit of one China coffee-shop-market claim.</w:t>
-      </w:r>
-    </w:p>
-    <w:p>
-      <w:pPr>
-        <w:pStyle w:val="Heading3"/>
-      </w:pPr>
-      <w:r>
-        <w:t xml:space="preserve">Week 6 — Custom AI Assistants (Sep 25) — </w:t>
-      </w:r>
-      <w:r>
-        <w:rPr>
-          <w:i/>
-        </w:rPr>
-        <w:t>build</w:t>
-      </w:r>
-    </w:p>
-    <w:p>
-      <w:pPr>
-        <w:pStyle w:val="ListNumber"/>
-      </w:pPr>
-      <w:r>
-        <w:rPr>
-          <w:i/>
-        </w:rPr>
-        <w:t>Pre-class recording:</w:t>
-      </w:r>
-      <w:r>
-        <w:t xml:space="preserve"> </w:t>
-      </w:r>
-      <w:r>
-        <w:rPr>
-          <w:b/>
-        </w:rPr>
-        <w:t>Prompt engineering</w:t>
-      </w:r>
-      <w:r>
-        <w:t xml:space="preserve"> — persona creation, comparison tables,</w:t>
-      </w:r>
-    </w:p>
-    <w:p>
-      <w:r>
-        <w:t>flipped interactions; prompt stuffing, zero-/multi-shot, output templates; the five</w:t>
-      </w:r>
-    </w:p>
-    <w:p>
-      <w:r>
-        <w:t>interviewing techniques.</w:t>
-      </w:r>
-    </w:p>
-    <w:p>
-      <w:pPr>
-        <w:pStyle w:val="ListNumber"/>
-      </w:pPr>
-      <w:r>
-        <w:rPr>
-          <w:b/>
-        </w:rPr>
-        <w:t>Customized AI Assistants</w:t>
-      </w:r>
-      <w:r>
-        <w:t xml:space="preserve"> — system prompts, knowledge-base integration,</w:t>
-      </w:r>
-    </w:p>
-    <w:p>
-      <w:r>
-        <w:t>capabilities/actions; chatbot-style applications; business case studies.</w:t>
-      </w:r>
-    </w:p>
-    <w:p>
-      <w:pPr>
-        <w:pStyle w:val="ListBullet"/>
-      </w:pPr>
-      <w:r>
-        <w:t>Materials: [ODI product-recommendation chatbot case (Harvard Business Case Materials)](https://www.notion.so/aicertificate/Harvard-Business-Case-Materials-1ef0c52fba5b8014968ec1cbb6609a63?source=copy_link) ·</w:t>
-      </w:r>
-    </w:p>
-    <w:p>
-      <w:r>
-        <w:t>[Customized GPT for Learning Business Case](https://aicertificate.notion.site/Customized-GPT-for-Learning-Business-Case-2640c52fba5b8095b298d8ee3ef55b8b?source=copy_link)</w:t>
-      </w:r>
-    </w:p>
-    <w:p>
-      <w:r>
-        <w:t>(Study mode, Liar bot, client-interview bot, Business Case Intern, Executive Case</w:t>
-      </w:r>
-    </w:p>
-    <w:p>
-      <w:r>
-        <w:t>Questioners, AI-reflection grading bot) · instructor package:</w:t>
-      </w:r>
-    </w:p>
-    <w:p>
-      <w:r>
-        <w:rPr>
-          <w:rFonts w:ascii="Courier New" w:hAnsi="Courier New"/>
-        </w:rPr>
-        <w:t>2_Teaching/Marketing_Problems/Grading/case_homework/references/Study_Mode_GPT/</w:t>
-      </w:r>
-      <w:r>
-        <w:t>.</w:t>
-      </w:r>
-    </w:p>
-    <w:p>
-      <w:pPr>
-        <w:pStyle w:val="ListNumber"/>
-      </w:pPr>
-      <w:r>
-        <w:rPr>
-          <w:b/>
-        </w:rPr>
-        <w:t>Mini-project presentations</w:t>
-      </w:r>
-      <w:r>
-        <w:t xml:space="preserve"> (three teams, 10 + 3).</w:t>
-      </w:r>
-    </w:p>
-    <w:p>
-      <w:pPr>
-        <w:pStyle w:val="Heading3"/>
-      </w:pPr>
-      <w:r>
-        <w:t xml:space="preserve">Week 7 — Agentic Coding Foundations (Oct 2) — </w:t>
-      </w:r>
-      <w:r>
-        <w:rPr>
-          <w:i/>
-        </w:rPr>
-        <w:t>replicate</w:t>
-      </w:r>
-    </w:p>
-    <w:p>
-      <w:pPr>
-        <w:pStyle w:val="ListNumber"/>
-      </w:pPr>
-      <w:r>
-        <w:t>Chat window → code interpreter → agentic coder: what changes when the AI runs</w:t>
-      </w:r>
-    </w:p>
-    <w:p>
-      <w:r>
-        <w:t>commands, edits files, and reads its own errors.</w:t>
-      </w:r>
-    </w:p>
-    <w:p>
-      <w:pPr>
-        <w:pStyle w:val="ListNumber"/>
-      </w:pPr>
-      <w:r>
-        <w:rPr>
-          <w:b/>
-        </w:rPr>
-        <w:t>Codex and Claude Code</w:t>
-      </w:r>
-      <w:r>
-        <w:t xml:space="preserve"> — what each needs, when to use which; prompting an agentic</w:t>
-      </w:r>
-    </w:p>
-    <w:p>
-      <w:r>
-        <w:t>coder (goal, constraint, the test that proves it).</w:t>
-      </w:r>
-    </w:p>
-    <w:p>
-      <w:pPr>
-        <w:pStyle w:val="ListNumber"/>
-      </w:pPr>
-      <w:r>
-        <w:rPr>
-          <w:b/>
-        </w:rPr>
-        <w:t>GitHub in one evening</w:t>
-      </w:r>
-      <w:r>
-        <w:t xml:space="preserve"> — repo, clone, branch, commit, push, pull request,</w:t>
-      </w:r>
-    </w:p>
-    <w:p>
-      <w:r>
-        <w:rPr>
-          <w:rFonts w:ascii="Courier New" w:hAnsi="Courier New"/>
-        </w:rPr>
-        <w:t>.gitignore</w:t>
-      </w:r>
-      <w:r>
-        <w:t>; code-only repos (data and keys never committed); private-repo invites.</w:t>
-      </w:r>
-    </w:p>
-    <w:p>
-      <w:pPr>
-        <w:pStyle w:val="ListNumber"/>
-      </w:pPr>
-      <w:r>
-        <w:t xml:space="preserve">Environment: Python 3.11, virtual environments, </w:t>
-      </w:r>
-      <w:r>
-        <w:rPr>
-          <w:rFonts w:ascii="Courier New" w:hAnsi="Courier New"/>
-        </w:rPr>
-        <w:t>requirements.txt</w:t>
-      </w:r>
-      <w:r>
-        <w:t>, API keys as</w:t>
-      </w:r>
-    </w:p>
-    <w:p>
-      <w:r>
-        <w:t>environment variables.</w:t>
-      </w:r>
-    </w:p>
-    <w:p>
-      <w:pPr>
-        <w:pStyle w:val="ListNumber"/>
-      </w:pPr>
-      <w:r>
-        <w:rPr>
-          <w:b/>
-        </w:rPr>
-        <w:t>Hands-on:</w:t>
-      </w:r>
-      <w:r>
-        <w:t xml:space="preserve"> every student clones </w:t>
-      </w:r>
-      <w:r>
-        <w:rPr>
-          <w:rFonts w:ascii="Courier New" w:hAnsi="Courier New"/>
-        </w:rPr>
-        <w:t>stamp-classroom</w:t>
-      </w:r>
-      <w:r>
-        <w:t>, installs, runs the offline</w:t>
-      </w:r>
-    </w:p>
-    <w:p>
-      <w:r>
-        <w:t xml:space="preserve">smoke test and a </w:t>
-      </w:r>
-      <w:r>
-        <w:rPr>
-          <w:rFonts w:ascii="Courier New" w:hAnsi="Courier New"/>
-        </w:rPr>
-        <w:t>--dry-run</w:t>
-      </w:r>
-      <w:r>
-        <w:t>; the human-in-the-loop log (what you asked / what it did</w:t>
-      </w:r>
-    </w:p>
-    <w:p>
-      <w:r>
-        <w:t>/ what you overrode) — the M1 deliverable.</w:t>
-      </w:r>
-    </w:p>
-    <w:p>
-      <w:pPr>
-        <w:pStyle w:val="Heading3"/>
-      </w:pPr>
-      <w:r>
-        <w:t xml:space="preserve">Weeks 8–9 — The STAMP Method and NLP Essentials (Oct 9 · Oct 16) — </w:t>
-      </w:r>
-      <w:r>
-        <w:rPr>
-          <w:i/>
-        </w:rPr>
-        <w:t>replicate</w:t>
-      </w:r>
-    </w:p>
-    <w:p>
-      <w:pPr>
-        <w:pStyle w:val="ListNumber"/>
-      </w:pPr>
-      <w:r>
-        <w:rPr>
-          <w:b/>
-        </w:rPr>
-        <w:t>GT lock + reliability reveal</w:t>
-      </w:r>
-      <w:r>
-        <w:t xml:space="preserve"> (Krippendorff's α across nine coders), then **the</w:t>
-      </w:r>
-    </w:p>
-    <w:p>
-      <w:r>
-        <w:t>STAMP method lecture**: the annotation ladder (chat window → agentic coding → single</w:t>
-      </w:r>
-    </w:p>
-    <w:p>
-      <w:r>
-        <w:t>model → three-model majority vote → dual coders + judge → auto-revision loop) →</w:t>
-      </w:r>
-    </w:p>
-    <w:p>
-      <w:r>
-        <w:t>agreement (α) and accuracy (F1) → the agreement-up/accuracy-down tripwire → the tier</w:t>
-      </w:r>
-    </w:p>
-    <w:p>
-      <w:r>
-        <w:t>boundary (where human input is still required). Chat-window coding lab (S1) live.</w:t>
-      </w:r>
-    </w:p>
-    <w:p>
-      <w:pPr>
-        <w:pStyle w:val="ListNumber"/>
-      </w:pPr>
-      <w:r>
-        <w:rPr>
-          <w:b/>
-        </w:rPr>
-        <w:t>LLM/NLP essentials</w:t>
-      </w:r>
-      <w:r>
-        <w:t xml:space="preserve"> — tokenization, context windows, alignment, RAG, moderation;</w:t>
-      </w:r>
-    </w:p>
-    <w:p>
-      <w:r>
-        <w:t>prompt techniques for classification (zero-/few-shot, chain-of-thought, role,</w:t>
-      </w:r>
-    </w:p>
-    <w:p>
-      <w:r>
-        <w:t xml:space="preserve">temperature). </w:t>
-      </w:r>
-      <w:r>
-        <w:rPr>
-          <w:i/>
-        </w:rPr>
-        <w:t>Pre-class recording:</w:t>
-      </w:r>
-      <w:r>
-        <w:t xml:space="preserve"> classic NLP foundations.</w:t>
-      </w:r>
-    </w:p>
-    <w:p>
-      <w:pPr>
-        <w:pStyle w:val="ListNumber"/>
-      </w:pPr>
-      <w:r>
-        <w:rPr>
-          <w:b/>
-        </w:rPr>
-        <w:t>Running example: the Social Media Sales project</w:t>
-      </w:r>
-      <w:r>
-        <w:t xml:space="preserve"> (salesperson Instagram content ×</w:t>
-      </w:r>
-    </w:p>
-    <w:p>
-      <w:r>
-        <w:t xml:space="preserve">sales performance; </w:t>
-      </w:r>
-      <w:r>
-        <w:rPr>
-          <w:rFonts w:ascii="Courier New" w:hAnsi="Courier New"/>
-        </w:rPr>
-        <w:t>1_Research/Social_Media_Sales</w:t>
-      </w:r>
-      <w:r>
-        <w:t>) — construct → STAMP instrument →</w:t>
-      </w:r>
-    </w:p>
-    <w:p>
-      <w:r>
-        <w:t>34K posts → sales regression; the tactic taxonomy (engagement ≠ conversion).</w:t>
-      </w:r>
-    </w:p>
-    <w:p>
-      <w:pPr>
-        <w:pStyle w:val="Heading3"/>
-      </w:pPr>
-      <w:r>
-        <w:t xml:space="preserve">Weeks 10–11 — Marketing Analytics (Oct 23 · Oct 30) — </w:t>
-      </w:r>
-      <w:r>
-        <w:rPr>
-          <w:i/>
-        </w:rPr>
-        <w:t>replicate → experiment</w:t>
-      </w:r>
-    </w:p>
-    <w:p>
-      <w:pPr>
-        <w:pStyle w:val="ListNumber"/>
-      </w:pPr>
-      <w:r>
-        <w:rPr>
-          <w:b/>
-        </w:rPr>
-        <w:t>Data visualization basics</w:t>
-      </w:r>
-      <w:r>
-        <w:t xml:space="preserve"> and marketing uses; descriptive and predictive</w:t>
-      </w:r>
-    </w:p>
-    <w:p>
-      <w:r>
-        <w:t>statistics; model performance KPIs.</w:t>
-      </w:r>
-    </w:p>
-    <w:p>
-      <w:pPr>
-        <w:pStyle w:val="ListNumber"/>
-      </w:pPr>
-      <w:r>
-        <w:rPr>
-          <w:b/>
-        </w:rPr>
-        <w:t>SQL and Python via AI code interpretation</w:t>
-      </w:r>
-      <w:r>
-        <w:t>; LLM APIs for text data.</w:t>
-      </w:r>
-    </w:p>
-    <w:p>
-      <w:pPr>
-        <w:pStyle w:val="ListBullet"/>
-      </w:pPr>
-      <w:r>
-        <w:t>Material: [module 4 — AI application: business analytics](https://www.notion.so/aicertificate/module-4-ai-application-business-analytics-1d00c52fba5b8066b834fda0a8896eaf?source=copy_link)</w:t>
-      </w:r>
-    </w:p>
-    <w:p>
-      <w:pPr>
-        <w:pStyle w:val="ListNumber"/>
-      </w:pPr>
-      <w:r>
-        <w:rPr>
-          <w:b/>
-        </w:rPr>
-        <w:t>Case study</w:t>
-      </w:r>
-      <w:r>
-        <w:t xml:space="preserve"> — AI as a co-pilot in live chat to enhance sales (home-appliance</w:t>
-      </w:r>
-    </w:p>
-    <w:p>
-      <w:r>
-        <w:t>sales-closing research).</w:t>
-      </w:r>
-    </w:p>
-    <w:p>
-      <w:pPr>
-        <w:pStyle w:val="ListNumber"/>
-      </w:pPr>
-      <w:r>
-        <w:rPr>
-          <w:b/>
-        </w:rPr>
-        <w:t>Lesson: how to design STAMP hypotheses and experiments</w:t>
-      </w:r>
-      <w:r>
-        <w:t xml:space="preserve"> — from the research</w:t>
-      </w:r>
-    </w:p>
-    <w:p>
-      <w:r>
-        <w:t>program's experiment archive (</w:t>
-      </w:r>
-      <w:r>
-        <w:rPr>
-          <w:rFonts w:ascii="Courier New" w:hAnsi="Courier New"/>
-        </w:rPr>
-        <w:t>1_Research/STAMP/JMR_STAMP_classifier/experiments/</w:t>
-      </w:r>
-      <w:r>
-        <w:t>):</w:t>
-      </w:r>
-    </w:p>
-    <w:p>
-      <w:r>
-        <w:t>question → pre-stated decision rule → design → verdict, including a real negative</w:t>
-      </w:r>
-    </w:p>
-    <w:p>
-      <w:r>
-        <w:t>result and a clean holdout-generalization exemplar. Feeds M3: each team pre-registers</w:t>
-      </w:r>
-    </w:p>
-    <w:p>
-      <w:r>
-        <w:t>one codebook-variation cell — see</w:t>
-      </w:r>
-    </w:p>
-    <w:p>
-      <w:r>
-        <w:rPr>
-          <w:rFonts w:ascii="Courier New" w:hAnsi="Courier New"/>
-        </w:rPr>
-        <w:t>../Term_Projects/F2026/STAMP_Term_Project/07_Experiment_Design_Guide.md</w:t>
-      </w:r>
-      <w:r>
-        <w:t>.</w:t>
-      </w:r>
-    </w:p>
-    <w:p>
-      <w:pPr>
-        <w:pStyle w:val="Heading3"/>
-      </w:pPr>
-      <w:r>
-        <w:t xml:space="preserve">Week 12 — AI for Writing (Nov 6) — </w:t>
-      </w:r>
-      <w:r>
-        <w:rPr>
-          <w:i/>
-        </w:rPr>
-        <w:t>write</w:t>
-      </w:r>
-    </w:p>
-    <w:p>
-      <w:r>
-        <w:t>Template: the instructor's own manuscript-revision process.</w:t>
-      </w:r>
-    </w:p>
-    <w:p>
-      <w:pPr>
-        <w:pStyle w:val="ListNumber"/>
-      </w:pPr>
-      <w:r>
-        <w:rPr>
-          <w:b/>
-        </w:rPr>
-        <w:t>AI markers that trigger negative reactions</w:t>
-      </w:r>
-      <w:r>
-        <w:t xml:space="preserve"> — emphatic adjectives, journalistic</w:t>
-      </w:r>
-    </w:p>
-    <w:p>
-      <w:r>
-        <w:t>metaphors, punchy cleft sentences, explanatory-colon overuse, "rather than / not-X-</w:t>
-      </w:r>
-    </w:p>
-    <w:p>
-      <w:r>
-        <w:t>but-Y" scaffolding, repeated coined phrases, rule-of-three uniformity — with</w:t>
-      </w:r>
-    </w:p>
-    <w:p>
-      <w:r>
-        <w:t>before/after fixes, and the "kept" defense for legitimate terminology.</w:t>
-      </w:r>
-    </w:p>
-    <w:p>
-      <w:pPr>
-        <w:pStyle w:val="ListNumber"/>
-      </w:pPr>
-      <w:r>
-        <w:rPr>
-          <w:b/>
-        </w:rPr>
-        <w:t>Validate every claim</w:t>
-      </w:r>
-      <w:r>
-        <w:t xml:space="preserve"> — the number-provenance chain (script → results file →</w:t>
-      </w:r>
-    </w:p>
-    <w:p>
-      <w:r>
-        <w:t>managed span → prose); "if you cannot name the file, you cannot write the number";</w:t>
-      </w:r>
-    </w:p>
-    <w:p>
-      <w:r>
-        <w:t>catching hallucinated citations.</w:t>
-      </w:r>
-    </w:p>
-    <w:p>
-      <w:pPr>
-        <w:pStyle w:val="ListNumber"/>
-      </w:pPr>
-      <w:r>
-        <w:rPr>
-          <w:b/>
-        </w:rPr>
-        <w:t>Own the prose while using AI</w:t>
-      </w:r>
-      <w:r>
-        <w:t xml:space="preserve"> — human-first draft, AI as editor not author, logged</w:t>
-      </w:r>
-    </w:p>
-    <w:p>
-      <w:r>
-        <w:t>old → new fixes, the read-aloud and "would I say this in a meeting?" tests.</w:t>
-      </w:r>
-    </w:p>
-    <w:p>
-      <w:pPr>
-        <w:pStyle w:val="ListNumber"/>
-      </w:pPr>
-      <w:r>
-        <w:rPr>
-          <w:b/>
-        </w:rPr>
-        <w:t>Collaborate</w:t>
-      </w:r>
-      <w:r>
-        <w:t xml:space="preserve"> — shared vs private document routing, memos frozen once sent, dated</w:t>
-      </w:r>
-    </w:p>
-    <w:p>
-      <w:r>
-        <w:t>superseding memos, tracked-changes round trips, the short coauthor email with</w:t>
-      </w:r>
-    </w:p>
-    <w:p>
-      <w:r>
-        <w:t>attachments, handling feedback you disagree with.</w:t>
-      </w:r>
-    </w:p>
-    <w:p>
-      <w:pPr>
-        <w:pStyle w:val="ListNumber"/>
-      </w:pPr>
-      <w:r>
-        <w:rPr>
-          <w:b/>
-        </w:rPr>
-        <w:t>Live exercise:</w:t>
-      </w:r>
-      <w:r>
-        <w:t xml:space="preserve"> audit your own M2 memo against the taxonomy; rewrite the three</w:t>
-      </w:r>
-    </w:p>
-    <w:p>
-      <w:r>
-        <w:t>worst sentences.</w:t>
-      </w:r>
-    </w:p>
-    <w:p>
-      <w:pPr>
-        <w:pStyle w:val="Heading3"/>
-      </w:pPr>
-      <w:r>
-        <w:t xml:space="preserve">Weeks 13–14 — AI App Creation, Hosting, and Automation (Nov 13 · Nov 20) — </w:t>
-      </w:r>
-      <w:r>
-        <w:rPr>
-          <w:i/>
-        </w:rPr>
-        <w:t>ship</w:t>
-      </w:r>
-    </w:p>
-    <w:p>
-      <w:pPr>
-        <w:pStyle w:val="ListNumber"/>
-      </w:pPr>
-      <w:r>
-        <w:rPr>
-          <w:b/>
-        </w:rPr>
-        <w:t>Streamlit app anatomy</w:t>
-      </w:r>
-      <w:r>
-        <w:t xml:space="preserve"> — pages, session state, secrets, BYOK password field,</w:t>
-      </w:r>
-    </w:p>
-    <w:p>
-      <w:r>
-        <w:t>keyless demo mode, cached sample data; the 3-page floor (Define / Results / Try it)</w:t>
-      </w:r>
-    </w:p>
-    <w:p>
-      <w:r>
-        <w:t>and its guardrails; building it with an agentic coder ("wrap the existing functions,</w:t>
-      </w:r>
-    </w:p>
-    <w:p>
-      <w:r>
-        <w:t>do not reimplement").</w:t>
-      </w:r>
-    </w:p>
-    <w:p>
-      <w:pPr>
-        <w:pStyle w:val="ListNumber"/>
-      </w:pPr>
-      <w:r>
-        <w:rPr>
-          <w:b/>
-        </w:rPr>
-        <w:t>Hosting options</w:t>
-      </w:r>
-      <w:r>
-        <w:t xml:space="preserve"> — Streamlit Community Cloud vs Railway vs Hugging Face Spaces vs</w:t>
-      </w:r>
-    </w:p>
-    <w:p>
-      <w:r>
-        <w:t>GitHub Pages vs local: cost, sleep, secrets, custom domain, privacy; the deploy</w:t>
-      </w:r>
-    </w:p>
-    <w:p>
-      <w:r>
-        <w:t>checklist; demo discipline.</w:t>
-      </w:r>
-    </w:p>
-    <w:p>
-      <w:pPr>
-        <w:pStyle w:val="ListNumber"/>
-      </w:pPr>
-      <w:r>
-        <w:rPr>
-          <w:b/>
-        </w:rPr>
-        <w:t>Guest session — ODI grips MSDM student team</w:t>
-      </w:r>
-      <w:r>
-        <w:t>: their image-generation and</w:t>
-      </w:r>
-    </w:p>
-    <w:p>
-      <w:r>
-        <w:t>caption-tactic apps (a dual-LLM + judge design you will recognize) and the n8n</w:t>
-      </w:r>
-    </w:p>
-    <w:p>
-      <w:r>
-        <w:t>automated email system. Materials:</w:t>
-      </w:r>
-    </w:p>
-    <w:p>
-      <w:r>
-        <w:rPr>
-          <w:rFonts w:ascii="Courier New" w:hAnsi="Courier New"/>
-        </w:rPr>
-        <w:t>2_Teaching/MSDM_MSBA_Graduate/Student_Projects/MSDM_ODI_app_2025/Deliverables/Final Deliverables/</w:t>
-      </w:r>
-      <w:r>
-        <w:t>.</w:t>
-      </w:r>
-    </w:p>
-    <w:p>
-      <w:pPr>
-        <w:pStyle w:val="ListNumber"/>
-      </w:pPr>
-      <w:r>
-        <w:rPr>
-          <w:b/>
-        </w:rPr>
-        <w:t>Automation and agents</w:t>
-      </w:r>
-      <w:r>
-        <w:t xml:space="preserve"> — agents, integrations, plugins, browsers; the ODI n8n</w:t>
-      </w:r>
-    </w:p>
-    <w:p>
-      <w:r>
-        <w:t>email case (classifier gate → product lookup → AI-drafted reply; ~$0.02 per email).</w:t>
-      </w:r>
-    </w:p>
-    <w:p>
-      <w:pPr>
-        <w:pStyle w:val="ListNumber"/>
-      </w:pPr>
-      <w:r>
-        <w:rPr>
-          <w:b/>
-        </w:rPr>
-        <w:t>Recommendation systems</w:t>
-      </w:r>
-      <w:r>
-        <w:t xml:space="preserve"> — basics, marketing uses, campaign examples — tied to the</w:t>
-      </w:r>
-    </w:p>
-    <w:p>
-      <w:r>
-        <w:t>Recommendation construct students coded in M0 and the AO1 product-recommendation</w:t>
-      </w:r>
-    </w:p>
-    <w:p>
-      <w:r>
-        <w:t>accuracy study (8% → 58% → 62% as data structure improved).</w:t>
-      </w:r>
-    </w:p>
-    <w:p>
-      <w:pPr>
-        <w:pStyle w:val="Heading3"/>
-      </w:pPr>
-      <w:r>
-        <w:t>Week 15 — Data Privacy and Ethics (asynchronous — Thanksgiving week, Nov 27 no class)</w:t>
-      </w:r>
-    </w:p>
-    <w:p>
-      <w:r>
-        <w:t>Released on Canvas as self-paced material (no Friday meeting): privacy and consent in</w:t>
-      </w:r>
-    </w:p>
-    <w:p>
-      <w:r>
-        <w:t>AI marketing and AI-enabled research; data security; provenance and disclosure for</w:t>
-      </w:r>
-    </w:p>
-    <w:p>
-      <w:r>
-        <w:t>generative content; fairness — when a reliable-looking classifier is confidently wrong</w:t>
-      </w:r>
-    </w:p>
-    <w:p>
-      <w:r>
-        <w:t>(the tripwire revisited as an ethics problem); students' own term-project pipeline as</w:t>
-      </w:r>
-    </w:p>
-    <w:p>
-      <w:r>
-        <w:t xml:space="preserve">the case material. </w:t>
-      </w:r>
-      <w:r>
-        <w:rPr>
-          <w:b/>
-        </w:rPr>
-        <w:t>Optional module:</w:t>
-      </w:r>
-      <w:r>
-        <w:t xml:space="preserve"> generative imagery and video (LoRA, copyright,</w:t>
-      </w:r>
-    </w:p>
-    <w:p>
-      <w:r>
-        <w:t>provenance, prompts/recipes/seeds; text-to-video; analyzing video with agentic tools).</w:t>
-      </w:r>
-    </w:p>
-    <w:p>
-      <w:pPr>
-        <w:pStyle w:val="Heading3"/>
-      </w:pPr>
-      <w:r>
-        <w:t>Week 16 — Learning by Doing: Project Presentations (Dec 4)</w:t>
-      </w:r>
-    </w:p>
-    <w:p>
-      <w:pPr>
-        <w:pStyle w:val="ListNumber"/>
-      </w:pPr>
-      <w:r>
-        <w:t>STAMP team presentations (13 min + 5 Q&amp;A per team): replication ladder, experiment</w:t>
-      </w:r>
-    </w:p>
-    <w:p>
-      <w:r>
-        <w:t>verdict, extension, app — and each team's one-person research/business stack.</w:t>
-      </w:r>
-    </w:p>
-    <w:p>
-      <w:pPr>
-        <w:pStyle w:val="ListNumber"/>
-      </w:pPr>
-      <w:r>
-        <w:t>Industry Digital Marketing Leaders Fireside Chat.</w:t>
+        <w:t>Presentation day (Friday, December 4) is a professional commitment:</w:t>
+      </w:r>
+      <w:r>
+        <w:t xml:space="preserve"> missing your own team's presentation without an excused absence scores zero on that component's individual share. The same holds for your team's scheduled adjudication sessions — your partner team's grade depends on you showing up.</w:t>
       </w:r>
     </w:p>
     <w:p>
@@ -4182,243 +5119,6 @@
         <w:pStyle w:val="Heading1"/>
       </w:pPr>
       <w:r>
-        <w:t>Method of Instruction</w:t>
-      </w:r>
-    </w:p>
-    <w:p>
-      <w:r>
-        <w:t>The primary methods of instruction are hands-on labs, case analysis, group work, class discussion, in-class workdays, and a semester-long team research project. Foundational content is delivered through pre-class material on Canvas; the weekly Friday session is for application — running the pipeline, coding and adjudicating data, working cases, and building. Class discussions and lab participation make up a majority of classroom work.</w:t>
-      </w:r>
-    </w:p>
-    <w:p>
-      <w:pPr>
-        <w:pStyle w:val="Heading1"/>
-      </w:pPr>
-      <w:r>
-        <w:t>AI Policy</w:t>
-      </w:r>
-    </w:p>
-    <w:p>
-      <w:r>
-        <w:t xml:space="preserve">This course </w:t>
-      </w:r>
-      <w:r>
-        <w:rPr>
-          <w:i/>
-        </w:rPr>
-        <w:t>requires</w:t>
-      </w:r>
-      <w:r>
-        <w:t xml:space="preserve"> generative AI almost everywhere — and bans it in exactly two places. The boundary is the point.</w:t>
-      </w:r>
-    </w:p>
-    <w:p>
-      <w:r>
-        <w:rPr>
-          <w:b/>
-        </w:rPr>
-        <w:t>Where AI is required:</w:t>
-      </w:r>
-    </w:p>
-    <w:p>
-      <w:pPr>
-        <w:pStyle w:val="ListBullet"/>
-      </w:pPr>
-      <w:r>
-        <w:rPr>
-          <w:b/>
-        </w:rPr>
-        <w:t>Case homework (Amazon Kindle Fire, three-box format).</w:t>
-      </w:r>
-      <w:r>
-        <w:t xml:space="preserve"> Box A: your first take, </w:t>
-      </w:r>
-      <w:r>
-        <w:rPr>
-          <w:i/>
-        </w:rPr>
-        <w:t>no AI</w:t>
-      </w:r>
-      <w:r>
-        <w:t xml:space="preserve">, written before any AI touches the question. Box B: your best AI-assisted final answer. Box C: the delta log — at least 3 verbatim prompts and at least one AI suggestion you </w:t>
-      </w:r>
-      <w:r>
-        <w:rPr>
-          <w:b/>
-        </w:rPr>
-        <w:t>rejected, with the reason</w:t>
-      </w:r>
-      <w:r>
-        <w:t>. Voice-mode tutoring is the recommended workflow (attach the case PDF, paste the starter prompt, talk it through); a working conversation share link is required with every submission.</w:t>
-      </w:r>
-    </w:p>
-    <w:p>
-      <w:pPr>
-        <w:pStyle w:val="ListBullet"/>
-      </w:pPr>
-      <w:r>
-        <w:rPr>
-          <w:b/>
-        </w:rPr>
-        <w:t>The STAMP project.</w:t>
-      </w:r>
-      <w:r>
-        <w:t xml:space="preserve"> The pipeline </w:t>
-      </w:r>
-      <w:r>
-        <w:rPr>
-          <w:i/>
-        </w:rPr>
-        <w:t>is</w:t>
-      </w:r>
-      <w:r>
-        <w:t xml:space="preserve"> AI — and all AI assistance (including coding help from Claude Code / ChatGPT) is open, provided it is logged and reflected on in your milestone reports (STAMP brief, Rule 5). "The AI wrote it" excuses nothing; your team owns every number and every line you submit.</w:t>
-      </w:r>
-    </w:p>
-    <w:p>
-      <w:pPr>
-        <w:pStyle w:val="ListBullet"/>
-      </w:pPr>
-      <w:r>
-        <w:rPr>
-          <w:b/>
-        </w:rPr>
-        <w:t>Labs and the prompt ladder.</w:t>
-      </w:r>
-      <w:r>
-        <w:t xml:space="preserve"> Structured AI use with documentation of what worked, what failed, and what you overrode.</w:t>
-      </w:r>
-    </w:p>
-    <w:p>
-      <w:r>
-        <w:rPr>
-          <w:b/>
-        </w:rPr>
-        <w:t>Where AI is banned:</w:t>
-      </w:r>
-    </w:p>
-    <w:p>
-      <w:pPr>
-        <w:pStyle w:val="ListNumber"/>
-      </w:pPr>
-      <w:r>
-        <w:rPr>
-          <w:b/>
-        </w:rPr>
-        <w:t>Ground-truth coding, before the Week 8 lock (Fri Oct 9).</w:t>
-      </w:r>
-      <w:r>
-        <w:t xml:space="preserve"> No AI suggestions, drafts, or "checks" on your labels — coders must be naive, or the benchmark is contaminated and the entire second half of the course is invalid. This is the course's bright line; violations are academic-integrity violations (GT Coding Playbook, rules of record).</w:t>
-      </w:r>
-    </w:p>
-    <w:p>
-      <w:pPr>
-        <w:pStyle w:val="ListNumber"/>
-      </w:pPr>
-      <w:r>
-        <w:rPr>
-          <w:b/>
-        </w:rPr>
-        <w:t>Quizzes.</w:t>
-      </w:r>
-      <w:r>
-        <w:t xml:space="preserve"> No generative AI, no outside resources unless a quiz is explicitly identified as open-resource.</w:t>
-      </w:r>
-    </w:p>
-    <w:p>
-      <w:r>
-        <w:t xml:space="preserve">The governing sentence, from the research program this course replicates: </w:t>
-      </w:r>
-      <w:r>
-        <w:rPr>
-          <w:i/>
-        </w:rPr>
-        <w:t>LLM evidence locates, the human decides.</w:t>
-      </w:r>
-    </w:p>
-    <w:p>
-      <w:pPr>
-        <w:pStyle w:val="Heading1"/>
-      </w:pPr>
-      <w:r>
-        <w:t>Attendance, Participation, and Professionalism</w:t>
-      </w:r>
-    </w:p>
-    <w:p>
-      <w:pPr>
-        <w:pStyle w:val="Heading3"/>
-      </w:pPr>
-      <w:r>
-        <w:t>iClicker</w:t>
-      </w:r>
-    </w:p>
-    <w:p>
-      <w:r>
-        <w:t xml:space="preserve">Create an account on the </w:t>
-      </w:r>
-      <w:r>
-        <w:rPr>
-          <w:b/>
-        </w:rPr>
-        <w:t>iClicker app (Apple or Android) using your full name as shown on Broncos Direct</w:t>
-      </w:r>
-      <w:r>
-        <w:t xml:space="preserve"> (desktop version available if you don't have a smartphone). After signing in: search for "California State Polytechnic Univ Pomona" → "AI in Marketing - Lin" → Add Course. Attendance is recorded through iClicker at each class meeting.</w:t>
-      </w:r>
-    </w:p>
-    <w:p>
-      <w:r>
-        <w:rPr>
-          <w:b/>
-        </w:rPr>
-        <w:t>First Lecture Attendance Policy:</w:t>
-      </w:r>
-      <w:r>
-        <w:t xml:space="preserve"> Per Cal Poly Pomona's policy, students who miss the first lecture will be dropped to make room for waitlisted students. Additionally, failing to complete the contact sheet by the end of the first class will result in being dropped from the course.</w:t>
-      </w:r>
-    </w:p>
-    <w:p>
-      <w:r>
-        <w:t xml:space="preserve">Regular attendance and active participation are essential — this class meets </w:t>
-      </w:r>
-      <w:r>
-        <w:rPr>
-          <w:b/>
-        </w:rPr>
-        <w:t>once a week</w:t>
-      </w:r>
-      <w:r>
-        <w:t xml:space="preserve">, and calibration sessions, adjudication, and team workdays happen in the room. You are allowed </w:t>
-      </w:r>
-      <w:r>
-        <w:rPr>
-          <w:b/>
-        </w:rPr>
-        <w:t>one absence</w:t>
-      </w:r>
-      <w:r>
-        <w:t xml:space="preserve"> without penalty. Each additional unexcused absence reduces your attendance score by 25% of its value. Illness-related absences are excused with notification or a doctor's note. Tardiness equals absence; class times are determined by the classroom clock.</w:t>
-      </w:r>
-    </w:p>
-    <w:p>
-      <w:r>
-        <w:t xml:space="preserve">Students must maintain professional behavior during class, including arriving on time, showing courtesy to classmates and instructor, being reliable in team preparation, and meeting standard student and employee conduct expectations. </w:t>
-      </w:r>
-      <w:r>
-        <w:rPr>
-          <w:b/>
-        </w:rPr>
-        <w:t>Presentation day (Friday, December 4) is a professional commitment:</w:t>
-      </w:r>
-      <w:r>
-        <w:t xml:space="preserve"> missing your own team's presentation without an excused absence scores zero on that component's individual share. The same holds for your team's scheduled adjudication sessions — your partner team's grade depends on you showing up.</w:t>
-      </w:r>
-    </w:p>
-    <w:p>
-      <w:pPr>
-        <w:pStyle w:val="Heading1"/>
-      </w:pPr>
-      <w:r>
         <w:t>Quizzes and the Final Package</w:t>
       </w:r>
     </w:p>
@@ -4461,8 +5161,12 @@
     </w:p>
     <w:p>
       <w:pPr>
-        <w:pStyle w:val="ListNumber"/>
+        <w:ind w:left="432" w:hanging="432"/>
       </w:pPr>
+      <w:r>
+        <w:t>1.</w:t>
+        <w:tab/>
+      </w:r>
       <w:r>
         <w:rPr>
           <w:b/>
@@ -4475,8 +5179,12 @@
     </w:p>
     <w:p>
       <w:pPr>
-        <w:pStyle w:val="ListNumber"/>
+        <w:ind w:left="432" w:hanging="432"/>
       </w:pPr>
+      <w:r>
+        <w:t>2.</w:t>
+        <w:tab/>
+      </w:r>
       <w:r>
         <w:rPr>
           <w:b/>
@@ -4495,8 +5203,12 @@
     </w:p>
     <w:p>
       <w:pPr>
-        <w:pStyle w:val="ListNumber"/>
+        <w:ind w:left="432" w:hanging="432"/>
       </w:pPr>
+      <w:r>
+        <w:t>3.</w:t>
+        <w:tab/>
+      </w:r>
       <w:r>
         <w:rPr>
           <w:b/>

--- a/ibm6450/files/IBM6450_IBM2990_AI_in_Marketing_Syllabus_2026_Fall.docx
+++ b/ibm6450/files/IBM6450_IBM2990_AI_in_Marketing_Syllabus_2026_Fall.docx
@@ -935,7 +935,7 @@
               <w:rPr>
                 <w:sz w:val="19"/>
               </w:rPr>
-              <w:t>Includes the Amazon Kindle Fire three-box case (the delta method, out Sep 11, due Sun Sep 20), the AI-assisted systematic review + LLM-powered evidence-extraction lab (out Sep 18, due Sun Sep 27), and hands-on exercises</w:t>
+              <w:t>Lab 4 = the Amazon Kindle Fire three-box case (the delta method, out Sep 11, due Sun Sep 20, individual); Lab 5 = AI-assisted systematic review + LLM-powered evidence extraction (out Sep 25, due Sun Oct 4, individual); Lab 6 = secondary-data check of your own perceptual map (out Sep 18, due Wed Sep 30, team); plus hands-on exercises</w:t>
             </w:r>
           </w:p>
         </w:tc>
@@ -1902,7 +1902,7 @@
                 <w:b/>
                 <w:sz w:val="19"/>
               </w:rPr>
-              <w:t>Kindle Fire three-box HW out, due Sun Sep 20</w:t>
+              <w:t>Lab 4 Kindle Fire three-box out, due Sun Sep 20</w:t>
             </w:r>
             <w:r>
               <w:rPr>
@@ -1965,7 +1965,7 @@
                 <w:b/>
                 <w:sz w:val="19"/>
               </w:rPr>
-              <w:t>AI-assisted literature and secondary research</w:t>
+              <w:t>Prompt patterns and custom AI assistants</w:t>
             </w:r>
             <w:r>
               <w:rPr>
@@ -1978,13 +1978,26 @@
                 <w:i/>
                 <w:sz w:val="19"/>
               </w:rPr>
-              <w:t>(research)</w:t>
+              <w:t>(build)</w:t>
             </w:r>
             <w:r>
               <w:rPr>
                 <w:sz w:val="19"/>
               </w:rPr>
-              <w:t xml:space="preserve"> — AI-assisted systematic review of the synthetic-respondent literature (Zotero, scoped deep research, search log) · LLM-powered evidence extraction and its human check (Eisend et al. 2024 as the exemplar) · privacy in AI-enabled research · 10-min preview: a custom GPT as a perceptual-map tutor </w:t>
+              <w:t xml:space="preserve"> — system prompts, knowledge, actions; the </w:t>
+            </w:r>
+            <w:r>
+              <w:rPr>
+                <w:b/>
+                <w:sz w:val="19"/>
+              </w:rPr>
+              <w:t>ODI product-recommendation chatbot case</w:t>
+            </w:r>
+            <w:r>
+              <w:rPr>
+                <w:sz w:val="19"/>
+              </w:rPr>
+              <w:t xml:space="preserve">; build night: each team builds a perceptual-map tutor GPT (optional mini extension, shown Oct 2) </w:t>
             </w:r>
             <w:r>
               <w:rPr>
@@ -2016,7 +2029,7 @@
                 <w:b/>
                 <w:sz w:val="19"/>
               </w:rPr>
-              <w:t>Lab 5 out (due Sun Sep 27)</w:t>
+              <w:t>Lab 6 out: secondary-data check of your own map (team, due Wed Sep 30)</w:t>
             </w:r>
           </w:p>
         </w:tc>
@@ -2073,7 +2086,7 @@
                 <w:b/>
                 <w:sz w:val="19"/>
               </w:rPr>
-              <w:t>Prompt patterns and custom AI assistants</w:t>
+              <w:t>AI-assisted literature and secondary research</w:t>
             </w:r>
             <w:r>
               <w:rPr>
@@ -2086,26 +2099,13 @@
                 <w:i/>
                 <w:sz w:val="19"/>
               </w:rPr>
-              <w:t>(build)</w:t>
+              <w:t>(research)</w:t>
             </w:r>
             <w:r>
               <w:rPr>
                 <w:sz w:val="19"/>
               </w:rPr>
-              <w:t xml:space="preserve"> — system prompts, knowledge, actions; the </w:t>
-            </w:r>
-            <w:r>
-              <w:rPr>
-                <w:b/>
-                <w:sz w:val="19"/>
-              </w:rPr>
-              <w:t>ODI product-recommendation chatbot case</w:t>
-            </w:r>
-            <w:r>
-              <w:rPr>
-                <w:sz w:val="19"/>
-              </w:rPr>
-              <w:t>; build night: your own perceptual-map tutor (optional mini extension) · Kindle Fire debrief clinic (15 min)</w:t>
+              <w:t xml:space="preserve"> — the future-research-ideas layer: AI-assisted systematic review of the synthetic-respondent literature (Zotero, scoped deep research, search log) · LLM-powered evidence extraction and its human check (Eisend et al. 2024 as the exemplar) · secondary research the audit way: deep research → library report → source audit, applied to your own category (Lab 6) · privacy in AI-enabled research · Kindle Fire debrief clinic (15 min)</w:t>
             </w:r>
           </w:p>
         </w:tc>
@@ -2136,7 +2136,20 @@
               <w:rPr>
                 <w:sz w:val="19"/>
               </w:rPr>
-              <w:t xml:space="preserve"> codebook + training (Mon Sep 28), batch 1 (Wed Sep 30) · Mini: own-study clinic; Form closes Wed Sep 30 (D5) · Lab 5 due Sun Sep 27</w:t>
+              <w:t xml:space="preserve"> codebook + training (Mon Sep 28), batch 1 (Wed Sep 30) · Mini: own-study clinic; Form closes Wed Sep 30 (D5) · </w:t>
+            </w:r>
+            <w:r>
+              <w:rPr>
+                <w:b/>
+                <w:sz w:val="19"/>
+              </w:rPr>
+              <w:t>Lab 5 out (individual, due Sun Oct 4)</w:t>
+            </w:r>
+            <w:r>
+              <w:rPr>
+                <w:sz w:val="19"/>
+              </w:rPr>
+              <w:t xml:space="preserve"> · Lab 6 due Wed Sep 30</w:t>
             </w:r>
           </w:p>
         </w:tc>
@@ -2265,6 +2278,12 @@
                 <w:sz w:val="19"/>
               </w:rPr>
               <w:t>every student clones `stamp-classroom` in class</w:t>
+            </w:r>
+            <w:r>
+              <w:rPr>
+                <w:sz w:val="19"/>
+              </w:rPr>
+              <w:t xml:space="preserve"> · Lab 5 due Sun Oct 4</w:t>
             </w:r>
           </w:p>
         </w:tc>
@@ -3692,13 +3711,13 @@
         <w:pStyle w:val="Heading3"/>
       </w:pPr>
       <w:r>
-        <w:t xml:space="preserve">Week 5 — AI-Assisted Literature and Secondary Research (Sep 18) — </w:t>
+        <w:t xml:space="preserve">Week 5 — Prompt Patterns and Custom AI Assistants (Sep 18) — </w:t>
       </w:r>
       <w:r>
         <w:rPr>
           <w:i/>
         </w:rPr>
-        <w:t>research</w:t>
+        <w:t>build</w:t>
       </w:r>
     </w:p>
     <w:p>
@@ -3711,32 +3730,31 @@
       </w:r>
       <w:r>
         <w:rPr>
+          <w:i/>
+        </w:rPr>
+        <w:t>Pre-class recording (assigned before Sep 18):</w:t>
+      </w:r>
+      <w:r>
+        <w:t xml:space="preserve"> </w:t>
+      </w:r>
+      <w:r>
+        <w:rPr>
           <w:b/>
         </w:rPr>
-        <w:t>AI-assisted systematic review</w:t>
-      </w:r>
-      <w:r>
-        <w:t xml:space="preserve"> — Zotero setup (desktop, browser connector,</w:t>
+        <w:t>Prompt engineering</w:t>
+      </w:r>
+      <w:r>
+        <w:t xml:space="preserve"> — persona</w:t>
       </w:r>
     </w:p>
     <w:p>
       <w:r>
-        <w:t>Word/Docs plugin); scoped deep-research prompts and the search log (every query</w:t>
+        <w:t>creation, comparison tables, flipped interactions; prompt stuffing, zero-/multi-shot,</w:t>
       </w:r>
     </w:p>
     <w:p>
       <w:r>
-        <w:t>verbatim, records screened with reasons); the review table (paper · question · sample</w:t>
-      </w:r>
-    </w:p>
-    <w:p>
-      <w:r>
-        <w:t>· LLM role · validity check · finding · where validity fell · relation to Li et al.)</w:t>
-      </w:r>
-    </w:p>
-    <w:p>
-      <w:r>
-        <w:t>on the synthetic-respondent literature; catching hallucinated citations.</w:t>
+        <w:t>output templates; the five interviewing techniques.</w:t>
       </w:r>
     </w:p>
     <w:p>
@@ -3751,45 +3769,49 @@
         <w:rPr>
           <w:b/>
         </w:rPr>
-        <w:t>LLM-powered evidence extraction and its human check</w:t>
-      </w:r>
-      <w:r>
-        <w:t xml:space="preserve"> — a fixed extraction prompt</w:t>
+        <w:t>Customized AI Assistants</w:t>
+      </w:r>
+      <w:r>
+        <w:t xml:space="preserve"> — system prompts, knowledge-base integration,</w:t>
       </w:r>
     </w:p>
     <w:p>
       <w:r>
-        <w:t>run twice per paper (quote + page for every field), verification of every cell against</w:t>
+        <w:t>capabilities/actions; chatbot-style applications; business case studies.</w:t>
       </w:r>
     </w:p>
     <w:p>
-      <w:r>
-        <w:t xml:space="preserve">the PDF, the accuracy reported as a number; the exemplar is Eisend et al. (2024, </w:t>
-      </w:r>
-      <w:r>
-        <w:rPr>
-          <w:i/>
-        </w:rPr>
-        <w:t>JCR</w:t>
-      </w:r>
-      <w:r>
-        <w:t>),</w:t>
+      <w:pPr>
+        <w:pStyle w:val="ListBullet2"/>
+      </w:pPr>
+      <w:r>
+        <w:t>Materials: [ODI product-recommendation chatbot case (Harvard Business Case Materials)](https://www.notion.so/aicertificate/Harvard-Business-Case-Materials-1ef0c52fba5b8014968ec1cbb6609a63?source=copy_link) ·</w:t>
       </w:r>
     </w:p>
     <w:p>
       <w:r>
-        <w:t>who coded 222 meta-analyses with an AI-enabled extractor plus human coders and reported</w:t>
+        <w:t>[Customized GPT for Learning Business Case](https://aicertificate.notion.site/Customized-GPT-for-Learning-Business-Case-2640c52fba5b8095b298d8ee3ef55b8b?source=copy_link)</w:t>
       </w:r>
     </w:p>
     <w:p>
       <w:r>
-        <w:t xml:space="preserve">the machine–human agreement. Rule: </w:t>
-      </w:r>
+        <w:t>(Study mode, Liar bot, client-interview bot, Business Case Intern, Executive Case</w:t>
+      </w:r>
+    </w:p>
+    <w:p>
+      <w:r>
+        <w:t>Questioners, AI-reflection grading bot) · instructor package:</w:t>
+      </w:r>
+    </w:p>
+    <w:p>
       <w:r>
         <w:rPr>
-          <w:i/>
+          <w:rFonts w:ascii="Courier New" w:hAnsi="Courier New"/>
         </w:rPr>
-        <w:t>agreement between runs is a review queue, not a proof.</w:t>
+        <w:t>2_Teaching/Marketing_Problems/Grading/case_homework/references/Study_Mode_GPT/</w:t>
+      </w:r>
+      <w:r>
+        <w:t>.</w:t>
       </w:r>
     </w:p>
     <w:p>
@@ -3801,17 +3823,23 @@
         <w:tab/>
       </w:r>
       <w:r>
-        <w:t>Reading pooled evidence honestly: range and median of validity numbers, the conditions</w:t>
+        <w:rPr>
+          <w:b/>
+        </w:rPr>
+        <w:t>Build night:</w:t>
+      </w:r>
+      <w:r>
+        <w:t xml:space="preserve"> each team builds its own perceptual-map tutor (system prompt +</w:t>
       </w:r>
     </w:p>
     <w:p>
       <w:r>
-        <w:t>under which synthetic respondents fail, and why designs and metrics are not a meta-analysis</w:t>
+        <w:t>knowledge = the companion page and the team's own study card); adversarial test by</w:t>
       </w:r>
     </w:p>
     <w:p>
       <w:r>
-        <w:t>until someone makes them comparable.</w:t>
+        <w:t>another team. Optional extension of the mini project, shown on Oct 2 if you choose.</w:t>
       </w:r>
     </w:p>
     <w:p>
@@ -3823,12 +3851,66 @@
         <w:tab/>
       </w:r>
       <w:r>
-        <w:t>Consumer privacy and data security in AI-enabled research → carried to the Week 15</w:t>
+        <w:rPr>
+          <w:b/>
+        </w:rPr>
+        <w:t>Mini:</w:t>
+      </w:r>
+      <w:r>
+        <w:t xml:space="preserve"> 15-min D4 lab check-in; own AI panel and map in class. </w:t>
+      </w:r>
+      <w:r>
+        <w:rPr>
+          <w:b/>
+        </w:rPr>
+        <w:t>Lab 6 out</w:t>
+      </w:r>
+      <w:r>
+        <w:t xml:space="preserve"> (team,</w:t>
       </w:r>
     </w:p>
     <w:p>
       <w:r>
-        <w:t>ethics module.</w:t>
+        <w:t>due Wed Sep 30): secondary-data check of your own map — deep research plus one licensed</w:t>
+      </w:r>
+    </w:p>
+    <w:p>
+      <w:r>
+        <w:t>library report on your category, audited with the six-row source-audit form, compared</w:t>
+      </w:r>
+    </w:p>
+    <w:p>
+      <w:r>
+        <w:t>against the AI map and the survey map.</w:t>
+      </w:r>
+    </w:p>
+    <w:p>
+      <w:pPr>
+        <w:pStyle w:val="Heading3"/>
+      </w:pPr>
+      <w:r>
+        <w:t xml:space="preserve">Week 6 — AI-Assisted Literature and Secondary Research (Sep 25) — </w:t>
+      </w:r>
+      <w:r>
+        <w:rPr>
+          <w:i/>
+        </w:rPr>
+        <w:t>research</w:t>
+      </w:r>
+    </w:p>
+    <w:p>
+      <w:r>
+        <w:t>The conceptual session: where the ideas for extending a method come from. What you</w:t>
+      </w:r>
+    </w:p>
+    <w:p>
+      <w:r>
+        <w:t>practice here on the synthetic-respondent literature is what you will do in November to</w:t>
+      </w:r>
+    </w:p>
+    <w:p>
+      <w:r>
+        <w:t>propose your STAMP extension.</w:t>
       </w:r>
     </w:p>
     <w:p>
@@ -3836,22 +3918,195 @@
         <w:ind w:left="432" w:hanging="432"/>
       </w:pPr>
       <w:r>
-        <w:t>5.</w:t>
+        <w:t>1.</w:t>
         <w:tab/>
       </w:r>
       <w:r>
         <w:rPr>
           <w:b/>
         </w:rPr>
-        <w:t>Preview (10 min):</w:t>
-      </w:r>
-      <w:r>
-        <w:t xml:space="preserve"> a custom GPT as a perceptual-map tutor — the optional extension</w:t>
+        <w:t>AI-assisted systematic review</w:t>
+      </w:r>
+      <w:r>
+        <w:t xml:space="preserve"> — Zotero setup (desktop, browser connector,</w:t>
       </w:r>
     </w:p>
     <w:p>
       <w:r>
-        <w:t>any team may build for its mini project (Week 6 is the build night).</w:t>
+        <w:t>Word/Docs plugin); scoped deep-research prompts and the search log (every query</w:t>
+      </w:r>
+    </w:p>
+    <w:p>
+      <w:r>
+        <w:t>verbatim, records screened with reasons); the review table (paper · question · sample</w:t>
+      </w:r>
+    </w:p>
+    <w:p>
+      <w:r>
+        <w:t>· LLM role · validity check · finding · where validity fell · relation to Li et al.)</w:t>
+      </w:r>
+    </w:p>
+    <w:p>
+      <w:r>
+        <w:t>on the synthetic-respondent literature; catching hallucinated citations.</w:t>
+      </w:r>
+    </w:p>
+    <w:p>
+      <w:pPr>
+        <w:ind w:left="432" w:hanging="432"/>
+      </w:pPr>
+      <w:r>
+        <w:t>2.</w:t>
+        <w:tab/>
+      </w:r>
+      <w:r>
+        <w:rPr>
+          <w:b/>
+        </w:rPr>
+        <w:t>LLM-powered evidence extraction and its human check</w:t>
+      </w:r>
+      <w:r>
+        <w:t xml:space="preserve"> — a fixed extraction prompt</w:t>
+      </w:r>
+    </w:p>
+    <w:p>
+      <w:r>
+        <w:t>run twice per paper (quote + page for every field), verification of every cell against</w:t>
+      </w:r>
+    </w:p>
+    <w:p>
+      <w:r>
+        <w:t xml:space="preserve">the PDF, the accuracy reported as a number; the exemplar is Eisend et al. (2024, </w:t>
+      </w:r>
+      <w:r>
+        <w:rPr>
+          <w:i/>
+        </w:rPr>
+        <w:t>JCR</w:t>
+      </w:r>
+      <w:r>
+        <w:t>),</w:t>
+      </w:r>
+    </w:p>
+    <w:p>
+      <w:r>
+        <w:t>who coded 222 meta-analyses with an AI-enabled extractor plus human coders and reported</w:t>
+      </w:r>
+    </w:p>
+    <w:p>
+      <w:r>
+        <w:t xml:space="preserve">the machine–human agreement. Rule: </w:t>
+      </w:r>
+      <w:r>
+        <w:rPr>
+          <w:i/>
+        </w:rPr>
+        <w:t>agreement between runs is a review queue, not a proof.</w:t>
+      </w:r>
+    </w:p>
+    <w:p>
+      <w:pPr>
+        <w:ind w:left="432" w:hanging="432"/>
+      </w:pPr>
+      <w:r>
+        <w:t>3.</w:t>
+        <w:tab/>
+      </w:r>
+      <w:r>
+        <w:t>Reading pooled evidence honestly: range and median of validity numbers, the conditions</w:t>
+      </w:r>
+    </w:p>
+    <w:p>
+      <w:r>
+        <w:t>under which synthetic respondents fail, and why designs and metrics are not a meta-analysis</w:t>
+      </w:r>
+    </w:p>
+    <w:p>
+      <w:r>
+        <w:t>until someone makes them comparable.</w:t>
+      </w:r>
+    </w:p>
+    <w:p>
+      <w:pPr>
+        <w:ind w:left="432" w:hanging="432"/>
+      </w:pPr>
+      <w:r>
+        <w:t>4.</w:t>
+        <w:tab/>
+      </w:r>
+      <w:r>
+        <w:rPr>
+          <w:b/>
+        </w:rPr>
+        <w:t>Secondary research the audit way</w:t>
+      </w:r>
+      <w:r>
+        <w:t xml:space="preserve"> — AI deep research (an unverified draft) →</w:t>
+      </w:r>
+    </w:p>
+    <w:p>
+      <w:r>
+        <w:t>library databases (Mintel / IBISWorld / Statista / Passport) → the source audit with a</w:t>
+      </w:r>
+    </w:p>
+    <w:p>
+      <w:r>
+        <w:t>fixed verdict vocabulary (Verified / Partially verified / Unverified / Contradicted);</w:t>
+      </w:r>
+    </w:p>
+    <w:p>
+      <w:r>
+        <w:t>applied to each team's own category so the map gets a third, aggregate-level witness</w:t>
+      </w:r>
+    </w:p>
+    <w:p>
+      <w:r>
+        <w:t>next to the AI panel and the survey (Lab 6, due Wed Sep 30). Rule: *a clean audit is a</w:t>
+      </w:r>
+    </w:p>
+    <w:p>
+      <w:r>
+        <w:t>failed audit.*</w:t>
+      </w:r>
+    </w:p>
+    <w:p>
+      <w:pPr>
+        <w:ind w:left="432" w:hanging="432"/>
+      </w:pPr>
+      <w:r>
+        <w:t>5.</w:t>
+        <w:tab/>
+      </w:r>
+      <w:r>
+        <w:t>Consumer privacy and data security in AI-enabled research → carried to the Week 15</w:t>
+      </w:r>
+    </w:p>
+    <w:p>
+      <w:r>
+        <w:t>ethics module.</w:t>
+      </w:r>
+    </w:p>
+    <w:p>
+      <w:pPr>
+        <w:ind w:left="432" w:hanging="432"/>
+      </w:pPr>
+      <w:r>
+        <w:t>6.</w:t>
+        <w:tab/>
+      </w:r>
+      <w:r>
+        <w:rPr>
+          <w:b/>
+        </w:rPr>
+        <w:t>Kindle Fire debrief clinic</w:t>
+      </w:r>
+      <w:r>
+        <w:t xml:space="preserve"> (15 min): the cohort mirror, the Q3 model, and where</w:t>
+      </w:r>
+    </w:p>
+    <w:p>
+      <w:r>
+        <w:t>the tutor was confidently wrong.</w:t>
       </w:r>
     </w:p>
     <w:p>
@@ -3859,176 +4114,27 @@
         <w:pStyle w:val="ListBullet2"/>
       </w:pPr>
       <w:r>
-        <w:t>Lab 5 out tonight (due Sun Sep 27): search log + Zotero export + dual extraction with</w:t>
+        <w:t>Lab 5 out tonight (individual, due Sun Oct 4): search log + Zotero export + dual</w:t>
       </w:r>
     </w:p>
     <w:p>
       <w:r>
-        <w:t>verification + review table (Li et al. + three papers per member) + pooled reading;</w:t>
+        <w:t>extraction with verification + review table (Li et al. + three papers per member) +</w:t>
       </w:r>
     </w:p>
     <w:p>
       <w:r>
-        <w:t>the team pools its rows for the Oct 2 Teach beat and the STAMP related-work section.</w:t>
+        <w:t>pooled reading; the team pools its rows into one Sheet, the seed of its STAMP</w:t>
       </w:r>
     </w:p>
     <w:p>
-      <w:pPr>
-        <w:pStyle w:val="Heading3"/>
-      </w:pPr>
-      <w:r>
-        <w:t xml:space="preserve">Week 6 — Prompt Patterns and Custom AI Assistants (Sep 25) — </w:t>
-      </w:r>
-      <w:r>
-        <w:rPr>
-          <w:i/>
-        </w:rPr>
-        <w:t>build</w:t>
+      <w:r>
+        <w:t>extension proposal and related-work section. The Oct 2 Advise slide carries one</w:t>
       </w:r>
     </w:p>
     <w:p>
-      <w:pPr>
-        <w:ind w:left="432" w:hanging="432"/>
-      </w:pPr>
-      <w:r>
-        <w:t>1.</w:t>
-        <w:tab/>
-      </w:r>
-      <w:r>
-        <w:rPr>
-          <w:i/>
-        </w:rPr>
-        <w:t>Pre-class recording (assigned before Sep 18):</w:t>
-      </w:r>
-      <w:r>
-        <w:t xml:space="preserve"> </w:t>
-      </w:r>
-      <w:r>
-        <w:rPr>
-          <w:b/>
-        </w:rPr>
-        <w:t>Prompt engineering</w:t>
-      </w:r>
-      <w:r>
-        <w:t xml:space="preserve"> — persona</w:t>
-      </w:r>
-    </w:p>
-    <w:p>
-      <w:r>
-        <w:t>creation, comparison tables, flipped interactions; prompt stuffing, zero-/multi-shot,</w:t>
-      </w:r>
-    </w:p>
-    <w:p>
-      <w:r>
-        <w:t>output templates; the five interviewing techniques.</w:t>
-      </w:r>
-    </w:p>
-    <w:p>
-      <w:pPr>
-        <w:ind w:left="432" w:hanging="432"/>
-      </w:pPr>
-      <w:r>
-        <w:t>2.</w:t>
-        <w:tab/>
-      </w:r>
-      <w:r>
-        <w:rPr>
-          <w:b/>
-        </w:rPr>
-        <w:t>Customized AI Assistants</w:t>
-      </w:r>
-      <w:r>
-        <w:t xml:space="preserve"> — system prompts, knowledge-base integration,</w:t>
-      </w:r>
-    </w:p>
-    <w:p>
-      <w:r>
-        <w:t>capabilities/actions; chatbot-style applications; business case studies.</w:t>
-      </w:r>
-    </w:p>
-    <w:p>
-      <w:pPr>
-        <w:pStyle w:val="ListBullet2"/>
-      </w:pPr>
-      <w:r>
-        <w:t>Materials: [ODI product-recommendation chatbot case (Harvard Business Case Materials)](https://www.notion.so/aicertificate/Harvard-Business-Case-Materials-1ef0c52fba5b8014968ec1cbb6609a63?source=copy_link) ·</w:t>
-      </w:r>
-    </w:p>
-    <w:p>
-      <w:r>
-        <w:t>[Customized GPT for Learning Business Case](https://aicertificate.notion.site/Customized-GPT-for-Learning-Business-Case-2640c52fba5b8095b298d8ee3ef55b8b?source=copy_link)</w:t>
-      </w:r>
-    </w:p>
-    <w:p>
-      <w:r>
-        <w:t>(Study mode, Liar bot, client-interview bot, Business Case Intern, Executive Case</w:t>
-      </w:r>
-    </w:p>
-    <w:p>
-      <w:r>
-        <w:t>Questioners, AI-reflection grading bot) · instructor package:</w:t>
-      </w:r>
-    </w:p>
-    <w:p>
-      <w:r>
-        <w:rPr>
-          <w:rFonts w:ascii="Courier New" w:hAnsi="Courier New"/>
-        </w:rPr>
-        <w:t>2_Teaching/Marketing_Problems/Grading/case_homework/references/Study_Mode_GPT/</w:t>
-      </w:r>
-      <w:r>
-        <w:t>.</w:t>
-      </w:r>
-    </w:p>
-    <w:p>
-      <w:pPr>
-        <w:ind w:left="432" w:hanging="432"/>
-      </w:pPr>
-      <w:r>
-        <w:t>3.</w:t>
-        <w:tab/>
-      </w:r>
-      <w:r>
-        <w:rPr>
-          <w:b/>
-        </w:rPr>
-        <w:t>Build night:</w:t>
-      </w:r>
-      <w:r>
-        <w:t xml:space="preserve"> each team builds its own perceptual-map tutor (system prompt +</w:t>
-      </w:r>
-    </w:p>
-    <w:p>
-      <w:r>
-        <w:t>knowledge = the companion page and the team's own study card); adversarial test by</w:t>
-      </w:r>
-    </w:p>
-    <w:p>
-      <w:r>
-        <w:t>another team. Optional extension of the mini project, shown on Oct 2 if you choose.</w:t>
-      </w:r>
-    </w:p>
-    <w:p>
-      <w:pPr>
-        <w:ind w:left="432" w:hanging="432"/>
-      </w:pPr>
-      <w:r>
-        <w:t>4.</w:t>
-        <w:tab/>
-      </w:r>
-      <w:r>
-        <w:rPr>
-          <w:b/>
-        </w:rPr>
-        <w:t>Kindle Fire debrief clinic</w:t>
-      </w:r>
-      <w:r>
-        <w:t xml:space="preserve"> (15 min): the cohort mirror, the Q3 model, and where</w:t>
-      </w:r>
-    </w:p>
-    <w:p>
-      <w:r>
-        <w:t>the tutor was confidently wrong.</w:t>
+      <w:r>
+        <w:t>future-research idea drawn from tonight's seed set, no lab required.</w:t>
       </w:r>
     </w:p>
     <w:p>

--- a/ibm6450/files/IBM6450_IBM2990_AI_in_Marketing_Syllabus_2026_Fall.docx
+++ b/ibm6450/files/IBM6450_IBM2990_AI_in_Marketing_Syllabus_2026_Fall.docx
@@ -935,7 +935,7 @@
               <w:rPr>
                 <w:sz w:val="19"/>
               </w:rPr>
-              <w:t>Lab 4 = the Amazon Kindle Fire three-box case (the delta method, out Sep 11, due Sun Sep 20, individual); Lab 5 = AI-assisted systematic review + LLM-powered evidence extraction (out Sep 25, due Sun Oct 4, individual); Lab 6 = secondary-data check of your own perceptual map (out Sep 18, due Wed Sep 30, team); plus hands-on exercises</w:t>
+              <w:t>Lab 4 = the Amazon Kindle Fire three-box case (the delta method, out Sep 11, due Sun Sep 20, individual); Lab 6 = AI-assisted systematic review + LLM-powered evidence extraction (out Sep 25, due Sun Oct 4, individual); Lab 5 = secondary-data check of your own perceptual map (out Sep 18, due Wed Sep 30, team); plus hands-on exercises</w:t>
             </w:r>
           </w:p>
         </w:tc>
@@ -1115,286 +1115,15 @@
     <w:p/>
     <w:p>
       <w:pPr>
-        <w:pStyle w:val="Heading1"/>
+        <w:pStyle w:val="Heading3"/>
       </w:pPr>
       <w:r>
-        <w:t>The Two-Project Arc</w:t>
+        <w:t>Grade map: every graded item</w:t>
       </w:r>
     </w:p>
     <w:p>
       <w:r>
-        <w:t xml:space="preserve">In Week 1 you form </w:t>
-      </w:r>
-      <w:r>
-        <w:rPr>
-          <w:b/>
-        </w:rPr>
-        <w:t>three teams of 3</w:t>
-      </w:r>
-      <w:r>
-        <w:t>. Everyone codes every ground-truth row individually; all three teams replicate STAMP on the same construct (Solving Work) so results are comparable, and the other two constructs (Relational Work, Recommendation) are reserved for extensions. The two projects interleave:</w:t>
-      </w:r>
-    </w:p>
-    <w:tbl>
-      <w:tblPr>
-        <w:tblStyle w:val="TableGrid"/>
-        <w:tblW w:type="auto" w:w="0"/>
-        <w:tblLook w:firstColumn="1" w:firstRow="1" w:lastColumn="0" w:lastRow="0" w:noHBand="0" w:noVBand="1" w:val="04A0"/>
-      </w:tblPr>
-      <w:tblGrid>
-        <w:gridCol w:w="4968"/>
-        <w:gridCol w:w="4968"/>
-      </w:tblGrid>
-      <w:tr>
-        <w:tc>
-          <w:tcPr>
-            <w:tcW w:type="dxa" w:w="4968"/>
-          </w:tcPr>
-          <w:p>
-            <w:r>
-              <w:rPr>
-                <w:b/>
-                <w:sz w:val="19"/>
-              </w:rPr>
-            </w:r>
-            <w:r>
-              <w:rPr>
-                <w:b/>
-                <w:sz w:val="19"/>
-              </w:rPr>
-              <w:t>Project</w:t>
-            </w:r>
-          </w:p>
-        </w:tc>
-        <w:tc>
-          <w:tcPr>
-            <w:tcW w:type="dxa" w:w="4968"/>
-          </w:tcPr>
-          <w:p>
-            <w:r>
-              <w:rPr>
-                <w:b/>
-                <w:sz w:val="19"/>
-              </w:rPr>
-            </w:r>
-            <w:r>
-              <w:rPr>
-                <w:b/>
-                <w:sz w:val="19"/>
-              </w:rPr>
-              <w:t>What it looks like</w:t>
-            </w:r>
-          </w:p>
-        </w:tc>
-      </w:tr>
-      <w:tr>
-        <w:tc>
-          <w:tcPr>
-            <w:tcW w:type="dxa" w:w="4968"/>
-          </w:tcPr>
-          <w:p>
-            <w:r>
-              <w:rPr>
-                <w:sz w:val="19"/>
-              </w:rPr>
-            </w:r>
-            <w:r>
-              <w:rPr>
-                <w:b/>
-                <w:sz w:val="19"/>
-              </w:rPr>
-              <w:t>STAMP M0 — ground-truth coding, weeks 1–8 (10%, individual)</w:t>
-            </w:r>
-          </w:p>
-        </w:tc>
-        <w:tc>
-          <w:tcPr>
-            <w:tcW w:type="dxa" w:w="4968"/>
-          </w:tcPr>
-          <w:p>
-            <w:r>
-              <w:rPr>
-                <w:sz w:val="19"/>
-              </w:rPr>
-            </w:r>
-            <w:r>
-              <w:rPr>
-                <w:sz w:val="19"/>
-              </w:rPr>
-              <w:t xml:space="preserve">You are trained like a research annotator, one construct at a time: read the codebook, code a training set, get individual feedback from the construct's author, code two batches (the full 380-turn airline corpus for Solving and Relational Work; 120 review statements for Recommendation), reconcile splits in class. Solving Work (weeks 1–3) → Relational Work (weeks 4–5) → Recommendation (weeks 6–7). </w:t>
-            </w:r>
-            <w:r>
-              <w:rPr>
-                <w:b/>
-                <w:sz w:val="19"/>
-              </w:rPr>
-              <w:t>The class ground truth locks Friday, Oct 9</w:t>
-            </w:r>
-            <w:r>
-              <w:rPr>
-                <w:sz w:val="19"/>
-              </w:rPr>
-              <w:t xml:space="preserve"> and its reliability (Krippendorff's α across nine coders) is revealed the same night. Playbook: </w:t>
-            </w:r>
-            <w:r>
-              <w:rPr>
-                <w:rFonts w:ascii="Courier New" w:hAnsi="Courier New"/>
-                <w:sz w:val="19"/>
-              </w:rPr>
-              <w:t>../Term_Projects/F2026/STAMP_Term_Project/00_GT_Coding_Playbook.md</w:t>
-            </w:r>
-          </w:p>
-        </w:tc>
-      </w:tr>
-      <w:tr>
-        <w:tc>
-          <w:tcPr>
-            <w:tcW w:type="dxa" w:w="4968"/>
-          </w:tcPr>
-          <w:p>
-            <w:r>
-              <w:rPr>
-                <w:sz w:val="19"/>
-              </w:rPr>
-            </w:r>
-            <w:r>
-              <w:rPr>
-                <w:b/>
-                <w:sz w:val="19"/>
-              </w:rPr>
-              <w:t>Mini Term Project — weeks 2–7 (15%, team)</w:t>
-            </w:r>
-          </w:p>
-        </w:tc>
-        <w:tc>
-          <w:tcPr>
-            <w:tcW w:type="dxa" w:w="4968"/>
-          </w:tcPr>
-          <w:p>
-            <w:r>
-              <w:rPr>
-                <w:sz w:val="19"/>
-              </w:rPr>
-            </w:r>
-            <w:r>
-              <w:rPr>
-                <w:sz w:val="19"/>
-              </w:rPr>
-              <w:t xml:space="preserve">Replicate a </w:t>
-            </w:r>
-            <w:r>
-              <w:rPr>
-                <w:i/>
-                <w:sz w:val="19"/>
-              </w:rPr>
-              <w:t>published</w:t>
-            </w:r>
-            <w:r>
-              <w:rPr>
-                <w:sz w:val="19"/>
-              </w:rPr>
-              <w:t xml:space="preserve"> paper at workshop scale: Li et al. (2024), using LLMs as synthetic respondents for a perceptual map. Every team runs all three stages (ask the AI panel, build the interactive map, check it against a blind class survey) on the coffee card as a team lab (Sep 12–18, on your own time), then repeats the method as its own study on a category it chooses with real respondents it recruits. Six-question ladder, two evidence-backed cautions, one client recommendation; 10 + 3 presentations Friday, Oct 2. Package: </w:t>
-            </w:r>
-            <w:r>
-              <w:rPr>
-                <w:rFonts w:ascii="Courier New" w:hAnsi="Courier New"/>
-                <w:sz w:val="19"/>
-              </w:rPr>
-              <w:t>../Term_Projects/F2026/Mini_Term_Project/</w:t>
-            </w:r>
-          </w:p>
-        </w:tc>
-      </w:tr>
-      <w:tr>
-        <w:tc>
-          <w:tcPr>
-            <w:tcW w:type="dxa" w:w="4968"/>
-          </w:tcPr>
-          <w:p>
-            <w:r>
-              <w:rPr>
-                <w:sz w:val="19"/>
-              </w:rPr>
-            </w:r>
-            <w:r>
-              <w:rPr>
-                <w:b/>
-                <w:sz w:val="19"/>
-              </w:rPr>
-              <w:t>STAMP replication + extension — weeks 8–16 (30%, team)</w:t>
-            </w:r>
-          </w:p>
-        </w:tc>
-        <w:tc>
-          <w:tcPr>
-            <w:tcW w:type="dxa" w:w="4968"/>
-          </w:tcPr>
-          <w:p>
-            <w:r>
-              <w:rPr>
-                <w:sz w:val="19"/>
-              </w:rPr>
-            </w:r>
-            <w:r>
-              <w:rPr>
-                <w:sz w:val="19"/>
-              </w:rPr>
-              <w:t xml:space="preserve">Against the ground truth you built: a chat-window coding lab (S1), agentic setup with Claude Code / Codex (M1, Oct 16), the four-design replication ladder — single model, three-model majority, dual + judge, auto-revision loop — with α + F1 and the tripwire verdict (M2, Oct 30), a pre-registered codebook experiment (M3, Nov 13), an extension track plus a 3-page Streamlit app demo (M4, Nov 20), presentations (Dec 4), final package (Dec 9). Package: </w:t>
-            </w:r>
-            <w:r>
-              <w:rPr>
-                <w:rFonts w:ascii="Courier New" w:hAnsi="Courier New"/>
-                <w:sz w:val="19"/>
-              </w:rPr>
-              <w:t>../Term_Projects/F2026/STAMP_Term_Project/</w:t>
-            </w:r>
-          </w:p>
-        </w:tc>
-      </w:tr>
-    </w:tbl>
-    <w:p/>
-    <w:p>
-      <w:r>
-        <w:rPr>
-          <w:b/>
-        </w:rPr>
-        <w:t>One integrity rule that matters:</w:t>
-      </w:r>
-      <w:r>
-        <w:t xml:space="preserve"> before the ground truth locks on Oct 9, </w:t>
-      </w:r>
-      <w:r>
-        <w:rPr>
-          <w:b/>
-        </w:rPr>
-        <w:t>no AI touches your coding</w:t>
-      </w:r>
-      <w:r>
-        <w:t xml:space="preserve"> — not to suggest labels, not to "check" your work. Your labels are the standard the AI will be measured against; if AI helps produce them, the whole second half of the course is grading AI against itself. Blind-coding violations are academic-integrity violations, not shortcuts.</w:t>
-      </w:r>
-    </w:p>
-    <w:p>
-      <w:r>
-        <w:rPr>
-          <w:b/>
-        </w:rPr>
-        <w:t>Why this design?</w:t>
-      </w:r>
-      <w:r>
-        <w:t xml:space="preserve"> Because "I built the human benchmark, validated an LLM pipeline against it, caught it being confidently wrong, and shipped the app" is an interview story no prompt-engineering certificate can match.</w:t>
-      </w:r>
-    </w:p>
-    <w:p>
-      <w:pPr>
-        <w:pStyle w:val="Heading1"/>
-      </w:pPr>
-      <w:r>
-        <w:t>Schedule</w:t>
-      </w:r>
-    </w:p>
-    <w:p>
-      <w:r>
-        <w:t>Class meets Fridays 7:00–8:50 PM. Milestones are due on their scheduled Fridays. Week 15 (Thanksgiving) has no class meeting.</w:t>
+        <w:t>Canvas weights each strand as shown and, inside a strand, weights items by their points. Labels on Canvas and the Course Hub carry the strand: GT · Mini · Lab · STAMP · Team.</w:t>
       </w:r>
     </w:p>
     <w:tbl>
@@ -1426,7 +1155,7 @@
                 <w:b/>
                 <w:sz w:val="19"/>
               </w:rPr>
-              <w:t>Wk</w:t>
+              <w:t>Strand · weight</w:t>
             </w:r>
           </w:p>
         </w:tc>
@@ -1446,7 +1175,7 @@
                 <w:b/>
                 <w:sz w:val="19"/>
               </w:rPr>
-              <w:t>Friday</w:t>
+              <w:t>Item</w:t>
             </w:r>
           </w:p>
         </w:tc>
@@ -1466,7 +1195,7 @@
                 <w:b/>
                 <w:sz w:val="19"/>
               </w:rPr>
-              <w:t>Lecture block</w:t>
+              <w:t>Points in strand</w:t>
             </w:r>
           </w:p>
         </w:tc>
@@ -1486,7 +1215,7 @@
                 <w:b/>
                 <w:sz w:val="19"/>
               </w:rPr>
-              <w:t>Project beat / due</w:t>
+              <w:t>Share of course</w:t>
             </w:r>
           </w:p>
         </w:tc>
@@ -1506,7 +1235,7 @@
               <w:rPr>
                 <w:sz w:val="19"/>
               </w:rPr>
-              <w:t>1</w:t>
+              <w:t>Mini Term Project · 15%</w:t>
             </w:r>
           </w:p>
         </w:tc>
@@ -1524,7 +1253,7 @@
               <w:rPr>
                 <w:sz w:val="19"/>
               </w:rPr>
-              <w:t>Aug 21</w:t>
+              <w:t>Mini · D6–D7 presentation (100-pt rubric, team; D1–D5 are ungraded checkpoints)</w:t>
             </w:r>
           </w:p>
         </w:tc>
@@ -1540,29 +1269,9 @@
             </w:r>
             <w:r>
               <w:rPr>
-                <w:b/>
-                <w:sz w:val="19"/>
-              </w:rPr>
-              <w:t>How AI works, for marketers</w:t>
-            </w:r>
-            <w:r>
-              <w:rPr>
-                <w:sz w:val="19"/>
-              </w:rPr>
-              <w:t xml:space="preserve"> </w:t>
-            </w:r>
-            <w:r>
-              <w:rPr>
-                <w:i/>
-                <w:sz w:val="19"/>
-              </w:rPr>
-              <w:t>(learn)</w:t>
-            </w:r>
-            <w:r>
-              <w:rPr>
-                <w:sz w:val="19"/>
-              </w:rPr>
-              <w:t xml:space="preserve"> — AI for marketing overview · term-project launch</w:t>
+                <w:sz w:val="19"/>
+              </w:rPr>
+              <w:t>100</w:t>
             </w:r>
           </w:p>
         </w:tc>
@@ -1580,7 +1289,7 @@
               <w:rPr>
                 <w:sz w:val="19"/>
               </w:rPr>
-              <w:t>M0: Solving Work codebook + training set (due Mon Aug 24)</w:t>
+              <w:t>15%</w:t>
             </w:r>
           </w:p>
         </w:tc>
@@ -1600,7 +1309,7 @@
               <w:rPr>
                 <w:sz w:val="19"/>
               </w:rPr>
-              <w:t>2</w:t>
+              <w:t>STAMP Term Project · 40%</w:t>
             </w:r>
           </w:p>
         </w:tc>
@@ -1618,7 +1327,7 @@
               <w:rPr>
                 <w:sz w:val="19"/>
               </w:rPr>
-              <w:t>Aug 28</w:t>
+              <w:t>GT · M0 ground-truth coding (SW 8 · RW 8 · Rec 6 · reconciliation 3; individual)</w:t>
             </w:r>
           </w:p>
         </w:tc>
@@ -1634,29 +1343,9 @@
             </w:r>
             <w:r>
               <w:rPr>
-                <w:b/>
-                <w:sz w:val="19"/>
-              </w:rPr>
-              <w:t>How AI works, for marketers</w:t>
-            </w:r>
-            <w:r>
-              <w:rPr>
-                <w:sz w:val="19"/>
-              </w:rPr>
-              <w:t xml:space="preserve"> </w:t>
-            </w:r>
-            <w:r>
-              <w:rPr>
-                <w:i/>
-                <w:sz w:val="19"/>
-              </w:rPr>
-              <w:t>(learn)</w:t>
-            </w:r>
-            <w:r>
-              <w:rPr>
-                <w:sz w:val="19"/>
-              </w:rPr>
-              <w:t xml:space="preserve"> — Generative AI overview</w:t>
+                <w:sz w:val="19"/>
+              </w:rPr>
+              <w:t>25</w:t>
             </w:r>
           </w:p>
         </w:tc>
@@ -1674,20 +1363,7 @@
               <w:rPr>
                 <w:sz w:val="19"/>
               </w:rPr>
-              <w:t xml:space="preserve">M0: SW batch 1 (due Wed Sep 2) · Mini kickoff: Li et al. reading, ladder 1–2, </w:t>
-            </w:r>
-            <w:r>
-              <w:rPr>
-                <w:b/>
-                <w:sz w:val="19"/>
-              </w:rPr>
-              <w:t>blind class survey</w:t>
-            </w:r>
-            <w:r>
-              <w:rPr>
-                <w:sz w:val="19"/>
-              </w:rPr>
-              <w:t xml:space="preserve"> (before the brief is released)</w:t>
+              <w:t>10%</w:t>
             </w:r>
           </w:p>
         </w:tc>
@@ -1703,12 +1379,6 @@
                 <w:sz w:val="19"/>
               </w:rPr>
             </w:r>
-            <w:r>
-              <w:rPr>
-                <w:sz w:val="19"/>
-              </w:rPr>
-              <w:t>3</w:t>
-            </w:r>
           </w:p>
         </w:tc>
         <w:tc>
@@ -1725,7 +1395,7 @@
               <w:rPr>
                 <w:sz w:val="19"/>
               </w:rPr>
-              <w:t>Sep 4</w:t>
+              <w:t>STAMP · S1 chat-window lab</w:t>
             </w:r>
           </w:p>
         </w:tc>
@@ -1741,36 +1411,9 @@
             </w:r>
             <w:r>
               <w:rPr>
-                <w:b/>
-                <w:sz w:val="19"/>
-              </w:rPr>
-              <w:t>Examining a research paper with AI</w:t>
-            </w:r>
-            <w:r>
-              <w:rPr>
-                <w:sz w:val="19"/>
-              </w:rPr>
-              <w:t xml:space="preserve"> </w:t>
-            </w:r>
-            <w:r>
-              <w:rPr>
-                <w:i/>
-                <w:sz w:val="19"/>
-              </w:rPr>
-              <w:t>(learn)</w:t>
-            </w:r>
-            <w:r>
-              <w:rPr>
-                <w:sz w:val="19"/>
-              </w:rPr>
-              <w:t xml:space="preserve"> — Li et al. (2024), synthetic respondents &amp; perceptual maps, six-question ladder live, voice-mode demo </w:t>
-            </w:r>
-            <w:r>
-              <w:rPr>
-                <w:i/>
-                <w:sz w:val="19"/>
-              </w:rPr>
-              <w:t>(pre-class: AI types &amp; analytics levels)</w:t>
+                <w:sz w:val="19"/>
+              </w:rPr>
+              <w:t>5</w:t>
             </w:r>
           </w:p>
         </w:tc>
@@ -1788,7 +1431,7 @@
               <w:rPr>
                 <w:sz w:val="19"/>
               </w:rPr>
-              <w:t>M0: SW batch 2 (due Wed Sep 9) + batch-1 reconciliation · Mini Block 1 (beliefs photo, Question-3 screenshot; blind survey first 8 min)</w:t>
+              <w:t>2%</w:t>
             </w:r>
           </w:p>
         </w:tc>
@@ -1804,12 +1447,6 @@
                 <w:sz w:val="19"/>
               </w:rPr>
             </w:r>
-            <w:r>
-              <w:rPr>
-                <w:sz w:val="19"/>
-              </w:rPr>
-              <w:t>4</w:t>
-            </w:r>
           </w:p>
         </w:tc>
         <w:tc>
@@ -1826,7 +1463,7 @@
               <w:rPr>
                 <w:sz w:val="19"/>
               </w:rPr>
-              <w:t>Sep 11</w:t>
+              <w:t>STAMP · M1 agentic setup</w:t>
             </w:r>
           </w:p>
         </w:tc>
@@ -1842,29 +1479,9 @@
             </w:r>
             <w:r>
               <w:rPr>
-                <w:b/>
-                <w:sz w:val="19"/>
-              </w:rPr>
-              <w:t>Application of AI to marketing + the disclosure standard</w:t>
-            </w:r>
-            <w:r>
-              <w:rPr>
-                <w:sz w:val="19"/>
-              </w:rPr>
-              <w:t xml:space="preserve"> </w:t>
-            </w:r>
-            <w:r>
-              <w:rPr>
-                <w:i/>
-                <w:sz w:val="19"/>
-              </w:rPr>
-              <w:t>(strategize)</w:t>
-            </w:r>
-            <w:r>
-              <w:rPr>
-                <w:sz w:val="19"/>
-              </w:rPr>
-              <w:t xml:space="preserve"> — Relational Work annotator training (30 min) · positioning and white space: from the Li et al. map to the Kindle Fire case · the three-box delta method · Kindle Fire introduced live in voice mode (study-partner prompt)</w:t>
+                <w:sz w:val="19"/>
+              </w:rPr>
+              <w:t>5</w:t>
             </w:r>
           </w:p>
         </w:tc>
@@ -1882,33 +1499,7 @@
               <w:rPr>
                 <w:sz w:val="19"/>
               </w:rPr>
-              <w:t xml:space="preserve">M0: </w:t>
-            </w:r>
-            <w:r>
-              <w:rPr>
-                <w:b/>
-                <w:sz w:val="19"/>
-              </w:rPr>
-              <w:t>Relational Work</w:t>
-            </w:r>
-            <w:r>
-              <w:rPr>
-                <w:sz w:val="19"/>
-              </w:rPr>
-              <w:t xml:space="preserve"> codebook + training (Mon Sep 14), RW batch 1 (Wed Sep 16) · </w:t>
-            </w:r>
-            <w:r>
-              <w:rPr>
-                <w:b/>
-                <w:sz w:val="19"/>
-              </w:rPr>
-              <w:t>Lab 4 Kindle Fire three-box out, due Sun Sep 20</w:t>
-            </w:r>
-            <w:r>
-              <w:rPr>
-                <w:sz w:val="19"/>
-              </w:rPr>
-              <w:t xml:space="preserve"> · Mini: coffee lab moves to team time (Sep 12–18; D4 evidence by Fri Sep 18); D3 Commitment Card read in class; own-study Form live by Sun Sep 13; class-survey Sheet released</w:t>
+              <w:t>2%</w:t>
             </w:r>
           </w:p>
         </w:tc>
@@ -1924,12 +1515,6 @@
                 <w:sz w:val="19"/>
               </w:rPr>
             </w:r>
-            <w:r>
-              <w:rPr>
-                <w:sz w:val="19"/>
-              </w:rPr>
-              <w:t>5</w:t>
-            </w:r>
           </w:p>
         </w:tc>
         <w:tc>
@@ -1946,7 +1531,7 @@
               <w:rPr>
                 <w:sz w:val="19"/>
               </w:rPr>
-              <w:t>Sep 18</w:t>
+              <w:t>STAMP · M2 replication ladder</w:t>
             </w:r>
           </w:p>
         </w:tc>
@@ -1962,49 +1547,9 @@
             </w:r>
             <w:r>
               <w:rPr>
-                <w:b/>
-                <w:sz w:val="19"/>
-              </w:rPr>
-              <w:t>Prompt patterns and custom AI assistants</w:t>
-            </w:r>
-            <w:r>
-              <w:rPr>
-                <w:sz w:val="19"/>
-              </w:rPr>
-              <w:t xml:space="preserve"> </w:t>
-            </w:r>
-            <w:r>
-              <w:rPr>
-                <w:i/>
-                <w:sz w:val="19"/>
-              </w:rPr>
-              <w:t>(build)</w:t>
-            </w:r>
-            <w:r>
-              <w:rPr>
-                <w:sz w:val="19"/>
-              </w:rPr>
-              <w:t xml:space="preserve"> — system prompts, knowledge, actions; the </w:t>
-            </w:r>
-            <w:r>
-              <w:rPr>
-                <w:b/>
-                <w:sz w:val="19"/>
-              </w:rPr>
-              <w:t>ODI product-recommendation chatbot case</w:t>
-            </w:r>
-            <w:r>
-              <w:rPr>
-                <w:sz w:val="19"/>
-              </w:rPr>
-              <w:t xml:space="preserve">; build night: each team builds a perceptual-map tutor GPT (optional mini extension, shown Oct 2) </w:t>
-            </w:r>
-            <w:r>
-              <w:rPr>
-                <w:i/>
-                <w:sz w:val="19"/>
-              </w:rPr>
-              <w:t>(pre-class: prompt-engineering patterns)</w:t>
+                <w:sz w:val="19"/>
+              </w:rPr>
+              <w:t>20</w:t>
             </w:r>
           </w:p>
         </w:tc>
@@ -2022,14 +1567,7 @@
               <w:rPr>
                 <w:sz w:val="19"/>
               </w:rPr>
-              <w:t xml:space="preserve">M0: RW batch 2 (Wed Sep 23) + reconciliation · Mini: 15-min D4 lab check-in; own AI panel + map in class · </w:t>
-            </w:r>
-            <w:r>
-              <w:rPr>
-                <w:b/>
-                <w:sz w:val="19"/>
-              </w:rPr>
-              <w:t>Lab 6 out: secondary-data check of your own map (team, due Wed Sep 30)</w:t>
+              <w:t>8%</w:t>
             </w:r>
           </w:p>
         </w:tc>
@@ -2045,12 +1583,6 @@
                 <w:sz w:val="19"/>
               </w:rPr>
             </w:r>
-            <w:r>
-              <w:rPr>
-                <w:sz w:val="19"/>
-              </w:rPr>
-              <w:t>6</w:t>
-            </w:r>
           </w:p>
         </w:tc>
         <w:tc>
@@ -2067,7 +1599,7 @@
               <w:rPr>
                 <w:sz w:val="19"/>
               </w:rPr>
-              <w:t>Sep 25</w:t>
+              <w:t>STAMP · M3 pre-registered experiment</w:t>
             </w:r>
           </w:p>
         </w:tc>
@@ -2083,29 +1615,9 @@
             </w:r>
             <w:r>
               <w:rPr>
-                <w:b/>
-                <w:sz w:val="19"/>
-              </w:rPr>
-              <w:t>AI-assisted literature and secondary research</w:t>
-            </w:r>
-            <w:r>
-              <w:rPr>
-                <w:sz w:val="19"/>
-              </w:rPr>
-              <w:t xml:space="preserve"> </w:t>
-            </w:r>
-            <w:r>
-              <w:rPr>
-                <w:i/>
-                <w:sz w:val="19"/>
-              </w:rPr>
-              <w:t>(research)</w:t>
-            </w:r>
-            <w:r>
-              <w:rPr>
-                <w:sz w:val="19"/>
-              </w:rPr>
-              <w:t xml:space="preserve"> — the future-research-ideas layer: AI-assisted systematic review of the synthetic-respondent literature (Zotero, scoped deep research, search log) · LLM-powered evidence extraction and its human check (Eisend et al. 2024 as the exemplar) · secondary research the audit way: deep research → library report → source audit, applied to your own category (Lab 6) · privacy in AI-enabled research · Kindle Fire debrief clinic (15 min)</w:t>
+                <w:sz w:val="19"/>
+              </w:rPr>
+              <w:t>15</w:t>
             </w:r>
           </w:p>
         </w:tc>
@@ -2123,33 +1635,7 @@
               <w:rPr>
                 <w:sz w:val="19"/>
               </w:rPr>
-              <w:t xml:space="preserve">M0: </w:t>
-            </w:r>
-            <w:r>
-              <w:rPr>
-                <w:b/>
-                <w:sz w:val="19"/>
-              </w:rPr>
-              <w:t>Recommendation</w:t>
-            </w:r>
-            <w:r>
-              <w:rPr>
-                <w:sz w:val="19"/>
-              </w:rPr>
-              <w:t xml:space="preserve"> codebook + training (Mon Sep 28), batch 1 (Wed Sep 30) · Mini: own-study clinic; Form closes Wed Sep 30 (D5) · </w:t>
-            </w:r>
-            <w:r>
-              <w:rPr>
-                <w:b/>
-                <w:sz w:val="19"/>
-              </w:rPr>
-              <w:t>Lab 5 out (individual, due Sun Oct 4)</w:t>
-            </w:r>
-            <w:r>
-              <w:rPr>
-                <w:sz w:val="19"/>
-              </w:rPr>
-              <w:t xml:space="preserve"> · Lab 6 due Wed Sep 30</w:t>
+              <w:t>6%</w:t>
             </w:r>
           </w:p>
         </w:tc>
@@ -2165,12 +1651,6 @@
                 <w:sz w:val="19"/>
               </w:rPr>
             </w:r>
-            <w:r>
-              <w:rPr>
-                <w:sz w:val="19"/>
-              </w:rPr>
-              <w:t>7</w:t>
-            </w:r>
           </w:p>
         </w:tc>
         <w:tc>
@@ -2187,7 +1667,7 @@
               <w:rPr>
                 <w:sz w:val="19"/>
               </w:rPr>
-              <w:t>Oct 2</w:t>
+              <w:t>STAMP · M4 extension + app</w:t>
             </w:r>
           </w:p>
         </w:tc>
@@ -2203,49 +1683,9 @@
             </w:r>
             <w:r>
               <w:rPr>
-                <w:b/>
-                <w:sz w:val="19"/>
-              </w:rPr>
-              <w:t>Mini-project presentations</w:t>
-            </w:r>
-            <w:r>
-              <w:rPr>
-                <w:sz w:val="19"/>
-              </w:rPr>
-              <w:t xml:space="preserve"> (10 + 3, order drawn) · </w:t>
-            </w:r>
-            <w:r>
-              <w:rPr>
-                <w:b/>
-                <w:sz w:val="19"/>
-              </w:rPr>
-              <w:t>Agentic coding foundations</w:t>
-            </w:r>
-            <w:r>
-              <w:rPr>
-                <w:sz w:val="19"/>
-              </w:rPr>
-              <w:t xml:space="preserve"> </w:t>
-            </w:r>
-            <w:r>
-              <w:rPr>
-                <w:i/>
-                <w:sz w:val="19"/>
-              </w:rPr>
-              <w:t>(replicate)</w:t>
-            </w:r>
-            <w:r>
-              <w:rPr>
-                <w:sz w:val="19"/>
-              </w:rPr>
-              <w:t xml:space="preserve">, compressed — clone the course repo, smoke test </w:t>
-            </w:r>
-            <w:r>
-              <w:rPr>
-                <w:i/>
-                <w:sz w:val="19"/>
-              </w:rPr>
-              <w:t>(pre-class: Codex, Claude Code, GitHub recording)</w:t>
+                <w:sz w:val="19"/>
+              </w:rPr>
+              <w:t>15</w:t>
             </w:r>
           </w:p>
         </w:tc>
@@ -2261,29 +1701,9 @@
             </w:r>
             <w:r>
               <w:rPr>
-                <w:b/>
-                <w:sz w:val="19"/>
-              </w:rPr>
-              <w:t>Mini presentations — deck + evidence folder by 7:00 PM</w:t>
-            </w:r>
-            <w:r>
-              <w:rPr>
-                <w:sz w:val="19"/>
-              </w:rPr>
-              <w:t xml:space="preserve"> · M0: Rec batch 2 (Wed Oct 7) · RW/Rec reconciliation · </w:t>
-            </w:r>
-            <w:r>
-              <w:rPr>
-                <w:b/>
-                <w:sz w:val="19"/>
-              </w:rPr>
-              <w:t>every student clones `stamp-classroom` in class</w:t>
-            </w:r>
-            <w:r>
-              <w:rPr>
-                <w:sz w:val="19"/>
-              </w:rPr>
-              <w:t xml:space="preserve"> · Lab 5 due Sun Oct 4</w:t>
+                <w:sz w:val="19"/>
+              </w:rPr>
+              <w:t>6%</w:t>
             </w:r>
           </w:p>
         </w:tc>
@@ -2299,12 +1719,6 @@
                 <w:sz w:val="19"/>
               </w:rPr>
             </w:r>
-            <w:r>
-              <w:rPr>
-                <w:sz w:val="19"/>
-              </w:rPr>
-              <w:t>8</w:t>
-            </w:r>
           </w:p>
         </w:tc>
         <w:tc>
@@ -2321,7 +1735,7 @@
               <w:rPr>
                 <w:sz w:val="19"/>
               </w:rPr>
-              <w:t>Oct 9</w:t>
+              <w:t>STAMP · F final presentation + package</w:t>
             </w:r>
           </w:p>
         </w:tc>
@@ -2337,29 +1751,9 @@
             </w:r>
             <w:r>
               <w:rPr>
-                <w:b/>
-                <w:sz w:val="19"/>
-              </w:rPr>
-              <w:t>The human-benchmark method</w:t>
-            </w:r>
-            <w:r>
-              <w:rPr>
-                <w:sz w:val="19"/>
-              </w:rPr>
-              <w:t xml:space="preserve"> </w:t>
-            </w:r>
-            <w:r>
-              <w:rPr>
-                <w:i/>
-                <w:sz w:val="19"/>
-              </w:rPr>
-              <w:t>(replicate)</w:t>
-            </w:r>
-            <w:r>
-              <w:rPr>
-                <w:sz w:val="19"/>
-              </w:rPr>
-              <w:t xml:space="preserve"> — the STAMP method (after the GT lock + reliability reveal)</w:t>
+                <w:sz w:val="19"/>
+              </w:rPr>
+              <w:t>10</w:t>
             </w:r>
           </w:p>
         </w:tc>
@@ -2375,16 +1769,9 @@
             </w:r>
             <w:r>
               <w:rPr>
-                <w:b/>
-                <w:sz w:val="19"/>
-              </w:rPr>
-              <w:t>GT LOCK + reliability reveal</w:t>
-            </w:r>
-            <w:r>
-              <w:rPr>
-                <w:sz w:val="19"/>
-              </w:rPr>
-              <w:t xml:space="preserve"> · STAMP kickoff · chat-window coding lab (S1)</w:t>
+                <w:sz w:val="19"/>
+              </w:rPr>
+              <w:t>4%</w:t>
             </w:r>
           </w:p>
         </w:tc>
@@ -2400,12 +1787,6 @@
                 <w:sz w:val="19"/>
               </w:rPr>
             </w:r>
-            <w:r>
-              <w:rPr>
-                <w:sz w:val="19"/>
-              </w:rPr>
-              <w:t>9</w:t>
-            </w:r>
           </w:p>
         </w:tc>
         <w:tc>
@@ -2422,7 +1803,7 @@
               <w:rPr>
                 <w:sz w:val="19"/>
               </w:rPr>
-              <w:t>Oct 16</w:t>
+              <w:t>STAMP · T peer evaluation</w:t>
             </w:r>
           </w:p>
         </w:tc>
@@ -2438,36 +1819,9 @@
             </w:r>
             <w:r>
               <w:rPr>
-                <w:b/>
-                <w:sz w:val="19"/>
-              </w:rPr>
-              <w:t>Validating an AI classifier</w:t>
-            </w:r>
-            <w:r>
-              <w:rPr>
-                <w:sz w:val="19"/>
-              </w:rPr>
-              <w:t xml:space="preserve"> </w:t>
-            </w:r>
-            <w:r>
-              <w:rPr>
-                <w:i/>
-                <w:sz w:val="19"/>
-              </w:rPr>
-              <w:t>(replicate)</w:t>
-            </w:r>
-            <w:r>
-              <w:rPr>
-                <w:sz w:val="19"/>
-              </w:rPr>
-              <w:t xml:space="preserve"> — LLM/NLP essentials + the social-media sales case (engagement ≠ conversion) </w:t>
-            </w:r>
-            <w:r>
-              <w:rPr>
-                <w:i/>
-                <w:sz w:val="19"/>
-              </w:rPr>
-              <w:t>(pre-class: classic NLP)</w:t>
+                <w:sz w:val="19"/>
+              </w:rPr>
+              <w:t>5</w:t>
             </w:r>
           </w:p>
         </w:tc>
@@ -2483,16 +1837,9 @@
             </w:r>
             <w:r>
               <w:rPr>
-                <w:b/>
-                <w:sz w:val="19"/>
-              </w:rPr>
-              <w:t>S1 + M1 due Oct 16</w:t>
-            </w:r>
-            <w:r>
-              <w:rPr>
-                <w:sz w:val="19"/>
-              </w:rPr>
-              <w:t xml:space="preserve"> · replication-ladder runs begin</w:t>
+                <w:sz w:val="19"/>
+              </w:rPr>
+              <w:t>2%</w:t>
             </w:r>
           </w:p>
         </w:tc>
@@ -2512,7 +1859,7 @@
               <w:rPr>
                 <w:sz w:val="19"/>
               </w:rPr>
-              <w:t>10</w:t>
+              <w:t>Weekly labs · 15%</w:t>
             </w:r>
           </w:p>
         </w:tc>
@@ -2530,7 +1877,7 @@
               <w:rPr>
                 <w:sz w:val="19"/>
               </w:rPr>
-              <w:t>Oct 23</w:t>
+              <w:t>Lab 4 Kindle Fire three-box (individual, Sun Sep 20)</w:t>
             </w:r>
           </w:p>
         </w:tc>
@@ -2546,29 +1893,9 @@
             </w:r>
             <w:r>
               <w:rPr>
-                <w:b/>
-                <w:sz w:val="19"/>
-              </w:rPr>
-              <w:t>Data wrangling and visualization with AI</w:t>
-            </w:r>
-            <w:r>
-              <w:rPr>
-                <w:sz w:val="19"/>
-              </w:rPr>
-              <w:t xml:space="preserve"> </w:t>
-            </w:r>
-            <w:r>
-              <w:rPr>
-                <w:i/>
-                <w:sz w:val="19"/>
-              </w:rPr>
-              <w:t>(replicate)</w:t>
-            </w:r>
-            <w:r>
-              <w:rPr>
-                <w:sz w:val="19"/>
-              </w:rPr>
-              <w:t xml:space="preserve"> — Marketing Analytics I: data viz, SQL/Python via AI code interpreter</w:t>
+                <w:sz w:val="19"/>
+              </w:rPr>
+              <w:t>10</w:t>
             </w:r>
           </w:p>
         </w:tc>
@@ -2586,7 +1913,7 @@
               <w:rPr>
                 <w:sz w:val="19"/>
               </w:rPr>
-              <w:t>Replication ladder runs: single model → majority vote → dual + judge → loop</w:t>
+              <w:t>7.5%*</w:t>
             </w:r>
           </w:p>
         </w:tc>
@@ -2602,12 +1929,6 @@
                 <w:sz w:val="19"/>
               </w:rPr>
             </w:r>
-            <w:r>
-              <w:rPr>
-                <w:sz w:val="19"/>
-              </w:rPr>
-              <w:t>11</w:t>
-            </w:r>
           </w:p>
         </w:tc>
         <w:tc>
@@ -2624,7 +1945,7 @@
               <w:rPr>
                 <w:sz w:val="19"/>
               </w:rPr>
-              <w:t>Oct 30</w:t>
+              <w:t>Lab 5 secondary-data check of your own map (team, Wed Sep 30)</w:t>
             </w:r>
           </w:p>
         </w:tc>
@@ -2640,29 +1961,9 @@
             </w:r>
             <w:r>
               <w:rPr>
-                <w:b/>
-                <w:sz w:val="19"/>
-              </w:rPr>
-              <w:t>Validating an AI classifier</w:t>
-            </w:r>
-            <w:r>
-              <w:rPr>
-                <w:sz w:val="19"/>
-              </w:rPr>
-              <w:t xml:space="preserve"> </w:t>
-            </w:r>
-            <w:r>
-              <w:rPr>
-                <w:i/>
-                <w:sz w:val="19"/>
-              </w:rPr>
-              <w:t>(experiment)</w:t>
-            </w:r>
-            <w:r>
-              <w:rPr>
-                <w:sz w:val="19"/>
-              </w:rPr>
-              <w:t xml:space="preserve"> — Analytics II: experiments + STAMP hypothesis design + live-chat case</w:t>
+                <w:sz w:val="19"/>
+              </w:rPr>
+              <w:t>5</w:t>
             </w:r>
           </w:p>
         </w:tc>
@@ -2678,16 +1979,9 @@
             </w:r>
             <w:r>
               <w:rPr>
-                <w:b/>
-                <w:sz w:val="19"/>
-              </w:rPr>
-              <w:t>M2 replication-ladder memo due Oct 30</w:t>
-            </w:r>
-            <w:r>
-              <w:rPr>
-                <w:sz w:val="19"/>
-              </w:rPr>
-              <w:t xml:space="preserve"> · experiment-design lecture</w:t>
+                <w:sz w:val="19"/>
+              </w:rPr>
+              <w:t>3.75%*</w:t>
             </w:r>
           </w:p>
         </w:tc>
@@ -2703,12 +1997,6 @@
                 <w:sz w:val="19"/>
               </w:rPr>
             </w:r>
-            <w:r>
-              <w:rPr>
-                <w:sz w:val="19"/>
-              </w:rPr>
-              <w:t>12</w:t>
-            </w:r>
           </w:p>
         </w:tc>
         <w:tc>
@@ -2725,7 +2013,7 @@
               <w:rPr>
                 <w:sz w:val="19"/>
               </w:rPr>
-              <w:t>Nov 6</w:t>
+              <w:t>Lab 6 AI-assisted systematic review + extraction (individual, Sun Oct 4)</w:t>
             </w:r>
           </w:p>
         </w:tc>
@@ -2741,29 +2029,9 @@
             </w:r>
             <w:r>
               <w:rPr>
-                <w:b/>
-                <w:sz w:val="19"/>
-              </w:rPr>
-              <w:t>AI for writing and reporting</w:t>
-            </w:r>
-            <w:r>
-              <w:rPr>
-                <w:sz w:val="19"/>
-              </w:rPr>
-              <w:t xml:space="preserve"> </w:t>
-            </w:r>
-            <w:r>
-              <w:rPr>
-                <w:i/>
-                <w:sz w:val="19"/>
-              </w:rPr>
-              <w:t>(write)</w:t>
-            </w:r>
-            <w:r>
-              <w:rPr>
-                <w:sz w:val="19"/>
-              </w:rPr>
-              <w:t xml:space="preserve"> — AI markers, validating claims, owning the prose, coauthor workflow; live audit of your M2 memo</w:t>
+                <w:sz w:val="19"/>
+              </w:rPr>
+              <w:t>5</w:t>
             </w:r>
           </w:p>
         </w:tc>
@@ -2781,7 +2049,7 @@
               <w:rPr>
                 <w:sz w:val="19"/>
               </w:rPr>
-              <w:t>Experiment runs · extension track chosen Nov 6</w:t>
+              <w:t>3.75%*</w:t>
             </w:r>
           </w:p>
         </w:tc>
@@ -2801,7 +2069,7 @@
               <w:rPr>
                 <w:sz w:val="19"/>
               </w:rPr>
-              <w:t>13</w:t>
+              <w:t>Quizzes · 15%</w:t>
             </w:r>
           </w:p>
         </w:tc>
@@ -2819,7 +2087,7 @@
               <w:rPr>
                 <w:sz w:val="19"/>
               </w:rPr>
-              <w:t>Nov 13</w:t>
+              <w:t>Roughly biweekly on Canvas, equal weight, lowest dropped</w:t>
             </w:r>
           </w:p>
         </w:tc>
@@ -2835,36 +2103,9 @@
             </w:r>
             <w:r>
               <w:rPr>
-                <w:b/>
-                <w:sz w:val="19"/>
-              </w:rPr>
-              <w:t>Customer-facing AI and automation</w:t>
-            </w:r>
-            <w:r>
-              <w:rPr>
-                <w:sz w:val="19"/>
-              </w:rPr>
-              <w:t xml:space="preserve"> </w:t>
-            </w:r>
-            <w:r>
-              <w:rPr>
-                <w:i/>
-                <w:sz w:val="19"/>
-              </w:rPr>
-              <w:t>(ship)</w:t>
-            </w:r>
-            <w:r>
-              <w:rPr>
-                <w:sz w:val="19"/>
-              </w:rPr>
-              <w:t xml:space="preserve"> — AI app creation &amp; hosting: Streamlit, keyless/BYOK, Community Cloud vs Railway vs HF Spaces · </w:t>
-            </w:r>
-            <w:r>
-              <w:rPr>
-                <w:b/>
-                <w:sz w:val="19"/>
-              </w:rPr>
-              <w:t>guest: ODI MSDM team (apps + n8n)</w:t>
+                <w:sz w:val="19"/>
+              </w:rPr>
+              <w:t>—</w:t>
             </w:r>
           </w:p>
         </w:tc>
@@ -2880,16 +2121,9 @@
             </w:r>
             <w:r>
               <w:rPr>
-                <w:b/>
-                <w:sz w:val="19"/>
-              </w:rPr>
-              <w:t>M3 experiment report due Nov 13</w:t>
-            </w:r>
-            <w:r>
-              <w:rPr>
-                <w:sz w:val="19"/>
-              </w:rPr>
-              <w:t xml:space="preserve"> · app build session</w:t>
+                <w:sz w:val="19"/>
+              </w:rPr>
+              <w:t>15%</w:t>
             </w:r>
           </w:p>
         </w:tc>
@@ -2909,7 +2143,7 @@
               <w:rPr>
                 <w:sz w:val="19"/>
               </w:rPr>
-              <w:t>14</w:t>
+              <w:t>Participation · 10%</w:t>
             </w:r>
           </w:p>
         </w:tc>
@@ -2927,7 +2161,7 @@
               <w:rPr>
                 <w:sz w:val="19"/>
               </w:rPr>
-              <w:t>Nov 20</w:t>
+              <w:t>In-class exercises, calibration and reconciliation sessions, case discussions</w:t>
             </w:r>
           </w:p>
         </w:tc>
@@ -2943,29 +2177,9 @@
             </w:r>
             <w:r>
               <w:rPr>
-                <w:b/>
-                <w:sz w:val="19"/>
-              </w:rPr>
-              <w:t>Customer-facing AI and automation</w:t>
-            </w:r>
-            <w:r>
-              <w:rPr>
-                <w:sz w:val="19"/>
-              </w:rPr>
-              <w:t xml:space="preserve"> </w:t>
-            </w:r>
-            <w:r>
-              <w:rPr>
-                <w:i/>
-                <w:sz w:val="19"/>
-              </w:rPr>
-              <w:t>(ship)</w:t>
-            </w:r>
-            <w:r>
-              <w:rPr>
-                <w:sz w:val="19"/>
-              </w:rPr>
-              <w:t xml:space="preserve"> — automation &amp; agents + recommendation systems (n8n email case, AO1 accuracy study)</w:t>
+                <w:sz w:val="19"/>
+              </w:rPr>
+              <w:t>—</w:t>
             </w:r>
           </w:p>
         </w:tc>
@@ -2981,10 +2195,9 @@
             </w:r>
             <w:r>
               <w:rPr>
-                <w:b/>
-                <w:sz w:val="19"/>
-              </w:rPr>
-              <w:t>M4 extension draft + app demo Nov 20</w:t>
+                <w:sz w:val="19"/>
+              </w:rPr>
+              <w:t>10%</w:t>
             </w:r>
           </w:p>
         </w:tc>
@@ -3004,7 +2217,7 @@
               <w:rPr>
                 <w:sz w:val="19"/>
               </w:rPr>
-              <w:t>15</w:t>
+              <w:t>Professionalism &amp; peer evaluation · 5%</w:t>
             </w:r>
           </w:p>
         </w:tc>
@@ -3020,10 +2233,9 @@
             </w:r>
             <w:r>
               <w:rPr>
-                <w:i/>
-                <w:sz w:val="19"/>
-              </w:rPr>
-              <w:t>Nov 27 — Thanksgiving, no class</w:t>
+                <w:sz w:val="19"/>
+              </w:rPr>
+              <w:t>Team · PA0 formation, Team · PA1 contract, team citizenship across both projects</w:t>
             </w:r>
           </w:p>
         </w:tc>
@@ -3039,16 +2251,9 @@
             </w:r>
             <w:r>
               <w:rPr>
-                <w:b/>
-                <w:sz w:val="19"/>
-              </w:rPr>
-              <w:t>Data privacy, ethics, and governance</w:t>
-            </w:r>
-            <w:r>
-              <w:rPr>
-                <w:sz w:val="19"/>
-              </w:rPr>
-              <w:t xml:space="preserve"> — asynchronous module (+ optional generative imagery/video)</w:t>
+                <w:sz w:val="19"/>
+              </w:rPr>
+              <w:t>—</w:t>
             </w:r>
           </w:p>
         </w:tc>
@@ -3066,7 +2271,392 @@
               <w:rPr>
                 <w:sz w:val="19"/>
               </w:rPr>
-              <w:t>Buffer · report drafting</w:t>
+              <w:t>5%</w:t>
+            </w:r>
+          </w:p>
+        </w:tc>
+      </w:tr>
+    </w:tbl>
+    <w:p/>
+    <w:p>
+      <w:r>
+        <w:t>\*Lab shares assume the three labs are the only items in the labs strand; any in-class exercise added to the strand redistributes its 15% by points.</w:t>
+      </w:r>
+    </w:p>
+    <w:p>
+      <w:pPr>
+        <w:pStyle w:val="Heading1"/>
+      </w:pPr>
+      <w:r>
+        <w:t>The Two-Project Arc</w:t>
+      </w:r>
+    </w:p>
+    <w:p>
+      <w:r>
+        <w:t xml:space="preserve">In Week 1 you form </w:t>
+      </w:r>
+      <w:r>
+        <w:rPr>
+          <w:b/>
+        </w:rPr>
+        <w:t>three teams of 3</w:t>
+      </w:r>
+      <w:r>
+        <w:t>. Everyone codes every ground-truth row individually; all three teams replicate STAMP on the same construct (Solving Work) so results are comparable, and the other two constructs (Relational Work, Recommendation) are reserved for extensions. The two projects interleave:</w:t>
+      </w:r>
+    </w:p>
+    <w:tbl>
+      <w:tblPr>
+        <w:tblStyle w:val="TableGrid"/>
+        <w:tblW w:type="auto" w:w="0"/>
+        <w:tblLook w:firstColumn="1" w:firstRow="1" w:lastColumn="0" w:lastRow="0" w:noHBand="0" w:noVBand="1" w:val="04A0"/>
+      </w:tblPr>
+      <w:tblGrid>
+        <w:gridCol w:w="4968"/>
+        <w:gridCol w:w="4968"/>
+      </w:tblGrid>
+      <w:tr>
+        <w:tc>
+          <w:tcPr>
+            <w:tcW w:type="dxa" w:w="4968"/>
+          </w:tcPr>
+          <w:p>
+            <w:r>
+              <w:rPr>
+                <w:b/>
+                <w:sz w:val="19"/>
+              </w:rPr>
+            </w:r>
+            <w:r>
+              <w:rPr>
+                <w:b/>
+                <w:sz w:val="19"/>
+              </w:rPr>
+              <w:t>Project</w:t>
+            </w:r>
+          </w:p>
+        </w:tc>
+        <w:tc>
+          <w:tcPr>
+            <w:tcW w:type="dxa" w:w="4968"/>
+          </w:tcPr>
+          <w:p>
+            <w:r>
+              <w:rPr>
+                <w:b/>
+                <w:sz w:val="19"/>
+              </w:rPr>
+            </w:r>
+            <w:r>
+              <w:rPr>
+                <w:b/>
+                <w:sz w:val="19"/>
+              </w:rPr>
+              <w:t>What it looks like</w:t>
+            </w:r>
+          </w:p>
+        </w:tc>
+      </w:tr>
+      <w:tr>
+        <w:tc>
+          <w:tcPr>
+            <w:tcW w:type="dxa" w:w="4968"/>
+          </w:tcPr>
+          <w:p>
+            <w:r>
+              <w:rPr>
+                <w:sz w:val="19"/>
+              </w:rPr>
+            </w:r>
+            <w:r>
+              <w:rPr>
+                <w:b/>
+                <w:sz w:val="19"/>
+              </w:rPr>
+              <w:t>STAMP M0 — ground-truth coding, weeks 1–8 (10%, individual)</w:t>
+            </w:r>
+          </w:p>
+        </w:tc>
+        <w:tc>
+          <w:tcPr>
+            <w:tcW w:type="dxa" w:w="4968"/>
+          </w:tcPr>
+          <w:p>
+            <w:r>
+              <w:rPr>
+                <w:sz w:val="19"/>
+              </w:rPr>
+            </w:r>
+            <w:r>
+              <w:rPr>
+                <w:sz w:val="19"/>
+              </w:rPr>
+              <w:t xml:space="preserve">You are trained like a research annotator, one construct at a time: read the codebook, code a training set, get individual feedback from the construct's author, code two batches (the full 380-turn airline corpus for Solving and Relational Work; 120 review statements for Recommendation), reconcile splits in class. Solving Work (weeks 1–3) → Relational Work (weeks 4–5) → Recommendation (weeks 6–7). </w:t>
+            </w:r>
+            <w:r>
+              <w:rPr>
+                <w:b/>
+                <w:sz w:val="19"/>
+              </w:rPr>
+              <w:t>The class ground truth locks Friday, Oct 9</w:t>
+            </w:r>
+            <w:r>
+              <w:rPr>
+                <w:sz w:val="19"/>
+              </w:rPr>
+              <w:t xml:space="preserve"> and its reliability (Krippendorff's α across nine coders) is revealed the same night. Playbook: </w:t>
+            </w:r>
+            <w:r>
+              <w:rPr>
+                <w:rFonts w:ascii="Courier New" w:hAnsi="Courier New"/>
+                <w:sz w:val="19"/>
+              </w:rPr>
+              <w:t>../Term_Projects/F2026/STAMP_Term_Project/00_GT_Coding_Playbook.md</w:t>
+            </w:r>
+          </w:p>
+        </w:tc>
+      </w:tr>
+      <w:tr>
+        <w:tc>
+          <w:tcPr>
+            <w:tcW w:type="dxa" w:w="4968"/>
+          </w:tcPr>
+          <w:p>
+            <w:r>
+              <w:rPr>
+                <w:sz w:val="19"/>
+              </w:rPr>
+            </w:r>
+            <w:r>
+              <w:rPr>
+                <w:b/>
+                <w:sz w:val="19"/>
+              </w:rPr>
+              <w:t>Mini Term Project — weeks 2–7 (15%, team)</w:t>
+            </w:r>
+          </w:p>
+        </w:tc>
+        <w:tc>
+          <w:tcPr>
+            <w:tcW w:type="dxa" w:w="4968"/>
+          </w:tcPr>
+          <w:p>
+            <w:r>
+              <w:rPr>
+                <w:sz w:val="19"/>
+              </w:rPr>
+            </w:r>
+            <w:r>
+              <w:rPr>
+                <w:sz w:val="19"/>
+              </w:rPr>
+              <w:t xml:space="preserve">Replicate a </w:t>
+            </w:r>
+            <w:r>
+              <w:rPr>
+                <w:i/>
+                <w:sz w:val="19"/>
+              </w:rPr>
+              <w:t>published</w:t>
+            </w:r>
+            <w:r>
+              <w:rPr>
+                <w:sz w:val="19"/>
+              </w:rPr>
+              <w:t xml:space="preserve"> paper at workshop scale: Li et al. (2024), using LLMs as synthetic respondents for a perceptual map. Every team runs all three stages (ask the AI panel, build the interactive map, check it against a blind class survey) on the coffee card as a team lab (Sep 12–18, on your own time), then repeats the method as its own study on a category it chooses with real respondents it recruits. Six-question ladder, two evidence-backed cautions, one client recommendation; 10 + 3 presentations Friday, Oct 2. Package: </w:t>
+            </w:r>
+            <w:r>
+              <w:rPr>
+                <w:rFonts w:ascii="Courier New" w:hAnsi="Courier New"/>
+                <w:sz w:val="19"/>
+              </w:rPr>
+              <w:t>../Term_Projects/F2026/Mini_Term_Project/</w:t>
+            </w:r>
+          </w:p>
+        </w:tc>
+      </w:tr>
+      <w:tr>
+        <w:tc>
+          <w:tcPr>
+            <w:tcW w:type="dxa" w:w="4968"/>
+          </w:tcPr>
+          <w:p>
+            <w:r>
+              <w:rPr>
+                <w:sz w:val="19"/>
+              </w:rPr>
+            </w:r>
+            <w:r>
+              <w:rPr>
+                <w:b/>
+                <w:sz w:val="19"/>
+              </w:rPr>
+              <w:t>STAMP replication + extension — weeks 8–16 (30%, team)</w:t>
+            </w:r>
+          </w:p>
+        </w:tc>
+        <w:tc>
+          <w:tcPr>
+            <w:tcW w:type="dxa" w:w="4968"/>
+          </w:tcPr>
+          <w:p>
+            <w:r>
+              <w:rPr>
+                <w:sz w:val="19"/>
+              </w:rPr>
+            </w:r>
+            <w:r>
+              <w:rPr>
+                <w:sz w:val="19"/>
+              </w:rPr>
+              <w:t xml:space="preserve">Against the ground truth you built: a chat-window coding lab (S1), agentic setup with Claude Code / Codex (M1, Oct 16), the four-design replication ladder — single model, three-model majority, dual + judge, auto-revision loop — with α + F1 and the tripwire verdict (M2, Oct 30), a pre-registered codebook experiment (M3, Nov 13), an extension track plus a 3-page Streamlit app demo (M4, Nov 20), presentations (Dec 4), final package (Dec 9). Package: </w:t>
+            </w:r>
+            <w:r>
+              <w:rPr>
+                <w:rFonts w:ascii="Courier New" w:hAnsi="Courier New"/>
+                <w:sz w:val="19"/>
+              </w:rPr>
+              <w:t>../Term_Projects/F2026/STAMP_Term_Project/</w:t>
+            </w:r>
+          </w:p>
+        </w:tc>
+      </w:tr>
+    </w:tbl>
+    <w:p/>
+    <w:p>
+      <w:r>
+        <w:rPr>
+          <w:b/>
+        </w:rPr>
+        <w:t>One integrity rule that matters:</w:t>
+      </w:r>
+      <w:r>
+        <w:t xml:space="preserve"> before the ground truth locks on Oct 9, </w:t>
+      </w:r>
+      <w:r>
+        <w:rPr>
+          <w:b/>
+        </w:rPr>
+        <w:t>no AI touches your coding</w:t>
+      </w:r>
+      <w:r>
+        <w:t xml:space="preserve"> — not to suggest labels, not to "check" your work. Your labels are the standard the AI will be measured against; if AI helps produce them, the whole second half of the course is grading AI against itself. Blind-coding violations are academic-integrity violations, not shortcuts.</w:t>
+      </w:r>
+    </w:p>
+    <w:p>
+      <w:r>
+        <w:rPr>
+          <w:b/>
+        </w:rPr>
+        <w:t>Why this design?</w:t>
+      </w:r>
+      <w:r>
+        <w:t xml:space="preserve"> Because "I built the human benchmark, validated an LLM pipeline against it, caught it being confidently wrong, and shipped the app" is an interview story no prompt-engineering certificate can match.</w:t>
+      </w:r>
+    </w:p>
+    <w:p>
+      <w:pPr>
+        <w:pStyle w:val="Heading1"/>
+      </w:pPr>
+      <w:r>
+        <w:t>Schedule</w:t>
+      </w:r>
+    </w:p>
+    <w:p>
+      <w:r>
+        <w:t>Class meets Fridays 7:00–8:50 PM. Milestones are due on their scheduled Fridays. Week 15 (Thanksgiving) has no class meeting.</w:t>
+      </w:r>
+    </w:p>
+    <w:tbl>
+      <w:tblPr>
+        <w:tblStyle w:val="TableGrid"/>
+        <w:tblW w:type="auto" w:w="0"/>
+        <w:tblLook w:firstColumn="1" w:firstRow="1" w:lastColumn="0" w:lastRow="0" w:noHBand="0" w:noVBand="1" w:val="04A0"/>
+      </w:tblPr>
+      <w:tblGrid>
+        <w:gridCol w:w="2484"/>
+        <w:gridCol w:w="2484"/>
+        <w:gridCol w:w="2484"/>
+        <w:gridCol w:w="2484"/>
+      </w:tblGrid>
+      <w:tr>
+        <w:tc>
+          <w:tcPr>
+            <w:tcW w:type="dxa" w:w="2484"/>
+          </w:tcPr>
+          <w:p>
+            <w:r>
+              <w:rPr>
+                <w:b/>
+                <w:sz w:val="19"/>
+              </w:rPr>
+            </w:r>
+            <w:r>
+              <w:rPr>
+                <w:b/>
+                <w:sz w:val="19"/>
+              </w:rPr>
+              <w:t>Wk</w:t>
+            </w:r>
+          </w:p>
+        </w:tc>
+        <w:tc>
+          <w:tcPr>
+            <w:tcW w:type="dxa" w:w="2484"/>
+          </w:tcPr>
+          <w:p>
+            <w:r>
+              <w:rPr>
+                <w:b/>
+                <w:sz w:val="19"/>
+              </w:rPr>
+            </w:r>
+            <w:r>
+              <w:rPr>
+                <w:b/>
+                <w:sz w:val="19"/>
+              </w:rPr>
+              <w:t>Friday</w:t>
+            </w:r>
+          </w:p>
+        </w:tc>
+        <w:tc>
+          <w:tcPr>
+            <w:tcW w:type="dxa" w:w="2484"/>
+          </w:tcPr>
+          <w:p>
+            <w:r>
+              <w:rPr>
+                <w:b/>
+                <w:sz w:val="19"/>
+              </w:rPr>
+            </w:r>
+            <w:r>
+              <w:rPr>
+                <w:b/>
+                <w:sz w:val="19"/>
+              </w:rPr>
+              <w:t>Lecture block</w:t>
+            </w:r>
+          </w:p>
+        </w:tc>
+        <w:tc>
+          <w:tcPr>
+            <w:tcW w:type="dxa" w:w="2484"/>
+          </w:tcPr>
+          <w:p>
+            <w:r>
+              <w:rPr>
+                <w:b/>
+                <w:sz w:val="19"/>
+              </w:rPr>
+            </w:r>
+            <w:r>
+              <w:rPr>
+                <w:b/>
+                <w:sz w:val="19"/>
+              </w:rPr>
+              <w:t>Project beat / due</w:t>
             </w:r>
           </w:p>
         </w:tc>
@@ -3086,7 +2676,7 @@
               <w:rPr>
                 <w:sz w:val="19"/>
               </w:rPr>
-              <w:t>16</w:t>
+              <w:t>1</w:t>
             </w:r>
           </w:p>
         </w:tc>
@@ -3104,7 +2694,7 @@
               <w:rPr>
                 <w:sz w:val="19"/>
               </w:rPr>
-              <w:t>Dec 4</w:t>
+              <w:t>Aug 21</w:t>
             </w:r>
           </w:p>
         </w:tc>
@@ -3123,13 +2713,26 @@
                 <w:b/>
                 <w:sz w:val="19"/>
               </w:rPr>
-              <w:t>Learning by doing: project presentations</w:t>
-            </w:r>
-            <w:r>
-              <w:rPr>
-                <w:sz w:val="19"/>
-              </w:rPr>
-              <w:t xml:space="preserve"> — STAMP team presentations + Industry Fireside Chat</w:t>
+              <w:t>How AI works, for marketers</w:t>
+            </w:r>
+            <w:r>
+              <w:rPr>
+                <w:sz w:val="19"/>
+              </w:rPr>
+              <w:t xml:space="preserve"> </w:t>
+            </w:r>
+            <w:r>
+              <w:rPr>
+                <w:i/>
+                <w:sz w:val="19"/>
+              </w:rPr>
+              <w:t>(learn)</w:t>
+            </w:r>
+            <w:r>
+              <w:rPr>
+                <w:sz w:val="19"/>
+              </w:rPr>
+              <w:t xml:space="preserve"> — AI for marketing overview · term-project launch</w:t>
             </w:r>
           </w:p>
         </w:tc>
@@ -3147,7 +2750,7 @@
               <w:rPr>
                 <w:sz w:val="19"/>
               </w:rPr>
-              <w:t>Presentations</w:t>
+              <w:t>M0: Solving Work codebook + training set (due Mon Aug 24)</w:t>
             </w:r>
           </w:p>
         </w:tc>
@@ -3167,6 +2770,1573 @@
               <w:rPr>
                 <w:sz w:val="19"/>
               </w:rPr>
+              <w:t>2</w:t>
+            </w:r>
+          </w:p>
+        </w:tc>
+        <w:tc>
+          <w:tcPr>
+            <w:tcW w:type="dxa" w:w="2484"/>
+          </w:tcPr>
+          <w:p>
+            <w:r>
+              <w:rPr>
+                <w:sz w:val="19"/>
+              </w:rPr>
+            </w:r>
+            <w:r>
+              <w:rPr>
+                <w:sz w:val="19"/>
+              </w:rPr>
+              <w:t>Aug 28</w:t>
+            </w:r>
+          </w:p>
+        </w:tc>
+        <w:tc>
+          <w:tcPr>
+            <w:tcW w:type="dxa" w:w="2484"/>
+          </w:tcPr>
+          <w:p>
+            <w:r>
+              <w:rPr>
+                <w:sz w:val="19"/>
+              </w:rPr>
+            </w:r>
+            <w:r>
+              <w:rPr>
+                <w:b/>
+                <w:sz w:val="19"/>
+              </w:rPr>
+              <w:t>How AI works, for marketers</w:t>
+            </w:r>
+            <w:r>
+              <w:rPr>
+                <w:sz w:val="19"/>
+              </w:rPr>
+              <w:t xml:space="preserve"> </w:t>
+            </w:r>
+            <w:r>
+              <w:rPr>
+                <w:i/>
+                <w:sz w:val="19"/>
+              </w:rPr>
+              <w:t>(learn)</w:t>
+            </w:r>
+            <w:r>
+              <w:rPr>
+                <w:sz w:val="19"/>
+              </w:rPr>
+              <w:t xml:space="preserve"> — Generative AI overview</w:t>
+            </w:r>
+          </w:p>
+        </w:tc>
+        <w:tc>
+          <w:tcPr>
+            <w:tcW w:type="dxa" w:w="2484"/>
+          </w:tcPr>
+          <w:p>
+            <w:r>
+              <w:rPr>
+                <w:sz w:val="19"/>
+              </w:rPr>
+            </w:r>
+            <w:r>
+              <w:rPr>
+                <w:sz w:val="19"/>
+              </w:rPr>
+              <w:t xml:space="preserve">M0: SW batch 1 (due Wed Sep 2) · Mini kickoff: Li et al. reading, ladder 1–2, </w:t>
+            </w:r>
+            <w:r>
+              <w:rPr>
+                <w:b/>
+                <w:sz w:val="19"/>
+              </w:rPr>
+              <w:t>blind class survey</w:t>
+            </w:r>
+            <w:r>
+              <w:rPr>
+                <w:sz w:val="19"/>
+              </w:rPr>
+              <w:t xml:space="preserve"> (before the brief is released)</w:t>
+            </w:r>
+          </w:p>
+        </w:tc>
+      </w:tr>
+      <w:tr>
+        <w:tc>
+          <w:tcPr>
+            <w:tcW w:type="dxa" w:w="2484"/>
+          </w:tcPr>
+          <w:p>
+            <w:r>
+              <w:rPr>
+                <w:sz w:val="19"/>
+              </w:rPr>
+            </w:r>
+            <w:r>
+              <w:rPr>
+                <w:sz w:val="19"/>
+              </w:rPr>
+              <w:t>3</w:t>
+            </w:r>
+          </w:p>
+        </w:tc>
+        <w:tc>
+          <w:tcPr>
+            <w:tcW w:type="dxa" w:w="2484"/>
+          </w:tcPr>
+          <w:p>
+            <w:r>
+              <w:rPr>
+                <w:sz w:val="19"/>
+              </w:rPr>
+            </w:r>
+            <w:r>
+              <w:rPr>
+                <w:sz w:val="19"/>
+              </w:rPr>
+              <w:t>Sep 4</w:t>
+            </w:r>
+          </w:p>
+        </w:tc>
+        <w:tc>
+          <w:tcPr>
+            <w:tcW w:type="dxa" w:w="2484"/>
+          </w:tcPr>
+          <w:p>
+            <w:r>
+              <w:rPr>
+                <w:sz w:val="19"/>
+              </w:rPr>
+            </w:r>
+            <w:r>
+              <w:rPr>
+                <w:b/>
+                <w:sz w:val="19"/>
+              </w:rPr>
+              <w:t>Examining a research paper with AI</w:t>
+            </w:r>
+            <w:r>
+              <w:rPr>
+                <w:sz w:val="19"/>
+              </w:rPr>
+              <w:t xml:space="preserve"> </w:t>
+            </w:r>
+            <w:r>
+              <w:rPr>
+                <w:i/>
+                <w:sz w:val="19"/>
+              </w:rPr>
+              <w:t>(learn)</w:t>
+            </w:r>
+            <w:r>
+              <w:rPr>
+                <w:sz w:val="19"/>
+              </w:rPr>
+              <w:t xml:space="preserve"> — Li et al. (2024), synthetic respondents &amp; perceptual maps, six-question ladder live, voice-mode demo </w:t>
+            </w:r>
+            <w:r>
+              <w:rPr>
+                <w:i/>
+                <w:sz w:val="19"/>
+              </w:rPr>
+              <w:t>(pre-class: AI types &amp; analytics levels)</w:t>
+            </w:r>
+          </w:p>
+        </w:tc>
+        <w:tc>
+          <w:tcPr>
+            <w:tcW w:type="dxa" w:w="2484"/>
+          </w:tcPr>
+          <w:p>
+            <w:r>
+              <w:rPr>
+                <w:sz w:val="19"/>
+              </w:rPr>
+            </w:r>
+            <w:r>
+              <w:rPr>
+                <w:sz w:val="19"/>
+              </w:rPr>
+              <w:t>M0: SW batch 2 (due Wed Sep 9) + batch-1 reconciliation · Mini Block 1 (beliefs photo, Question-3 screenshot; blind survey first 8 min)</w:t>
+            </w:r>
+          </w:p>
+        </w:tc>
+      </w:tr>
+      <w:tr>
+        <w:tc>
+          <w:tcPr>
+            <w:tcW w:type="dxa" w:w="2484"/>
+          </w:tcPr>
+          <w:p>
+            <w:r>
+              <w:rPr>
+                <w:sz w:val="19"/>
+              </w:rPr>
+            </w:r>
+            <w:r>
+              <w:rPr>
+                <w:sz w:val="19"/>
+              </w:rPr>
+              <w:t>4</w:t>
+            </w:r>
+          </w:p>
+        </w:tc>
+        <w:tc>
+          <w:tcPr>
+            <w:tcW w:type="dxa" w:w="2484"/>
+          </w:tcPr>
+          <w:p>
+            <w:r>
+              <w:rPr>
+                <w:sz w:val="19"/>
+              </w:rPr>
+            </w:r>
+            <w:r>
+              <w:rPr>
+                <w:sz w:val="19"/>
+              </w:rPr>
+              <w:t>Sep 11</w:t>
+            </w:r>
+          </w:p>
+        </w:tc>
+        <w:tc>
+          <w:tcPr>
+            <w:tcW w:type="dxa" w:w="2484"/>
+          </w:tcPr>
+          <w:p>
+            <w:r>
+              <w:rPr>
+                <w:sz w:val="19"/>
+              </w:rPr>
+            </w:r>
+            <w:r>
+              <w:rPr>
+                <w:b/>
+                <w:sz w:val="19"/>
+              </w:rPr>
+              <w:t>Application of AI to marketing + the disclosure standard</w:t>
+            </w:r>
+            <w:r>
+              <w:rPr>
+                <w:sz w:val="19"/>
+              </w:rPr>
+              <w:t xml:space="preserve"> </w:t>
+            </w:r>
+            <w:r>
+              <w:rPr>
+                <w:i/>
+                <w:sz w:val="19"/>
+              </w:rPr>
+              <w:t>(strategize)</w:t>
+            </w:r>
+            <w:r>
+              <w:rPr>
+                <w:sz w:val="19"/>
+              </w:rPr>
+              <w:t xml:space="preserve"> — Relational Work annotator training (30 min) · positioning and white space: from the Li et al. map to the Kindle Fire case · the three-box delta method · Kindle Fire introduced live in voice mode (study-partner prompt)</w:t>
+            </w:r>
+          </w:p>
+        </w:tc>
+        <w:tc>
+          <w:tcPr>
+            <w:tcW w:type="dxa" w:w="2484"/>
+          </w:tcPr>
+          <w:p>
+            <w:r>
+              <w:rPr>
+                <w:sz w:val="19"/>
+              </w:rPr>
+            </w:r>
+            <w:r>
+              <w:rPr>
+                <w:sz w:val="19"/>
+              </w:rPr>
+              <w:t xml:space="preserve">M0: </w:t>
+            </w:r>
+            <w:r>
+              <w:rPr>
+                <w:b/>
+                <w:sz w:val="19"/>
+              </w:rPr>
+              <w:t>Relational Work</w:t>
+            </w:r>
+            <w:r>
+              <w:rPr>
+                <w:sz w:val="19"/>
+              </w:rPr>
+              <w:t xml:space="preserve"> codebook + training (Mon Sep 14), RW batch 1 (Wed Sep 16) · </w:t>
+            </w:r>
+            <w:r>
+              <w:rPr>
+                <w:b/>
+                <w:sz w:val="19"/>
+              </w:rPr>
+              <w:t>Lab 4 Kindle Fire three-box out, due Sun Sep 20</w:t>
+            </w:r>
+            <w:r>
+              <w:rPr>
+                <w:sz w:val="19"/>
+              </w:rPr>
+              <w:t xml:space="preserve"> · Mini: coffee lab moves to team time (Sep 12–18; D4 evidence by Fri Sep 18); D3 Commitment Card read in class; own-study Form live by Sun Sep 13; class-survey Sheet released</w:t>
+            </w:r>
+          </w:p>
+        </w:tc>
+      </w:tr>
+      <w:tr>
+        <w:tc>
+          <w:tcPr>
+            <w:tcW w:type="dxa" w:w="2484"/>
+          </w:tcPr>
+          <w:p>
+            <w:r>
+              <w:rPr>
+                <w:sz w:val="19"/>
+              </w:rPr>
+            </w:r>
+            <w:r>
+              <w:rPr>
+                <w:sz w:val="19"/>
+              </w:rPr>
+              <w:t>5</w:t>
+            </w:r>
+          </w:p>
+        </w:tc>
+        <w:tc>
+          <w:tcPr>
+            <w:tcW w:type="dxa" w:w="2484"/>
+          </w:tcPr>
+          <w:p>
+            <w:r>
+              <w:rPr>
+                <w:sz w:val="19"/>
+              </w:rPr>
+            </w:r>
+            <w:r>
+              <w:rPr>
+                <w:sz w:val="19"/>
+              </w:rPr>
+              <w:t>Sep 18</w:t>
+            </w:r>
+          </w:p>
+        </w:tc>
+        <w:tc>
+          <w:tcPr>
+            <w:tcW w:type="dxa" w:w="2484"/>
+          </w:tcPr>
+          <w:p>
+            <w:r>
+              <w:rPr>
+                <w:sz w:val="19"/>
+              </w:rPr>
+            </w:r>
+            <w:r>
+              <w:rPr>
+                <w:b/>
+                <w:sz w:val="19"/>
+              </w:rPr>
+              <w:t>Prompt patterns and custom AI assistants</w:t>
+            </w:r>
+            <w:r>
+              <w:rPr>
+                <w:sz w:val="19"/>
+              </w:rPr>
+              <w:t xml:space="preserve"> </w:t>
+            </w:r>
+            <w:r>
+              <w:rPr>
+                <w:i/>
+                <w:sz w:val="19"/>
+              </w:rPr>
+              <w:t>(build)</w:t>
+            </w:r>
+            <w:r>
+              <w:rPr>
+                <w:sz w:val="19"/>
+              </w:rPr>
+              <w:t xml:space="preserve"> — system prompts, knowledge, actions; the </w:t>
+            </w:r>
+            <w:r>
+              <w:rPr>
+                <w:b/>
+                <w:sz w:val="19"/>
+              </w:rPr>
+              <w:t>ODI product-recommendation chatbot case</w:t>
+            </w:r>
+            <w:r>
+              <w:rPr>
+                <w:sz w:val="19"/>
+              </w:rPr>
+              <w:t xml:space="preserve">; build night: each team builds a perceptual-map tutor GPT (optional mini extension, shown Oct 2) </w:t>
+            </w:r>
+            <w:r>
+              <w:rPr>
+                <w:i/>
+                <w:sz w:val="19"/>
+              </w:rPr>
+              <w:t>(pre-class: prompt-engineering patterns)</w:t>
+            </w:r>
+          </w:p>
+        </w:tc>
+        <w:tc>
+          <w:tcPr>
+            <w:tcW w:type="dxa" w:w="2484"/>
+          </w:tcPr>
+          <w:p>
+            <w:r>
+              <w:rPr>
+                <w:sz w:val="19"/>
+              </w:rPr>
+            </w:r>
+            <w:r>
+              <w:rPr>
+                <w:sz w:val="19"/>
+              </w:rPr>
+              <w:t xml:space="preserve">M0: RW batch 2 (Wed Sep 23) + reconciliation · Mini: 15-min D4 lab check-in; own AI panel + map in class · </w:t>
+            </w:r>
+            <w:r>
+              <w:rPr>
+                <w:b/>
+                <w:sz w:val="19"/>
+              </w:rPr>
+              <w:t>Lab 5 out: secondary-data check of your own map (team, due Wed Sep 30)</w:t>
+            </w:r>
+          </w:p>
+        </w:tc>
+      </w:tr>
+      <w:tr>
+        <w:tc>
+          <w:tcPr>
+            <w:tcW w:type="dxa" w:w="2484"/>
+          </w:tcPr>
+          <w:p>
+            <w:r>
+              <w:rPr>
+                <w:sz w:val="19"/>
+              </w:rPr>
+            </w:r>
+            <w:r>
+              <w:rPr>
+                <w:sz w:val="19"/>
+              </w:rPr>
+              <w:t>6</w:t>
+            </w:r>
+          </w:p>
+        </w:tc>
+        <w:tc>
+          <w:tcPr>
+            <w:tcW w:type="dxa" w:w="2484"/>
+          </w:tcPr>
+          <w:p>
+            <w:r>
+              <w:rPr>
+                <w:sz w:val="19"/>
+              </w:rPr>
+            </w:r>
+            <w:r>
+              <w:rPr>
+                <w:sz w:val="19"/>
+              </w:rPr>
+              <w:t>Sep 25</w:t>
+            </w:r>
+          </w:p>
+        </w:tc>
+        <w:tc>
+          <w:tcPr>
+            <w:tcW w:type="dxa" w:w="2484"/>
+          </w:tcPr>
+          <w:p>
+            <w:r>
+              <w:rPr>
+                <w:sz w:val="19"/>
+              </w:rPr>
+            </w:r>
+            <w:r>
+              <w:rPr>
+                <w:b/>
+                <w:sz w:val="19"/>
+              </w:rPr>
+              <w:t>AI-assisted literature and secondary research</w:t>
+            </w:r>
+            <w:r>
+              <w:rPr>
+                <w:sz w:val="19"/>
+              </w:rPr>
+              <w:t xml:space="preserve"> </w:t>
+            </w:r>
+            <w:r>
+              <w:rPr>
+                <w:i/>
+                <w:sz w:val="19"/>
+              </w:rPr>
+              <w:t>(research)</w:t>
+            </w:r>
+            <w:r>
+              <w:rPr>
+                <w:sz w:val="19"/>
+              </w:rPr>
+              <w:t xml:space="preserve"> — the future-research-ideas layer: AI-assisted systematic review of the synthetic-respondent literature (Zotero, scoped deep research, search log) · LLM-powered evidence extraction and its human check (Eisend et al. 2024 as the exemplar) · secondary research the audit way: deep research → library report → source audit, applied to your own category (Lab 5) · privacy in AI-enabled research · Kindle Fire debrief clinic (15 min)</w:t>
+            </w:r>
+          </w:p>
+        </w:tc>
+        <w:tc>
+          <w:tcPr>
+            <w:tcW w:type="dxa" w:w="2484"/>
+          </w:tcPr>
+          <w:p>
+            <w:r>
+              <w:rPr>
+                <w:sz w:val="19"/>
+              </w:rPr>
+            </w:r>
+            <w:r>
+              <w:rPr>
+                <w:sz w:val="19"/>
+              </w:rPr>
+              <w:t xml:space="preserve">M0: </w:t>
+            </w:r>
+            <w:r>
+              <w:rPr>
+                <w:b/>
+                <w:sz w:val="19"/>
+              </w:rPr>
+              <w:t>Recommendation</w:t>
+            </w:r>
+            <w:r>
+              <w:rPr>
+                <w:sz w:val="19"/>
+              </w:rPr>
+              <w:t xml:space="preserve"> codebook + training (Mon Sep 28), batch 1 (Wed Sep 30) · Mini: own-study clinic; Form closes Wed Sep 30 (D5) · </w:t>
+            </w:r>
+            <w:r>
+              <w:rPr>
+                <w:b/>
+                <w:sz w:val="19"/>
+              </w:rPr>
+              <w:t>Lab 6 out (individual, due Sun Oct 4)</w:t>
+            </w:r>
+            <w:r>
+              <w:rPr>
+                <w:sz w:val="19"/>
+              </w:rPr>
+              <w:t xml:space="preserve"> · Lab 5 due Wed Sep 30</w:t>
+            </w:r>
+          </w:p>
+        </w:tc>
+      </w:tr>
+      <w:tr>
+        <w:tc>
+          <w:tcPr>
+            <w:tcW w:type="dxa" w:w="2484"/>
+          </w:tcPr>
+          <w:p>
+            <w:r>
+              <w:rPr>
+                <w:sz w:val="19"/>
+              </w:rPr>
+            </w:r>
+            <w:r>
+              <w:rPr>
+                <w:sz w:val="19"/>
+              </w:rPr>
+              <w:t>7</w:t>
+            </w:r>
+          </w:p>
+        </w:tc>
+        <w:tc>
+          <w:tcPr>
+            <w:tcW w:type="dxa" w:w="2484"/>
+          </w:tcPr>
+          <w:p>
+            <w:r>
+              <w:rPr>
+                <w:sz w:val="19"/>
+              </w:rPr>
+            </w:r>
+            <w:r>
+              <w:rPr>
+                <w:sz w:val="19"/>
+              </w:rPr>
+              <w:t>Oct 2</w:t>
+            </w:r>
+          </w:p>
+        </w:tc>
+        <w:tc>
+          <w:tcPr>
+            <w:tcW w:type="dxa" w:w="2484"/>
+          </w:tcPr>
+          <w:p>
+            <w:r>
+              <w:rPr>
+                <w:sz w:val="19"/>
+              </w:rPr>
+            </w:r>
+            <w:r>
+              <w:rPr>
+                <w:b/>
+                <w:sz w:val="19"/>
+              </w:rPr>
+              <w:t>Mini-project presentations</w:t>
+            </w:r>
+            <w:r>
+              <w:rPr>
+                <w:sz w:val="19"/>
+              </w:rPr>
+              <w:t xml:space="preserve"> (10 + 3, order drawn) · </w:t>
+            </w:r>
+            <w:r>
+              <w:rPr>
+                <w:b/>
+                <w:sz w:val="19"/>
+              </w:rPr>
+              <w:t>Agentic coding foundations</w:t>
+            </w:r>
+            <w:r>
+              <w:rPr>
+                <w:sz w:val="19"/>
+              </w:rPr>
+              <w:t xml:space="preserve"> </w:t>
+            </w:r>
+            <w:r>
+              <w:rPr>
+                <w:i/>
+                <w:sz w:val="19"/>
+              </w:rPr>
+              <w:t>(replicate)</w:t>
+            </w:r>
+            <w:r>
+              <w:rPr>
+                <w:sz w:val="19"/>
+              </w:rPr>
+              <w:t xml:space="preserve">, compressed — clone the course repo, smoke test </w:t>
+            </w:r>
+            <w:r>
+              <w:rPr>
+                <w:i/>
+                <w:sz w:val="19"/>
+              </w:rPr>
+              <w:t>(pre-class: Codex, Claude Code, GitHub recording)</w:t>
+            </w:r>
+          </w:p>
+        </w:tc>
+        <w:tc>
+          <w:tcPr>
+            <w:tcW w:type="dxa" w:w="2484"/>
+          </w:tcPr>
+          <w:p>
+            <w:r>
+              <w:rPr>
+                <w:sz w:val="19"/>
+              </w:rPr>
+            </w:r>
+            <w:r>
+              <w:rPr>
+                <w:b/>
+                <w:sz w:val="19"/>
+              </w:rPr>
+              <w:t>Mini presentations — deck + evidence folder by 7:00 PM</w:t>
+            </w:r>
+            <w:r>
+              <w:rPr>
+                <w:sz w:val="19"/>
+              </w:rPr>
+              <w:t xml:space="preserve"> · M0: Rec batch 2 (Wed Oct 7) · RW/Rec reconciliation · </w:t>
+            </w:r>
+            <w:r>
+              <w:rPr>
+                <w:b/>
+                <w:sz w:val="19"/>
+              </w:rPr>
+              <w:t>every student clones `stamp-classroom` in class</w:t>
+            </w:r>
+            <w:r>
+              <w:rPr>
+                <w:sz w:val="19"/>
+              </w:rPr>
+              <w:t xml:space="preserve"> · Lab 6 due Sun Oct 4</w:t>
+            </w:r>
+          </w:p>
+        </w:tc>
+      </w:tr>
+      <w:tr>
+        <w:tc>
+          <w:tcPr>
+            <w:tcW w:type="dxa" w:w="2484"/>
+          </w:tcPr>
+          <w:p>
+            <w:r>
+              <w:rPr>
+                <w:sz w:val="19"/>
+              </w:rPr>
+            </w:r>
+            <w:r>
+              <w:rPr>
+                <w:sz w:val="19"/>
+              </w:rPr>
+              <w:t>8</w:t>
+            </w:r>
+          </w:p>
+        </w:tc>
+        <w:tc>
+          <w:tcPr>
+            <w:tcW w:type="dxa" w:w="2484"/>
+          </w:tcPr>
+          <w:p>
+            <w:r>
+              <w:rPr>
+                <w:sz w:val="19"/>
+              </w:rPr>
+            </w:r>
+            <w:r>
+              <w:rPr>
+                <w:sz w:val="19"/>
+              </w:rPr>
+              <w:t>Oct 9</w:t>
+            </w:r>
+          </w:p>
+        </w:tc>
+        <w:tc>
+          <w:tcPr>
+            <w:tcW w:type="dxa" w:w="2484"/>
+          </w:tcPr>
+          <w:p>
+            <w:r>
+              <w:rPr>
+                <w:sz w:val="19"/>
+              </w:rPr>
+            </w:r>
+            <w:r>
+              <w:rPr>
+                <w:b/>
+                <w:sz w:val="19"/>
+              </w:rPr>
+              <w:t>The human-benchmark method</w:t>
+            </w:r>
+            <w:r>
+              <w:rPr>
+                <w:sz w:val="19"/>
+              </w:rPr>
+              <w:t xml:space="preserve"> </w:t>
+            </w:r>
+            <w:r>
+              <w:rPr>
+                <w:i/>
+                <w:sz w:val="19"/>
+              </w:rPr>
+              <w:t>(replicate)</w:t>
+            </w:r>
+            <w:r>
+              <w:rPr>
+                <w:sz w:val="19"/>
+              </w:rPr>
+              <w:t xml:space="preserve"> — the STAMP method (after the GT lock + reliability reveal)</w:t>
+            </w:r>
+          </w:p>
+        </w:tc>
+        <w:tc>
+          <w:tcPr>
+            <w:tcW w:type="dxa" w:w="2484"/>
+          </w:tcPr>
+          <w:p>
+            <w:r>
+              <w:rPr>
+                <w:sz w:val="19"/>
+              </w:rPr>
+            </w:r>
+            <w:r>
+              <w:rPr>
+                <w:b/>
+                <w:sz w:val="19"/>
+              </w:rPr>
+              <w:t>GT LOCK + reliability reveal</w:t>
+            </w:r>
+            <w:r>
+              <w:rPr>
+                <w:sz w:val="19"/>
+              </w:rPr>
+              <w:t xml:space="preserve"> · STAMP kickoff · chat-window coding lab (S1)</w:t>
+            </w:r>
+          </w:p>
+        </w:tc>
+      </w:tr>
+      <w:tr>
+        <w:tc>
+          <w:tcPr>
+            <w:tcW w:type="dxa" w:w="2484"/>
+          </w:tcPr>
+          <w:p>
+            <w:r>
+              <w:rPr>
+                <w:sz w:val="19"/>
+              </w:rPr>
+            </w:r>
+            <w:r>
+              <w:rPr>
+                <w:sz w:val="19"/>
+              </w:rPr>
+              <w:t>9</w:t>
+            </w:r>
+          </w:p>
+        </w:tc>
+        <w:tc>
+          <w:tcPr>
+            <w:tcW w:type="dxa" w:w="2484"/>
+          </w:tcPr>
+          <w:p>
+            <w:r>
+              <w:rPr>
+                <w:sz w:val="19"/>
+              </w:rPr>
+            </w:r>
+            <w:r>
+              <w:rPr>
+                <w:sz w:val="19"/>
+              </w:rPr>
+              <w:t>Oct 16</w:t>
+            </w:r>
+          </w:p>
+        </w:tc>
+        <w:tc>
+          <w:tcPr>
+            <w:tcW w:type="dxa" w:w="2484"/>
+          </w:tcPr>
+          <w:p>
+            <w:r>
+              <w:rPr>
+                <w:sz w:val="19"/>
+              </w:rPr>
+            </w:r>
+            <w:r>
+              <w:rPr>
+                <w:b/>
+                <w:sz w:val="19"/>
+              </w:rPr>
+              <w:t>Validating an AI classifier</w:t>
+            </w:r>
+            <w:r>
+              <w:rPr>
+                <w:sz w:val="19"/>
+              </w:rPr>
+              <w:t xml:space="preserve"> </w:t>
+            </w:r>
+            <w:r>
+              <w:rPr>
+                <w:i/>
+                <w:sz w:val="19"/>
+              </w:rPr>
+              <w:t>(replicate)</w:t>
+            </w:r>
+            <w:r>
+              <w:rPr>
+                <w:sz w:val="19"/>
+              </w:rPr>
+              <w:t xml:space="preserve"> — LLM/NLP essentials + the social-media sales case (engagement ≠ conversion) </w:t>
+            </w:r>
+            <w:r>
+              <w:rPr>
+                <w:i/>
+                <w:sz w:val="19"/>
+              </w:rPr>
+              <w:t>(pre-class: classic NLP)</w:t>
+            </w:r>
+          </w:p>
+        </w:tc>
+        <w:tc>
+          <w:tcPr>
+            <w:tcW w:type="dxa" w:w="2484"/>
+          </w:tcPr>
+          <w:p>
+            <w:r>
+              <w:rPr>
+                <w:sz w:val="19"/>
+              </w:rPr>
+            </w:r>
+            <w:r>
+              <w:rPr>
+                <w:b/>
+                <w:sz w:val="19"/>
+              </w:rPr>
+              <w:t>S1 + M1 due Oct 16</w:t>
+            </w:r>
+            <w:r>
+              <w:rPr>
+                <w:sz w:val="19"/>
+              </w:rPr>
+              <w:t xml:space="preserve"> · replication-ladder runs begin</w:t>
+            </w:r>
+          </w:p>
+        </w:tc>
+      </w:tr>
+      <w:tr>
+        <w:tc>
+          <w:tcPr>
+            <w:tcW w:type="dxa" w:w="2484"/>
+          </w:tcPr>
+          <w:p>
+            <w:r>
+              <w:rPr>
+                <w:sz w:val="19"/>
+              </w:rPr>
+            </w:r>
+            <w:r>
+              <w:rPr>
+                <w:sz w:val="19"/>
+              </w:rPr>
+              <w:t>10</w:t>
+            </w:r>
+          </w:p>
+        </w:tc>
+        <w:tc>
+          <w:tcPr>
+            <w:tcW w:type="dxa" w:w="2484"/>
+          </w:tcPr>
+          <w:p>
+            <w:r>
+              <w:rPr>
+                <w:sz w:val="19"/>
+              </w:rPr>
+            </w:r>
+            <w:r>
+              <w:rPr>
+                <w:sz w:val="19"/>
+              </w:rPr>
+              <w:t>Oct 23</w:t>
+            </w:r>
+          </w:p>
+        </w:tc>
+        <w:tc>
+          <w:tcPr>
+            <w:tcW w:type="dxa" w:w="2484"/>
+          </w:tcPr>
+          <w:p>
+            <w:r>
+              <w:rPr>
+                <w:sz w:val="19"/>
+              </w:rPr>
+            </w:r>
+            <w:r>
+              <w:rPr>
+                <w:b/>
+                <w:sz w:val="19"/>
+              </w:rPr>
+              <w:t>Data wrangling and visualization with AI</w:t>
+            </w:r>
+            <w:r>
+              <w:rPr>
+                <w:sz w:val="19"/>
+              </w:rPr>
+              <w:t xml:space="preserve"> </w:t>
+            </w:r>
+            <w:r>
+              <w:rPr>
+                <w:i/>
+                <w:sz w:val="19"/>
+              </w:rPr>
+              <w:t>(replicate)</w:t>
+            </w:r>
+            <w:r>
+              <w:rPr>
+                <w:sz w:val="19"/>
+              </w:rPr>
+              <w:t xml:space="preserve"> — Marketing Analytics I: data viz, SQL/Python via AI code interpreter</w:t>
+            </w:r>
+          </w:p>
+        </w:tc>
+        <w:tc>
+          <w:tcPr>
+            <w:tcW w:type="dxa" w:w="2484"/>
+          </w:tcPr>
+          <w:p>
+            <w:r>
+              <w:rPr>
+                <w:sz w:val="19"/>
+              </w:rPr>
+            </w:r>
+            <w:r>
+              <w:rPr>
+                <w:sz w:val="19"/>
+              </w:rPr>
+              <w:t>Replication ladder runs: single model → majority vote → dual + judge → loop</w:t>
+            </w:r>
+          </w:p>
+        </w:tc>
+      </w:tr>
+      <w:tr>
+        <w:tc>
+          <w:tcPr>
+            <w:tcW w:type="dxa" w:w="2484"/>
+          </w:tcPr>
+          <w:p>
+            <w:r>
+              <w:rPr>
+                <w:sz w:val="19"/>
+              </w:rPr>
+            </w:r>
+            <w:r>
+              <w:rPr>
+                <w:sz w:val="19"/>
+              </w:rPr>
+              <w:t>11</w:t>
+            </w:r>
+          </w:p>
+        </w:tc>
+        <w:tc>
+          <w:tcPr>
+            <w:tcW w:type="dxa" w:w="2484"/>
+          </w:tcPr>
+          <w:p>
+            <w:r>
+              <w:rPr>
+                <w:sz w:val="19"/>
+              </w:rPr>
+            </w:r>
+            <w:r>
+              <w:rPr>
+                <w:sz w:val="19"/>
+              </w:rPr>
+              <w:t>Oct 30</w:t>
+            </w:r>
+          </w:p>
+        </w:tc>
+        <w:tc>
+          <w:tcPr>
+            <w:tcW w:type="dxa" w:w="2484"/>
+          </w:tcPr>
+          <w:p>
+            <w:r>
+              <w:rPr>
+                <w:sz w:val="19"/>
+              </w:rPr>
+            </w:r>
+            <w:r>
+              <w:rPr>
+                <w:b/>
+                <w:sz w:val="19"/>
+              </w:rPr>
+              <w:t>Validating an AI classifier</w:t>
+            </w:r>
+            <w:r>
+              <w:rPr>
+                <w:sz w:val="19"/>
+              </w:rPr>
+              <w:t xml:space="preserve"> </w:t>
+            </w:r>
+            <w:r>
+              <w:rPr>
+                <w:i/>
+                <w:sz w:val="19"/>
+              </w:rPr>
+              <w:t>(experiment)</w:t>
+            </w:r>
+            <w:r>
+              <w:rPr>
+                <w:sz w:val="19"/>
+              </w:rPr>
+              <w:t xml:space="preserve"> — Analytics II: experiments + STAMP hypothesis design + live-chat case</w:t>
+            </w:r>
+          </w:p>
+        </w:tc>
+        <w:tc>
+          <w:tcPr>
+            <w:tcW w:type="dxa" w:w="2484"/>
+          </w:tcPr>
+          <w:p>
+            <w:r>
+              <w:rPr>
+                <w:sz w:val="19"/>
+              </w:rPr>
+            </w:r>
+            <w:r>
+              <w:rPr>
+                <w:b/>
+                <w:sz w:val="19"/>
+              </w:rPr>
+              <w:t>M2 replication-ladder memo due Oct 30</w:t>
+            </w:r>
+            <w:r>
+              <w:rPr>
+                <w:sz w:val="19"/>
+              </w:rPr>
+              <w:t xml:space="preserve"> · experiment-design lecture</w:t>
+            </w:r>
+          </w:p>
+        </w:tc>
+      </w:tr>
+      <w:tr>
+        <w:tc>
+          <w:tcPr>
+            <w:tcW w:type="dxa" w:w="2484"/>
+          </w:tcPr>
+          <w:p>
+            <w:r>
+              <w:rPr>
+                <w:sz w:val="19"/>
+              </w:rPr>
+            </w:r>
+            <w:r>
+              <w:rPr>
+                <w:sz w:val="19"/>
+              </w:rPr>
+              <w:t>12</w:t>
+            </w:r>
+          </w:p>
+        </w:tc>
+        <w:tc>
+          <w:tcPr>
+            <w:tcW w:type="dxa" w:w="2484"/>
+          </w:tcPr>
+          <w:p>
+            <w:r>
+              <w:rPr>
+                <w:sz w:val="19"/>
+              </w:rPr>
+            </w:r>
+            <w:r>
+              <w:rPr>
+                <w:sz w:val="19"/>
+              </w:rPr>
+              <w:t>Nov 6</w:t>
+            </w:r>
+          </w:p>
+        </w:tc>
+        <w:tc>
+          <w:tcPr>
+            <w:tcW w:type="dxa" w:w="2484"/>
+          </w:tcPr>
+          <w:p>
+            <w:r>
+              <w:rPr>
+                <w:sz w:val="19"/>
+              </w:rPr>
+            </w:r>
+            <w:r>
+              <w:rPr>
+                <w:b/>
+                <w:sz w:val="19"/>
+              </w:rPr>
+              <w:t>AI for writing and reporting</w:t>
+            </w:r>
+            <w:r>
+              <w:rPr>
+                <w:sz w:val="19"/>
+              </w:rPr>
+              <w:t xml:space="preserve"> </w:t>
+            </w:r>
+            <w:r>
+              <w:rPr>
+                <w:i/>
+                <w:sz w:val="19"/>
+              </w:rPr>
+              <w:t>(write)</w:t>
+            </w:r>
+            <w:r>
+              <w:rPr>
+                <w:sz w:val="19"/>
+              </w:rPr>
+              <w:t xml:space="preserve"> — AI markers, validating claims, owning the prose, coauthor workflow; live audit of your M2 memo</w:t>
+            </w:r>
+          </w:p>
+        </w:tc>
+        <w:tc>
+          <w:tcPr>
+            <w:tcW w:type="dxa" w:w="2484"/>
+          </w:tcPr>
+          <w:p>
+            <w:r>
+              <w:rPr>
+                <w:sz w:val="19"/>
+              </w:rPr>
+            </w:r>
+            <w:r>
+              <w:rPr>
+                <w:sz w:val="19"/>
+              </w:rPr>
+              <w:t>Experiment runs · extension track chosen Nov 6</w:t>
+            </w:r>
+          </w:p>
+        </w:tc>
+      </w:tr>
+      <w:tr>
+        <w:tc>
+          <w:tcPr>
+            <w:tcW w:type="dxa" w:w="2484"/>
+          </w:tcPr>
+          <w:p>
+            <w:r>
+              <w:rPr>
+                <w:sz w:val="19"/>
+              </w:rPr>
+            </w:r>
+            <w:r>
+              <w:rPr>
+                <w:sz w:val="19"/>
+              </w:rPr>
+              <w:t>13</w:t>
+            </w:r>
+          </w:p>
+        </w:tc>
+        <w:tc>
+          <w:tcPr>
+            <w:tcW w:type="dxa" w:w="2484"/>
+          </w:tcPr>
+          <w:p>
+            <w:r>
+              <w:rPr>
+                <w:sz w:val="19"/>
+              </w:rPr>
+            </w:r>
+            <w:r>
+              <w:rPr>
+                <w:sz w:val="19"/>
+              </w:rPr>
+              <w:t>Nov 13</w:t>
+            </w:r>
+          </w:p>
+        </w:tc>
+        <w:tc>
+          <w:tcPr>
+            <w:tcW w:type="dxa" w:w="2484"/>
+          </w:tcPr>
+          <w:p>
+            <w:r>
+              <w:rPr>
+                <w:sz w:val="19"/>
+              </w:rPr>
+            </w:r>
+            <w:r>
+              <w:rPr>
+                <w:b/>
+                <w:sz w:val="19"/>
+              </w:rPr>
+              <w:t>Customer-facing AI and automation</w:t>
+            </w:r>
+            <w:r>
+              <w:rPr>
+                <w:sz w:val="19"/>
+              </w:rPr>
+              <w:t xml:space="preserve"> </w:t>
+            </w:r>
+            <w:r>
+              <w:rPr>
+                <w:i/>
+                <w:sz w:val="19"/>
+              </w:rPr>
+              <w:t>(ship)</w:t>
+            </w:r>
+            <w:r>
+              <w:rPr>
+                <w:sz w:val="19"/>
+              </w:rPr>
+              <w:t xml:space="preserve"> — AI app creation &amp; hosting: Streamlit, keyless/BYOK, Community Cloud vs Railway vs HF Spaces · </w:t>
+            </w:r>
+            <w:r>
+              <w:rPr>
+                <w:b/>
+                <w:sz w:val="19"/>
+              </w:rPr>
+              <w:t>guest: ODI MSDM team (apps + n8n)</w:t>
+            </w:r>
+          </w:p>
+        </w:tc>
+        <w:tc>
+          <w:tcPr>
+            <w:tcW w:type="dxa" w:w="2484"/>
+          </w:tcPr>
+          <w:p>
+            <w:r>
+              <w:rPr>
+                <w:sz w:val="19"/>
+              </w:rPr>
+            </w:r>
+            <w:r>
+              <w:rPr>
+                <w:b/>
+                <w:sz w:val="19"/>
+              </w:rPr>
+              <w:t>M3 experiment report due Nov 13</w:t>
+            </w:r>
+            <w:r>
+              <w:rPr>
+                <w:sz w:val="19"/>
+              </w:rPr>
+              <w:t xml:space="preserve"> · app build session</w:t>
+            </w:r>
+          </w:p>
+        </w:tc>
+      </w:tr>
+      <w:tr>
+        <w:tc>
+          <w:tcPr>
+            <w:tcW w:type="dxa" w:w="2484"/>
+          </w:tcPr>
+          <w:p>
+            <w:r>
+              <w:rPr>
+                <w:sz w:val="19"/>
+              </w:rPr>
+            </w:r>
+            <w:r>
+              <w:rPr>
+                <w:sz w:val="19"/>
+              </w:rPr>
+              <w:t>14</w:t>
+            </w:r>
+          </w:p>
+        </w:tc>
+        <w:tc>
+          <w:tcPr>
+            <w:tcW w:type="dxa" w:w="2484"/>
+          </w:tcPr>
+          <w:p>
+            <w:r>
+              <w:rPr>
+                <w:sz w:val="19"/>
+              </w:rPr>
+            </w:r>
+            <w:r>
+              <w:rPr>
+                <w:sz w:val="19"/>
+              </w:rPr>
+              <w:t>Nov 20</w:t>
+            </w:r>
+          </w:p>
+        </w:tc>
+        <w:tc>
+          <w:tcPr>
+            <w:tcW w:type="dxa" w:w="2484"/>
+          </w:tcPr>
+          <w:p>
+            <w:r>
+              <w:rPr>
+                <w:sz w:val="19"/>
+              </w:rPr>
+            </w:r>
+            <w:r>
+              <w:rPr>
+                <w:b/>
+                <w:sz w:val="19"/>
+              </w:rPr>
+              <w:t>Customer-facing AI and automation</w:t>
+            </w:r>
+            <w:r>
+              <w:rPr>
+                <w:sz w:val="19"/>
+              </w:rPr>
+              <w:t xml:space="preserve"> </w:t>
+            </w:r>
+            <w:r>
+              <w:rPr>
+                <w:i/>
+                <w:sz w:val="19"/>
+              </w:rPr>
+              <w:t>(ship)</w:t>
+            </w:r>
+            <w:r>
+              <w:rPr>
+                <w:sz w:val="19"/>
+              </w:rPr>
+              <w:t xml:space="preserve"> — automation &amp; agents + recommendation systems (n8n email case, AO1 accuracy study)</w:t>
+            </w:r>
+          </w:p>
+        </w:tc>
+        <w:tc>
+          <w:tcPr>
+            <w:tcW w:type="dxa" w:w="2484"/>
+          </w:tcPr>
+          <w:p>
+            <w:r>
+              <w:rPr>
+                <w:sz w:val="19"/>
+              </w:rPr>
+            </w:r>
+            <w:r>
+              <w:rPr>
+                <w:b/>
+                <w:sz w:val="19"/>
+              </w:rPr>
+              <w:t>M4 extension draft + app demo Nov 20</w:t>
+            </w:r>
+          </w:p>
+        </w:tc>
+      </w:tr>
+      <w:tr>
+        <w:tc>
+          <w:tcPr>
+            <w:tcW w:type="dxa" w:w="2484"/>
+          </w:tcPr>
+          <w:p>
+            <w:r>
+              <w:rPr>
+                <w:sz w:val="19"/>
+              </w:rPr>
+            </w:r>
+            <w:r>
+              <w:rPr>
+                <w:sz w:val="19"/>
+              </w:rPr>
+              <w:t>15</w:t>
+            </w:r>
+          </w:p>
+        </w:tc>
+        <w:tc>
+          <w:tcPr>
+            <w:tcW w:type="dxa" w:w="2484"/>
+          </w:tcPr>
+          <w:p>
+            <w:r>
+              <w:rPr>
+                <w:sz w:val="19"/>
+              </w:rPr>
+            </w:r>
+            <w:r>
+              <w:rPr>
+                <w:i/>
+                <w:sz w:val="19"/>
+              </w:rPr>
+              <w:t>Nov 27 — Thanksgiving, no class</w:t>
+            </w:r>
+          </w:p>
+        </w:tc>
+        <w:tc>
+          <w:tcPr>
+            <w:tcW w:type="dxa" w:w="2484"/>
+          </w:tcPr>
+          <w:p>
+            <w:r>
+              <w:rPr>
+                <w:sz w:val="19"/>
+              </w:rPr>
+            </w:r>
+            <w:r>
+              <w:rPr>
+                <w:b/>
+                <w:sz w:val="19"/>
+              </w:rPr>
+              <w:t>Data privacy, ethics, and governance</w:t>
+            </w:r>
+            <w:r>
+              <w:rPr>
+                <w:sz w:val="19"/>
+              </w:rPr>
+              <w:t xml:space="preserve"> — asynchronous module (+ optional generative imagery/video)</w:t>
+            </w:r>
+          </w:p>
+        </w:tc>
+        <w:tc>
+          <w:tcPr>
+            <w:tcW w:type="dxa" w:w="2484"/>
+          </w:tcPr>
+          <w:p>
+            <w:r>
+              <w:rPr>
+                <w:sz w:val="19"/>
+              </w:rPr>
+            </w:r>
+            <w:r>
+              <w:rPr>
+                <w:sz w:val="19"/>
+              </w:rPr>
+              <w:t>Buffer · report drafting</w:t>
+            </w:r>
+          </w:p>
+        </w:tc>
+      </w:tr>
+      <w:tr>
+        <w:tc>
+          <w:tcPr>
+            <w:tcW w:type="dxa" w:w="2484"/>
+          </w:tcPr>
+          <w:p>
+            <w:r>
+              <w:rPr>
+                <w:sz w:val="19"/>
+              </w:rPr>
+            </w:r>
+            <w:r>
+              <w:rPr>
+                <w:sz w:val="19"/>
+              </w:rPr>
+              <w:t>16</w:t>
+            </w:r>
+          </w:p>
+        </w:tc>
+        <w:tc>
+          <w:tcPr>
+            <w:tcW w:type="dxa" w:w="2484"/>
+          </w:tcPr>
+          <w:p>
+            <w:r>
+              <w:rPr>
+                <w:sz w:val="19"/>
+              </w:rPr>
+            </w:r>
+            <w:r>
+              <w:rPr>
+                <w:sz w:val="19"/>
+              </w:rPr>
+              <w:t>Dec 4</w:t>
+            </w:r>
+          </w:p>
+        </w:tc>
+        <w:tc>
+          <w:tcPr>
+            <w:tcW w:type="dxa" w:w="2484"/>
+          </w:tcPr>
+          <w:p>
+            <w:r>
+              <w:rPr>
+                <w:sz w:val="19"/>
+              </w:rPr>
+            </w:r>
+            <w:r>
+              <w:rPr>
+                <w:b/>
+                <w:sz w:val="19"/>
+              </w:rPr>
+              <w:t>Learning by doing: project presentations</w:t>
+            </w:r>
+            <w:r>
+              <w:rPr>
+                <w:sz w:val="19"/>
+              </w:rPr>
+              <w:t xml:space="preserve"> — STAMP team presentations + Industry Fireside Chat</w:t>
+            </w:r>
+          </w:p>
+        </w:tc>
+        <w:tc>
+          <w:tcPr>
+            <w:tcW w:type="dxa" w:w="2484"/>
+          </w:tcPr>
+          <w:p>
+            <w:r>
+              <w:rPr>
+                <w:sz w:val="19"/>
+              </w:rPr>
+            </w:r>
+            <w:r>
+              <w:rPr>
+                <w:sz w:val="19"/>
+              </w:rPr>
+              <w:t>Presentations</w:t>
+            </w:r>
+          </w:p>
+        </w:tc>
+      </w:tr>
+      <w:tr>
+        <w:tc>
+          <w:tcPr>
+            <w:tcW w:type="dxa" w:w="2484"/>
+          </w:tcPr>
+          <w:p>
+            <w:r>
+              <w:rPr>
+                <w:sz w:val="19"/>
+              </w:rPr>
+            </w:r>
+            <w:r>
+              <w:rPr>
+                <w:sz w:val="19"/>
+              </w:rPr>
               <w:t>Finals</w:t>
             </w:r>
           </w:p>
@@ -3863,7 +5033,7 @@
         <w:rPr>
           <w:b/>
         </w:rPr>
-        <w:t>Lab 6 out</w:t>
+        <w:t>Lab 5 out</w:t>
       </w:r>
       <w:r>
         <w:t xml:space="preserve"> (team,</w:t>
@@ -4061,7 +5231,7 @@
     </w:p>
     <w:p>
       <w:r>
-        <w:t>next to the AI panel and the survey (Lab 6, due Wed Sep 30). Rule: *a clean audit is a</w:t>
+        <w:t>next to the AI panel and the survey (Lab 5, due Wed Sep 30). Rule: *a clean audit is a</w:t>
       </w:r>
     </w:p>
     <w:p>
@@ -4114,7 +5284,7 @@
         <w:pStyle w:val="ListBullet2"/>
       </w:pPr>
       <w:r>
-        <w:t>Lab 5 out tonight (individual, due Sun Oct 4): search log + Zotero export + dual</w:t>
+        <w:t>Lab 6 out tonight (individual, due Sun Oct 4): search log + Zotero export + dual</w:t>
       </w:r>
     </w:p>
     <w:p>

--- a/ibm6450/files/IBM6450_IBM2990_AI_in_Marketing_Syllabus_2026_Fall.docx
+++ b/ibm6450/files/IBM6450_IBM2990_AI_in_Marketing_Syllabus_2026_Fall.docx
@@ -871,7 +871,7 @@
               <w:rPr>
                 <w:sz w:val="19"/>
               </w:rPr>
-              <w:t xml:space="preserve">M0 ground-truth coding = 10%; S1 + M1 = 4%; M2 replication ladder = 8%; M3 experiment = 6%; M4 extension + app = 6%; final presentation + package = 4%; teamwork = 2%. Rubric: </w:t>
+              <w:t xml:space="preserve">M0 ground-truth coding = 10%; S1 + M1 = 4%; M2 replication ladder = 6%; M3 experiment = 6%; M4 extension + app = 6%; final presentation + package = 6%; teamwork = 2%. Rubric: </w:t>
             </w:r>
             <w:r>
               <w:rPr>
@@ -1549,7 +1549,7 @@
               <w:rPr>
                 <w:sz w:val="19"/>
               </w:rPr>
-              <w:t>20</w:t>
+              <w:t>15</w:t>
             </w:r>
           </w:p>
         </w:tc>
@@ -1567,7 +1567,7 @@
               <w:rPr>
                 <w:sz w:val="19"/>
               </w:rPr>
-              <w:t>8%</w:t>
+              <w:t>6%</w:t>
             </w:r>
           </w:p>
         </w:tc>
@@ -1753,7 +1753,7 @@
               <w:rPr>
                 <w:sz w:val="19"/>
               </w:rPr>
-              <w:t>10</w:t>
+              <w:t>15</w:t>
             </w:r>
           </w:p>
         </w:tc>
@@ -1771,7 +1771,7 @@
               <w:rPr>
                 <w:sz w:val="19"/>
               </w:rPr>
-              <w:t>4%</w:t>
+              <w:t>6%</w:t>
             </w:r>
           </w:p>
         </w:tc>
@@ -1877,7 +1877,7 @@
               <w:rPr>
                 <w:sz w:val="19"/>
               </w:rPr>
-              <w:t>Lab 4 Kindle Fire three-box (individual, Sun Sep 20)</w:t>
+              <w:t>Lab 4 Kindle Fire three-box (individual, Sun Sep 20; 50 raw rescaled to 5)</w:t>
             </w:r>
           </w:p>
         </w:tc>
@@ -1895,7 +1895,7 @@
               <w:rPr>
                 <w:sz w:val="19"/>
               </w:rPr>
-              <w:t>10</w:t>
+              <w:t>5</w:t>
             </w:r>
           </w:p>
         </w:tc>
@@ -1913,7 +1913,7 @@
               <w:rPr>
                 <w:sz w:val="19"/>
               </w:rPr>
-              <w:t>7.5%*</w:t>
+              <w:t>5%*</w:t>
             </w:r>
           </w:p>
         </w:tc>
@@ -1981,7 +1981,7 @@
               <w:rPr>
                 <w:sz w:val="19"/>
               </w:rPr>
-              <w:t>3.75%*</w:t>
+              <w:t>5%*</w:t>
             </w:r>
           </w:p>
         </w:tc>
@@ -2049,7 +2049,7 @@
               <w:rPr>
                 <w:sz w:val="19"/>
               </w:rPr>
-              <w:t>3.75%*</w:t>
+              <w:t>5%*</w:t>
             </w:r>
           </w:p>
         </w:tc>
@@ -5521,7 +5521,22 @@
     </w:p>
     <w:p>
       <w:r>
-        <w:t>boundary (where human input is still required). Chat-window coding lab (S1) live.</w:t>
+        <w:t>boundary (where human input is still required). **Run the instructor's hosted STAMP</w:t>
+      </w:r>
+    </w:p>
+    <w:p>
+      <w:r>
+        <w:t>app first** (link on the Course Hub): definition prompt → two models → judge → one</w:t>
+      </w:r>
+    </w:p>
+    <w:p>
+      <w:r>
+        <w:t>revision → report, on your own slice, so the pipeline's shape is familiar before you</w:t>
+      </w:r>
+    </w:p>
+    <w:p>
+      <w:r>
+        <w:t>rebuild it locally with API calls (M1). Chat-window coding lab (S1) live.</w:t>
       </w:r>
     </w:p>
     <w:p>

--- a/ibm6450/files/IBM6450_IBM2990_AI_in_Marketing_Syllabus_2026_Fall.docx
+++ b/ibm6450/files/IBM6450_IBM2990_AI_in_Marketing_Syllabus_2026_Fall.docx
@@ -1253,7 +1253,7 @@
               <w:rPr>
                 <w:sz w:val="19"/>
               </w:rPr>
-              <w:t>Mini · D6–D7 presentation (100-pt rubric, team; D1–D5 are ungraded checkpoints)</w:t>
+              <w:t>Mini · D3 presentation (100-pt rubric, team, the one upload; D1 learn &amp; commit and D2 build &amp; hand off are self-paced checkpoints — nothing to submit, not graded)</w:t>
             </w:r>
           </w:p>
         </w:tc>
@@ -2463,7 +2463,7 @@
               <w:rPr>
                 <w:sz w:val="19"/>
               </w:rPr>
-              <w:t xml:space="preserve"> paper at workshop scale: Li et al. (2024), using LLMs as synthetic respondents for a perceptual map. Every team runs all three stages (ask the AI panel, build the interactive map, check it against a blind class survey) on the coffee card as a team lab (Sep 12–18, on your own time), then repeats the method as its own study on a category it chooses with real respondents it recruits. Six-question ladder, two evidence-backed cautions, one client recommendation; 10 + 3 presentations Friday, Oct 2. Package: </w:t>
+              <w:t xml:space="preserve"> paper at workshop scale: Li et al. (2024), using LLMs as synthetic respondents for a perceptual map. Every team runs all three stages (ask the AI panel, build the interactive map, check it against a blind class survey) on the coffee card as a team lab (Sep 12–18, on your own time), then repeats the method as its own study on a category it chooses with real respondents it recruits. Six-question ladder, two evidence-backed cautions, one client recommendation; 15 + 5 presentations Friday, Oct 2. Package: </w:t>
             </w:r>
             <w:r>
               <w:rPr>
@@ -3192,7 +3192,7 @@
               <w:rPr>
                 <w:sz w:val="19"/>
               </w:rPr>
-              <w:t xml:space="preserve">M0: RW batch 2 (Wed Sep 23) + reconciliation · Mini: 15-min D4 lab check-in; own AI panel + map in class · </w:t>
+              <w:t xml:space="preserve">M0: RW batch 2 (Wed Sep 23) + reconciliation · Mini: 15-min lab check-in (D2) check-in; own AI panel + map in class · </w:t>
             </w:r>
             <w:r>
               <w:rPr>
@@ -3382,7 +3382,7 @@
               <w:rPr>
                 <w:sz w:val="19"/>
               </w:rPr>
-              <w:t xml:space="preserve"> (10 + 3, order drawn) · </w:t>
+              <w:t xml:space="preserve"> (15 + 5, order drawn) · </w:t>
             </w:r>
             <w:r>
               <w:rPr>
@@ -5027,7 +5027,7 @@
         <w:t>Mini:</w:t>
       </w:r>
       <w:r>
-        <w:t xml:space="preserve"> 15-min D4 lab check-in; own AI panel and map in class. </w:t>
+        <w:t xml:space="preserve"> 15-min lab check-in (D2); own AI panel and map in class. </w:t>
       </w:r>
       <w:r>
         <w:rPr>
@@ -5336,7 +5336,7 @@
         <w:t>Mini-project presentations</w:t>
       </w:r>
       <w:r>
-        <w:t xml:space="preserve"> (three teams, 10 + 3, order drawn on the night; deck</w:t>
+        <w:t xml:space="preserve"> (three teams, 15 + 5, order drawn on the night; deck</w:t>
       </w:r>
     </w:p>
     <w:p>

--- a/ibm6450/files/IBM6450_IBM2990_AI_in_Marketing_Syllabus_2026_Fall.docx
+++ b/ibm6450/files/IBM6450_IBM2990_AI_in_Marketing_Syllabus_2026_Fall.docx
@@ -3174,7 +3174,7 @@
                 <w:i/>
                 <w:sz w:val="19"/>
               </w:rPr>
-              <w:t>(pre-class: prompt-engineering patterns)</w:t>
+              <w:t>(all live — no pre-class recording)</w:t>
             </w:r>
           </w:p>
         </w:tc>
@@ -4900,18 +4900,18 @@
       </w:r>
       <w:r>
         <w:rPr>
-          <w:i/>
-        </w:rPr>
-        <w:t>Pre-class recording (assigned before Sep 18):</w:t>
-      </w:r>
-      <w:r>
-        <w:t xml:space="preserve"> </w:t>
-      </w:r>
-      <w:r>
-        <w:rPr>
           <w:b/>
         </w:rPr>
         <w:t>Prompt engineering</w:t>
+      </w:r>
+      <w:r>
+        <w:t xml:space="preserve"> </w:t>
+      </w:r>
+      <w:r>
+        <w:rPr>
+          <w:i/>
+        </w:rPr>
+        <w:t>(live, opening block — no pre-class recording)</w:t>
       </w:r>
       <w:r>
         <w:t xml:space="preserve"> — persona</w:t>
@@ -5027,7 +5027,7 @@
         <w:t>Mini:</w:t>
       </w:r>
       <w:r>
-        <w:t xml:space="preserve"> 15-min lab check-in (D2); own AI panel and map in class. </w:t>
+        <w:t xml:space="preserve"> 15-min lab check-in (D2 — bring the two coffee maps; nothing is submitted); own AI panel and map in class. </w:t>
       </w:r>
       <w:r>
         <w:rPr>
